--- a/Quanta, Actually - SERIES/QED Course/chapters/Lesson 33 Quantizing the Scalar Field.docx
+++ b/Quanta, Actually - SERIES/QED Course/chapters/Lesson 33 Quantizing the Scalar Field.docx
@@ -17,7 +17,7 @@
         <w:jc w:val="center"/>
       </w:pPr>
       <w:r>
-        <w:t>Lesson 33 of the Complete Quantum Electrodynamics Course</w:t>
+        <w:t>Lesson 33 of Quantum, Actually, Volume 2: A QED Course</w:t>
       </w:r>
     </w:p>
     <w:p>
@@ -74,7 +74,25 @@
     </w:p>
     <w:p>
       <w:r>
-        <w:t>Lesson 32 outlined the program of canonical quantization. This lesson carries it out for the simplest field, the free real scalar field. The classical theory was set up in Part IV: the Lagrangian density ℒ = (1/2)∂_μφ∂^μφ − (1/2)m²φ², the conjugate momentum π = φ̇, the Hamiltonian density ℋ = (1/2)π² + (1/2)(∇φ)² + (1/2)m²φ², and the field equation (□ + m²)φ = 0. The step taken here is to promote φ and π to operators with the equal-time commutation relation dictated by Dirac's rule, and then to solve the quantum theory completely by expanding in modes.</w:t>
+        <w:t>Lesson 32 outlined the program of canonical quantization. This lesson carries it out for the simplest field, the free real scalar field. The classical theory was set up in Part IV: the Lagrangian density ℒ = (1/2)∂</w:t>
+      </w:r>
+      <w:r>
+        <w:rPr>
+          <w:vertAlign w:val="subscript"/>
+        </w:rPr>
+        <w:t>μ</w:t>
+      </w:r>
+      <w:r>
+        <w:t>φ∂</w:t>
+      </w:r>
+      <w:r>
+        <w:rPr>
+          <w:vertAlign w:val="superscript"/>
+        </w:rPr>
+        <w:t>μ</w:t>
+      </w:r>
+      <w:r>
+        <w:t>φ − (1/2)m²φ², the conjugate momentum π = φ̇, the Hamiltonian density ℋ = (1/2)π² + (1/2)(∇φ)² + (1/2)m²φ², and the field equation (□ + m²)φ = 0. The step taken here is to promote φ and π to operators with the equal-time commutation relation dictated by Dirac's rule, and then to solve the quantum theory completely by expanding in modes.</w:t>
       </w:r>
     </w:p>
     <w:p>
@@ -111,7 +129,25 @@
         <w:pStyle w:val="ListBullet"/>
       </w:pPr>
       <w:r>
-        <w:t>Show that [a_p, a_q†] = (2π)³δ³(p − q) is equivalent to the canonical commutation relations.</w:t>
+        <w:t>Show that [a</w:t>
+      </w:r>
+      <w:r>
+        <w:rPr>
+          <w:vertAlign w:val="subscript"/>
+        </w:rPr>
+        <w:t>p</w:t>
+      </w:r>
+      <w:r>
+        <w:t>, a</w:t>
+      </w:r>
+      <w:r>
+        <w:rPr>
+          <w:vertAlign w:val="subscript"/>
+        </w:rPr>
+        <w:t>q†</w:t>
+      </w:r>
+      <w:r>
+        <w:t>] = (2π)³δ³(p − q) is equivalent to the canonical commutation relations.</w:t>
       </w:r>
     </w:p>
     <w:p>
@@ -127,7 +163,16 @@
         <w:pStyle w:val="ListBullet"/>
       </w:pPr>
       <w:r>
-        <w:t>Define the vacuum and the one-particle states with relativistic normalization, and show that they have energy E_p and momentum p.</w:t>
+        <w:t>Define the vacuum and the one-particle states with relativistic normalization, and show that they have energy E</w:t>
+      </w:r>
+      <w:r>
+        <w:rPr>
+          <w:vertAlign w:val="subscript"/>
+        </w:rPr>
+        <w:t>p</w:t>
+      </w:r>
+      <w:r>
+        <w:t xml:space="preserve"> and momentum p.</w:t>
       </w:r>
     </w:p>
     <w:p>
@@ -135,7 +180,16 @@
         <w:pStyle w:val="ListBullet"/>
       </w:pPr>
       <w:r>
-        <w:t>Show that the field operator creates a particle at a point with amplitude e^(ip·x).</w:t>
+        <w:t>Show that the field operator creates a particle at a point with amplitude e</w:t>
+      </w:r>
+      <w:r>
+        <w:rPr>
+          <w:vertAlign w:val="superscript"/>
+        </w:rPr>
+        <w:t>ip·x</w:t>
+      </w:r>
+      <w:r>
+        <w:t>.</w:t>
       </w:r>
     </w:p>
     <w:p>
@@ -272,7 +326,22 @@
           </w:tcPr>
           <w:p>
             <w:r>
-              <w:t>a_p, a_p†</w:t>
+              <w:t>a</w:t>
+            </w:r>
+            <w:r>
+              <w:rPr>
+                <w:vertAlign w:val="subscript"/>
+              </w:rPr>
+              <w:t>p</w:t>
+            </w:r>
+            <w:r>
+              <w:t>, a</w:t>
+            </w:r>
+            <w:r>
+              <w:rPr>
+                <w:vertAlign w:val="subscript"/>
+              </w:rPr>
+              <w:t>p†</w:t>
             </w:r>
           </w:p>
         </w:tc>
@@ -309,7 +378,16 @@
           </w:tcPr>
           <w:p>
             <w:r>
-              <w:t>E_p = √(|p|² + m²)</w:t>
+              <w:t>E</w:t>
+            </w:r>
+            <w:r>
+              <w:rPr>
+                <w:vertAlign w:val="subscript"/>
+              </w:rPr>
+              <w:t>p</w:t>
+            </w:r>
+            <w:r>
+              <w:t xml:space="preserve"> = √(|p|² + m²)</w:t>
             </w:r>
           </w:p>
         </w:tc>
@@ -346,7 +424,16 @@
           </w:tcPr>
           <w:p>
             <w:r>
-              <w:t>p·x = E_pt − p·x</w:t>
+              <w:t>p·x = E</w:t>
+            </w:r>
+            <w:r>
+              <w:rPr>
+                <w:vertAlign w:val="subscript"/>
+              </w:rPr>
+              <w:t>p</w:t>
+            </w:r>
+            <w:r>
+              <w:t>t − p·x</w:t>
             </w:r>
           </w:p>
         </w:tc>
@@ -364,7 +451,16 @@
           </w:tcPr>
           <w:p>
             <w:r>
-              <w:t>Four-vector product; e^(−ip·x) is a positive-frequency plane wave</w:t>
+              <w:t>Four-vector product; e</w:t>
+            </w:r>
+            <w:r>
+              <w:rPr>
+                <w:vertAlign w:val="superscript"/>
+              </w:rPr>
+              <w:t>−ip·x</w:t>
+            </w:r>
+            <w:r>
+              <w:t xml:space="preserve"> is a positive-frequency plane wave</w:t>
             </w:r>
           </w:p>
         </w:tc>
@@ -400,7 +496,16 @@
           </w:tcPr>
           <w:p>
             <w:r>
-              <w:t>Vacuum, a_p|0⟩ = 0 for all p</w:t>
+              <w:t>Vacuum, a</w:t>
+            </w:r>
+            <w:r>
+              <w:rPr>
+                <w:vertAlign w:val="subscript"/>
+              </w:rPr>
+              <w:t>p</w:t>
+            </w:r>
+            <w:r>
+              <w:t>|0⟩ = 0 for all p</w:t>
             </w:r>
           </w:p>
         </w:tc>
@@ -420,7 +525,25 @@
           </w:tcPr>
           <w:p>
             <w:r>
-              <w:t>|p⟩ = √(2E_p) a_p†|0⟩</w:t>
+              <w:t>|p⟩ = √(2E</w:t>
+            </w:r>
+            <w:r>
+              <w:rPr>
+                <w:vertAlign w:val="subscript"/>
+              </w:rPr>
+              <w:t>p</w:t>
+            </w:r>
+            <w:r>
+              <w:t>) a</w:t>
+            </w:r>
+            <w:r>
+              <w:rPr>
+                <w:vertAlign w:val="subscript"/>
+              </w:rPr>
+              <w:t>p†</w:t>
+            </w:r>
+            <w:r>
+              <w:t>|0⟩</w:t>
             </w:r>
           </w:p>
         </w:tc>
@@ -474,7 +597,22 @@
           </w:tcPr>
           <w:p>
             <w:r>
-              <w:t>∫d³p/((2π)³2E_p) e^(−ip·(x−y))</w:t>
+              <w:t>∫d³p/((2π)³2E</w:t>
+            </w:r>
+            <w:r>
+              <w:rPr>
+                <w:vertAlign w:val="subscript"/>
+              </w:rPr>
+              <w:t>p</w:t>
+            </w:r>
+            <w:r>
+              <w:t>) e</w:t>
+            </w:r>
+            <w:r>
+              <w:rPr>
+                <w:vertAlign w:val="superscript"/>
+              </w:rPr>
+              <w:t>−ip·(x−y)</w:t>
             </w:r>
           </w:p>
         </w:tc>
@@ -518,6 +656,85 @@
         </w:tc>
       </w:tr>
     </w:tbl>
+    <w:tbl>
+      <w:tblPr>
+        <w:tblW w:type="auto" w:w="0"/>
+        <w:jc w:val="center"/>
+        <w:tblLayout w:type="fixed"/>
+        <w:tblLook w:firstColumn="1" w:firstRow="1" w:lastColumn="0" w:lastRow="0" w:noHBand="0" w:noVBand="1" w:val="04A0"/>
+        <w:tblBorders>
+          <w:top w:val="single" w:sz="8" w:color="7FA7CF"/>
+          <w:left w:val="single" w:sz="8" w:color="7FA7CF"/>
+          <w:bottom w:val="single" w:sz="8" w:color="7FA7CF"/>
+          <w:right w:val="single" w:sz="8" w:color="7FA7CF"/>
+        </w:tblBorders>
+      </w:tblPr>
+      <w:tblGrid>
+        <w:gridCol w:w="9392"/>
+      </w:tblGrid>
+      <w:tr>
+        <w:tc>
+          <w:tcPr>
+            <w:tcW w:type="dxa" w:w="9392"/>
+            <w:shd w:fill="F3F7FB"/>
+            <w:tcMar>
+              <w:top w:w="140" w:type="dxa"/>
+              <w:start w:w="140" w:type="dxa"/>
+              <w:bottom w:w="140" w:type="dxa"/>
+              <w:end w:w="140" w:type="dxa"/>
+            </w:tcMar>
+          </w:tcPr>
+          <w:p>
+            <w:r>
+              <w:rPr>
+                <w:b/>
+                <w:color w:val="1F4E78"/>
+              </w:rPr>
+              <w:t>First pass: the result before the derivation</w:t>
+            </w:r>
+          </w:p>
+          <w:p>
+            <w:pPr>
+              <w:spacing w:after="60"/>
+            </w:pPr>
+            <w:r>
+              <w:t>Imposing [φ(x), π(y)] = iδ³(x − y) turns a classical field into infinitely many quantum oscillators, one per momentum, with creation and annihilation operators a</w:t>
+            </w:r>
+            <w:r>
+              <w:rPr>
+                <w:vertAlign w:val="subscript"/>
+              </w:rPr>
+              <w:t>p†</w:t>
+            </w:r>
+            <w:r>
+              <w:t>, a</w:t>
+            </w:r>
+            <w:r>
+              <w:rPr>
+                <w:vertAlign w:val="subscript"/>
+              </w:rPr>
+              <w:t>p</w:t>
+            </w:r>
+            <w:r>
+              <w:t>.</w:t>
+            </w:r>
+          </w:p>
+          <w:p>
+            <w:pPr>
+              <w:spacing w:after="60"/>
+            </w:pPr>
+            <w:r>
+              <w:t>Each quantum of an oscillator is a particle: this is where 'particles are excitations of a field' becomes a calculation.</w:t>
+            </w:r>
+          </w:p>
+        </w:tc>
+      </w:tr>
+    </w:tbl>
+    <w:p>
+      <w:pPr>
+        <w:spacing w:after="80"/>
+      </w:pPr>
+    </w:p>
     <w:p>
       <w:pPr>
         <w:pStyle w:val="Heading2"/>
@@ -915,7 +1132,16 @@
     </w:p>
     <w:p>
       <w:r>
-        <w:t>The general solution of the classical field equation, a superposition of positive- and negative-frequency plane waves with complex amplitudes a_p (Lesson 25, Section 4.4, in the continuum limit of Lesson 25, Section 5.1), is</w:t>
+        <w:t>The general solution of the classical field equation, a superposition of positive- and negative-frequency plane waves with complex amplitudes a</w:t>
+      </w:r>
+      <w:r>
+        <w:rPr>
+          <w:vertAlign w:val="subscript"/>
+        </w:rPr>
+        <w:t>p</w:t>
+      </w:r>
+      <w:r>
+        <w:t xml:space="preserve"> (Lesson 25, Section 4.4, in the continuum limit of Lesson 25, Section 5.1), is</w:t>
       </w:r>
     </w:p>
     <w:p>
@@ -1113,7 +1339,79 @@
     </w:p>
     <w:p>
       <w:r>
-        <w:t>For the operator field, the amplitudes a_p and a_p* become operators a_p and a_p†. The reality of φ, that φ† = φ, fixes the coefficient of e^(ip·x) to be the Hermitian conjugate of that of e^(−ip·x). The conjugate momentum π = φ̇ follows by differentiating with respect to t, each factor e^(∓ip·x) bringing down ∓iE_p.</w:t>
+        <w:t>For the operator field, the amplitudes a</w:t>
+      </w:r>
+      <w:r>
+        <w:rPr>
+          <w:vertAlign w:val="subscript"/>
+        </w:rPr>
+        <w:t>p</w:t>
+      </w:r>
+      <w:r>
+        <w:t xml:space="preserve"> and a</w:t>
+      </w:r>
+      <w:r>
+        <w:rPr>
+          <w:vertAlign w:val="subscript"/>
+        </w:rPr>
+        <w:t>p*</w:t>
+      </w:r>
+      <w:r>
+        <w:t xml:space="preserve"> become operators a</w:t>
+      </w:r>
+      <w:r>
+        <w:rPr>
+          <w:vertAlign w:val="subscript"/>
+        </w:rPr>
+        <w:t>p</w:t>
+      </w:r>
+      <w:r>
+        <w:t xml:space="preserve"> and a</w:t>
+      </w:r>
+      <w:r>
+        <w:rPr>
+          <w:vertAlign w:val="subscript"/>
+        </w:rPr>
+        <w:t>p†</w:t>
+      </w:r>
+      <w:r>
+        <w:t>. The reality of φ, that φ† = φ, fixes the coefficient of e</w:t>
+      </w:r>
+      <w:r>
+        <w:rPr>
+          <w:vertAlign w:val="superscript"/>
+        </w:rPr>
+        <w:t>ip·x</w:t>
+      </w:r>
+      <w:r>
+        <w:t xml:space="preserve"> to be the Hermitian conjugate of that of e</w:t>
+      </w:r>
+      <w:r>
+        <w:rPr>
+          <w:vertAlign w:val="superscript"/>
+        </w:rPr>
+        <w:t>−ip·x</w:t>
+      </w:r>
+      <w:r>
+        <w:t>. The conjugate momentum π = φ̇ follows by differentiating with respect to t, each factor e</w:t>
+      </w:r>
+      <w:r>
+        <w:rPr>
+          <w:vertAlign w:val="superscript"/>
+        </w:rPr>
+        <w:t>∓ip·x</w:t>
+      </w:r>
+      <w:r>
+        <w:t xml:space="preserve"> bringing down ∓iE</w:t>
+      </w:r>
+      <w:r>
+        <w:rPr>
+          <w:vertAlign w:val="subscript"/>
+        </w:rPr>
+        <w:t>p</w:t>
+      </w:r>
+      <w:r>
+        <w:t>.</w:t>
       </w:r>
     </w:p>
     <w:p>
@@ -1320,7 +1618,25 @@
     </w:p>
     <w:p>
       <w:r>
-        <w:t>The normalization 1/√(2E_p) is the covariant one that makes the measure d³p/((2π)³2E_p) Lorentz invariant, as in Lesson 18, Exercise 16, and Lesson 32, Section 3.1.</w:t>
+        <w:t>The normalization 1/√(2E</w:t>
+      </w:r>
+      <w:r>
+        <w:rPr>
+          <w:vertAlign w:val="subscript"/>
+        </w:rPr>
+        <w:t>p</w:t>
+      </w:r>
+      <w:r>
+        <w:t>) is the covariant one that makes the measure d³p/((2π)³2E</w:t>
+      </w:r>
+      <w:r>
+        <w:rPr>
+          <w:vertAlign w:val="subscript"/>
+        </w:rPr>
+        <w:t>p</w:t>
+      </w:r>
+      <w:r>
+        <w:t>) Lorentz invariant, as in Lesson 18, Exercise 16, and Lesson 32, Section 3.1.</w:t>
       </w:r>
     </w:p>
     <w:p>
@@ -1886,7 +2202,61 @@
     </w:p>
     <w:p>
       <w:r>
-        <w:t>The two commutators are [a_p, −a_q†] = −(2π)³δ³(p − q) and [a_p†, a_q] = −(2π)³δ³(p − q), so, with the prefactor (1/√(2E_p))(−i√(E_p/2)) = −i/2 once q is set equal to p,</w:t>
+        <w:t>The two commutators are [a</w:t>
+      </w:r>
+      <w:r>
+        <w:rPr>
+          <w:vertAlign w:val="subscript"/>
+        </w:rPr>
+        <w:t>p</w:t>
+      </w:r>
+      <w:r>
+        <w:t>, −a</w:t>
+      </w:r>
+      <w:r>
+        <w:rPr>
+          <w:vertAlign w:val="subscript"/>
+        </w:rPr>
+        <w:t>q†</w:t>
+      </w:r>
+      <w:r>
+        <w:t>] = −(2π)³δ³(p − q) and [a</w:t>
+      </w:r>
+      <w:r>
+        <w:rPr>
+          <w:vertAlign w:val="subscript"/>
+        </w:rPr>
+        <w:t>p†</w:t>
+      </w:r>
+      <w:r>
+        <w:t>, a</w:t>
+      </w:r>
+      <w:r>
+        <w:rPr>
+          <w:vertAlign w:val="subscript"/>
+        </w:rPr>
+        <w:t>q</w:t>
+      </w:r>
+      <w:r>
+        <w:t>] = −(2π)³δ³(p − q), so, with the prefactor (1/√(2E</w:t>
+      </w:r>
+      <w:r>
+        <w:rPr>
+          <w:vertAlign w:val="subscript"/>
+        </w:rPr>
+        <w:t>p</w:t>
+      </w:r>
+      <w:r>
+        <w:t>))(−i√(E</w:t>
+      </w:r>
+      <w:r>
+        <w:rPr>
+          <w:vertAlign w:val="subscript"/>
+        </w:rPr>
+        <w:t>p</w:t>
+      </w:r>
+      <w:r>
+        <w:t>/2)) = −i/2 once q is set equal to p,</w:t>
       </w:r>
     </w:p>
     <w:p>
@@ -2173,7 +2543,61 @@
     </w:p>
     <w:p>
       <w:r>
-        <w:t>Check that the position-space delta function appears correctly. In the last step the integral ∫d³p/(2π)³ e^(ip·r) equals δ³(r), and the sum of the two exponentials gives twice this, because ∫d³p e^(−ip·r) = ∫d³p e^(ip·r) under p → −p. The factor (i/2) times 2δ³ is the iδ³ of the canonical relation, so the normalization 1/√(2E_p) in the expansion is exactly what is needed: the factor 1/√(2E_p) in φ multiplies the factor √(E_p/2) in π to give 1/2, with no momentum dependence left over.</w:t>
+        <w:t>Check that the position-space delta function appears correctly. In the last step the integral ∫d³p/(2π)³ e</w:t>
+      </w:r>
+      <w:r>
+        <w:rPr>
+          <w:vertAlign w:val="superscript"/>
+        </w:rPr>
+        <w:t>ip·r</w:t>
+      </w:r>
+      <w:r>
+        <w:t xml:space="preserve"> equals δ³(r), and the sum of the two exponentials gives twice this, because ∫d³p e</w:t>
+      </w:r>
+      <w:r>
+        <w:rPr>
+          <w:vertAlign w:val="superscript"/>
+        </w:rPr>
+        <w:t>−ip·r</w:t>
+      </w:r>
+      <w:r>
+        <w:t xml:space="preserve"> = ∫d³p e</w:t>
+      </w:r>
+      <w:r>
+        <w:rPr>
+          <w:vertAlign w:val="superscript"/>
+        </w:rPr>
+        <w:t>ip·r</w:t>
+      </w:r>
+      <w:r>
+        <w:t xml:space="preserve"> under p → −p. The factor (i/2) times 2δ³ is the iδ³ of the canonical relation, so the normalization 1/√(2E</w:t>
+      </w:r>
+      <w:r>
+        <w:rPr>
+          <w:vertAlign w:val="subscript"/>
+        </w:rPr>
+        <w:t>p</w:t>
+      </w:r>
+      <w:r>
+        <w:t>) in the expansion is exactly what is needed: the factor 1/√(2E</w:t>
+      </w:r>
+      <w:r>
+        <w:rPr>
+          <w:vertAlign w:val="subscript"/>
+        </w:rPr>
+        <w:t>p</w:t>
+      </w:r>
+      <w:r>
+        <w:t>) in φ multiplies the factor √(E</w:t>
+      </w:r>
+      <w:r>
+        <w:rPr>
+          <w:vertAlign w:val="subscript"/>
+        </w:rPr>
+        <w:t>p</w:t>
+      </w:r>
+      <w:r>
+        <w:t>/2) in π to give 1/2, with no momentum dependence left over.</w:t>
       </w:r>
     </w:p>
     <w:p>
@@ -2194,7 +2618,34 @@
     </w:p>
     <w:p>
       <w:r>
-        <w:t>Insert the expansions into H = ∫d³x[(1/2)π² + (1/2)(∇φ)² + (1/2)m²φ²]. Each term is bilinear in the field, and the integral over x, using ∫d³x e^(i(p±q)·x) = (2π)³δ³(p ± q), sets q = ∓p. The terms containing two annihilation operators, a_pa_{−p}, have coefficient</w:t>
+        <w:t>Insert the expansions into H = ∫d³x[(1/2)π² + (1/2)(∇φ)² + (1/2)m²φ²]. Each term is bilinear in the field, and the integral over x, using ∫d³x e</w:t>
+      </w:r>
+      <w:r>
+        <w:rPr>
+          <w:vertAlign w:val="superscript"/>
+        </w:rPr>
+        <w:t>i(p±q)·x</w:t>
+      </w:r>
+      <w:r>
+        <w:t xml:space="preserve"> = (2π)³δ³(p ± q), sets q = ∓p. The terms containing two annihilation operators, a</w:t>
+      </w:r>
+      <w:r>
+        <w:rPr>
+          <w:vertAlign w:val="subscript"/>
+        </w:rPr>
+        <w:t>p</w:t>
+      </w:r>
+      <w:r>
+        <w:t>a</w:t>
+      </w:r>
+      <w:r>
+        <w:rPr>
+          <w:vertAlign w:val="subscript"/>
+        </w:rPr>
+        <w:t>−p</w:t>
+      </w:r>
+      <w:r>
+        <w:t>, have coefficient</w:t>
       </w:r>
     </w:p>
     <w:p>
@@ -2295,7 +2746,52 @@
     </w:p>
     <w:p>
       <w:r>
-        <w:t>where the first term comes from π², the second from (∇φ)² together with m²φ², and E_p² = |p|² + m². The terms with two creation operators cancel in the same way. The terms with one of each have coefficient E_p/4 from π² and (|p|² + m²)/(4E_p) = E_p/4 from the other two, so together E_p/2, and</w:t>
+        <w:t>where the first term comes from π², the second from (∇φ)² together with m²φ², and E</w:t>
+      </w:r>
+      <w:r>
+        <w:rPr>
+          <w:vertAlign w:val="subscript"/>
+        </w:rPr>
+        <w:t>p</w:t>
+      </w:r>
+      <w:r>
+        <w:t>² = |p|² + m². The terms with two creation operators cancel in the same way. The terms with one of each have coefficient E</w:t>
+      </w:r>
+      <w:r>
+        <w:rPr>
+          <w:vertAlign w:val="subscript"/>
+        </w:rPr>
+        <w:t>p</w:t>
+      </w:r>
+      <w:r>
+        <w:t>/4 from π² and (|p|² + m²)/(4E</w:t>
+      </w:r>
+      <w:r>
+        <w:rPr>
+          <w:vertAlign w:val="subscript"/>
+        </w:rPr>
+        <w:t>p</w:t>
+      </w:r>
+      <w:r>
+        <w:t>) = E</w:t>
+      </w:r>
+      <w:r>
+        <w:rPr>
+          <w:vertAlign w:val="subscript"/>
+        </w:rPr>
+        <w:t>p</w:t>
+      </w:r>
+      <w:r>
+        <w:t>/4 from the other two, so together E</w:t>
+      </w:r>
+      <w:r>
+        <w:rPr>
+          <w:vertAlign w:val="subscript"/>
+        </w:rPr>
+        <w:t>p</w:t>
+      </w:r>
+      <w:r>
+        <w:t>/2, and</w:t>
       </w:r>
     </w:p>
     <w:p>
@@ -2634,7 +3130,79 @@
     </w:p>
     <w:p>
       <w:r>
-        <w:t>using a_pa_p† = a_p†a_p + (2π)³δ³(0). The first term is the sum of the energies E_p of the quanta present; the second is the zero-point energy, a sum of E_p/2 over all modes, which is infinite. In a box of volume V, (2π)³δ³(0) = V and the second term is Σ_k ω_k/2, the sum of the zero-point energies of the oscillators of Lesson 25 (Exercise 16). It is a constant, independent of the state, and is dropped by normal ordering (Lesson 35), a procedure that defines the Hamiltonian by</w:t>
+        <w:t>using a</w:t>
+      </w:r>
+      <w:r>
+        <w:rPr>
+          <w:vertAlign w:val="subscript"/>
+        </w:rPr>
+        <w:t>p</w:t>
+      </w:r>
+      <w:r>
+        <w:t>a</w:t>
+      </w:r>
+      <w:r>
+        <w:rPr>
+          <w:vertAlign w:val="subscript"/>
+        </w:rPr>
+        <w:t>p†</w:t>
+      </w:r>
+      <w:r>
+        <w:t xml:space="preserve"> = a</w:t>
+      </w:r>
+      <w:r>
+        <w:rPr>
+          <w:vertAlign w:val="subscript"/>
+        </w:rPr>
+        <w:t>p†</w:t>
+      </w:r>
+      <w:r>
+        <w:t>a</w:t>
+      </w:r>
+      <w:r>
+        <w:rPr>
+          <w:vertAlign w:val="subscript"/>
+        </w:rPr>
+        <w:t>p</w:t>
+      </w:r>
+      <w:r>
+        <w:t xml:space="preserve"> + (2π)³δ³(0). The first term is the sum of the energies E</w:t>
+      </w:r>
+      <w:r>
+        <w:rPr>
+          <w:vertAlign w:val="subscript"/>
+        </w:rPr>
+        <w:t>p</w:t>
+      </w:r>
+      <w:r>
+        <w:t xml:space="preserve"> of the quanta present; the second is the zero-point energy, a sum of E</w:t>
+      </w:r>
+      <w:r>
+        <w:rPr>
+          <w:vertAlign w:val="subscript"/>
+        </w:rPr>
+        <w:t>p</w:t>
+      </w:r>
+      <w:r>
+        <w:t>/2 over all modes, which is infinite. In a box of volume V, (2π)³δ³(0) = V and the second term is Σ</w:t>
+      </w:r>
+      <w:r>
+        <w:rPr>
+          <w:vertAlign w:val="subscript"/>
+        </w:rPr>
+        <w:t>k</w:t>
+      </w:r>
+      <w:r>
+        <w:t xml:space="preserve"> ω</w:t>
+      </w:r>
+      <w:r>
+        <w:rPr>
+          <w:vertAlign w:val="subscript"/>
+        </w:rPr>
+        <w:t>k</w:t>
+      </w:r>
+      <w:r>
+        <w:t>/2, the sum of the zero-point energies of the oscillators of Lesson 25 (Exercise 16). It is a constant, independent of the state, and is dropped by normal ordering (Lesson 35), a procedure that defines the Hamiltonian by</w:t>
       </w:r>
     </w:p>
     <w:p>
@@ -2862,7 +3430,34 @@
     </w:p>
     <w:p>
       <w:r>
-        <w:t>after normal ordering. The operator a_p†a_p counts the quanta of momentum p, and P is the sum of their momenta, so the interpretation as a system of particles of momentum p and energy E_p is immediate.</w:t>
+        <w:t>after normal ordering. The operator a</w:t>
+      </w:r>
+      <w:r>
+        <w:rPr>
+          <w:vertAlign w:val="subscript"/>
+        </w:rPr>
+        <w:t>p†</w:t>
+      </w:r>
+      <w:r>
+        <w:t>a</w:t>
+      </w:r>
+      <w:r>
+        <w:rPr>
+          <w:vertAlign w:val="subscript"/>
+        </w:rPr>
+        <w:t>p</w:t>
+      </w:r>
+      <w:r>
+        <w:t xml:space="preserve"> counts the quanta of momentum p, and P is the sum of their momenta, so the interpretation as a system of particles of momentum p and energy E</w:t>
+      </w:r>
+      <w:r>
+        <w:rPr>
+          <w:vertAlign w:val="subscript"/>
+        </w:rPr>
+        <w:t>p</w:t>
+      </w:r>
+      <w:r>
+        <w:t xml:space="preserve"> is immediate.</w:t>
       </w:r>
     </w:p>
     <w:p>
@@ -2883,7 +3478,16 @@
     </w:p>
     <w:p>
       <w:r>
-        <w:t>The vacuum |0⟩ is the state annihilated by every a_p, as the ground state of the oscillator is annihilated by a (Lesson 12, Section 4.2).</w:t>
+        <w:t>The vacuum |0⟩ is the state annihilated by every a</w:t>
+      </w:r>
+      <w:r>
+        <w:rPr>
+          <w:vertAlign w:val="subscript"/>
+        </w:rPr>
+        <w:t>p</w:t>
+      </w:r>
+      <w:r>
+        <w:t>, as the ground state of the oscillator is annihilated by a (Lesson 12, Section 4.2).</w:t>
       </w:r>
     </w:p>
     <w:p>
@@ -2971,7 +3575,70 @@
     </w:p>
     <w:p>
       <w:r>
-        <w:t>The commutators of H and P with the creation operator follow from [a_q†a_q, a_p†] = a_q†[a_q, a_p†] = a_q†(2π)³δ³(q − p) (Exercise 7).</w:t>
+        <w:t>The commutators of H and P with the creation operator follow from [a</w:t>
+      </w:r>
+      <w:r>
+        <w:rPr>
+          <w:vertAlign w:val="subscript"/>
+        </w:rPr>
+        <w:t>q†</w:t>
+      </w:r>
+      <w:r>
+        <w:t>a</w:t>
+      </w:r>
+      <w:r>
+        <w:rPr>
+          <w:vertAlign w:val="subscript"/>
+        </w:rPr>
+        <w:t>q</w:t>
+      </w:r>
+      <w:r>
+        <w:t>, a</w:t>
+      </w:r>
+      <w:r>
+        <w:rPr>
+          <w:vertAlign w:val="subscript"/>
+        </w:rPr>
+        <w:t>p†</w:t>
+      </w:r>
+      <w:r>
+        <w:t>] = a</w:t>
+      </w:r>
+      <w:r>
+        <w:rPr>
+          <w:vertAlign w:val="subscript"/>
+        </w:rPr>
+        <w:t>q†</w:t>
+      </w:r>
+      <w:r>
+        <w:t>[a</w:t>
+      </w:r>
+      <w:r>
+        <w:rPr>
+          <w:vertAlign w:val="subscript"/>
+        </w:rPr>
+        <w:t>q</w:t>
+      </w:r>
+      <w:r>
+        <w:t>, a</w:t>
+      </w:r>
+      <w:r>
+        <w:rPr>
+          <w:vertAlign w:val="subscript"/>
+        </w:rPr>
+        <w:t>p†</w:t>
+      </w:r>
+      <w:r>
+        <w:t>] = a</w:t>
+      </w:r>
+      <w:r>
+        <w:rPr>
+          <w:vertAlign w:val="subscript"/>
+        </w:rPr>
+        <w:t>q†</w:t>
+      </w:r>
+      <w:r>
+        <w:t>(2π)³δ³(q − p) (Exercise 7).</w:t>
       </w:r>
     </w:p>
     <w:p>
@@ -3112,7 +3779,97 @@
     </w:p>
     <w:p>
       <w:r>
-        <w:t>Therefore the state a_p†|0⟩ is an eigenstate of both operators: H a_p†|0⟩ = [H, a_p†]|0⟩ + a_p†H|0⟩ = E_pa_p†|0⟩, and P a_p†|0⟩ = p a_p†|0⟩. The operator a_p† creates a quantum with momentum p and energy E_p = √(|p|² + m²), so that E² − |p|² = m²: a particle of mass m, exactly the relation of Lesson 3, Section 5.3.</w:t>
+        <w:t>Therefore the state a</w:t>
+      </w:r>
+      <w:r>
+        <w:rPr>
+          <w:vertAlign w:val="subscript"/>
+        </w:rPr>
+        <w:t>p†</w:t>
+      </w:r>
+      <w:r>
+        <w:t>|0⟩ is an eigenstate of both operators: H a</w:t>
+      </w:r>
+      <w:r>
+        <w:rPr>
+          <w:vertAlign w:val="subscript"/>
+        </w:rPr>
+        <w:t>p†</w:t>
+      </w:r>
+      <w:r>
+        <w:t>|0⟩ = [H, a</w:t>
+      </w:r>
+      <w:r>
+        <w:rPr>
+          <w:vertAlign w:val="subscript"/>
+        </w:rPr>
+        <w:t>p†</w:t>
+      </w:r>
+      <w:r>
+        <w:t>]|0⟩ + a</w:t>
+      </w:r>
+      <w:r>
+        <w:rPr>
+          <w:vertAlign w:val="subscript"/>
+        </w:rPr>
+        <w:t>p†</w:t>
+      </w:r>
+      <w:r>
+        <w:t>H|0⟩ = E</w:t>
+      </w:r>
+      <w:r>
+        <w:rPr>
+          <w:vertAlign w:val="subscript"/>
+        </w:rPr>
+        <w:t>p</w:t>
+      </w:r>
+      <w:r>
+        <w:t>a</w:t>
+      </w:r>
+      <w:r>
+        <w:rPr>
+          <w:vertAlign w:val="subscript"/>
+        </w:rPr>
+        <w:t>p†</w:t>
+      </w:r>
+      <w:r>
+        <w:t>|0⟩, and P a</w:t>
+      </w:r>
+      <w:r>
+        <w:rPr>
+          <w:vertAlign w:val="subscript"/>
+        </w:rPr>
+        <w:t>p†</w:t>
+      </w:r>
+      <w:r>
+        <w:t>|0⟩ = p a</w:t>
+      </w:r>
+      <w:r>
+        <w:rPr>
+          <w:vertAlign w:val="subscript"/>
+        </w:rPr>
+        <w:t>p†</w:t>
+      </w:r>
+      <w:r>
+        <w:t>|0⟩. The operator a</w:t>
+      </w:r>
+      <w:r>
+        <w:rPr>
+          <w:vertAlign w:val="subscript"/>
+        </w:rPr>
+        <w:t>p†</w:t>
+      </w:r>
+      <w:r>
+        <w:t xml:space="preserve"> creates a quantum with momentum p and energy E</w:t>
+      </w:r>
+      <w:r>
+        <w:rPr>
+          <w:vertAlign w:val="subscript"/>
+        </w:rPr>
+        <w:t>p</w:t>
+      </w:r>
+      <w:r>
+        <w:t xml:space="preserve"> = √(|p|² + m²), so that E² − |p|² = m²: a particle of mass m, exactly the relation of Lesson 3, Section 5.3.</w:t>
       </w:r>
     </w:p>
     <w:p>
@@ -3126,7 +3883,196 @@
     </w:p>
     <w:p>
       <w:r>
-        <w:t>Verify H a_p†|0⟩ = E_pa_p†|0⟩ directly. With H = ∫d³q/(2π)³E_q a_q†a_q, Ha_p†|0⟩ = ∫d³q/(2π)³ E_q a_q†a_qa_p†|0⟩. Using a_qa_p†|0⟩ = ([a_q, a_p†] + a_p†a_q)|0⟩ = (2π)³δ³(q − p)|0⟩, since a_q|0⟩ = 0, the integral gives E_pa_p†|0⟩. The one-quantum state has exactly the energy E_p, and no contribution from the other modes.</w:t>
+        <w:t>Verify H a</w:t>
+      </w:r>
+      <w:r>
+        <w:rPr>
+          <w:vertAlign w:val="subscript"/>
+        </w:rPr>
+        <w:t>p†</w:t>
+      </w:r>
+      <w:r>
+        <w:t>|0⟩ = E</w:t>
+      </w:r>
+      <w:r>
+        <w:rPr>
+          <w:vertAlign w:val="subscript"/>
+        </w:rPr>
+        <w:t>p</w:t>
+      </w:r>
+      <w:r>
+        <w:t>a</w:t>
+      </w:r>
+      <w:r>
+        <w:rPr>
+          <w:vertAlign w:val="subscript"/>
+        </w:rPr>
+        <w:t>p†</w:t>
+      </w:r>
+      <w:r>
+        <w:t>|0⟩ directly. With H = ∫d³q/(2π)³E</w:t>
+      </w:r>
+      <w:r>
+        <w:rPr>
+          <w:vertAlign w:val="subscript"/>
+        </w:rPr>
+        <w:t>q</w:t>
+      </w:r>
+      <w:r>
+        <w:t xml:space="preserve"> a</w:t>
+      </w:r>
+      <w:r>
+        <w:rPr>
+          <w:vertAlign w:val="subscript"/>
+        </w:rPr>
+        <w:t>q†</w:t>
+      </w:r>
+      <w:r>
+        <w:t>a</w:t>
+      </w:r>
+      <w:r>
+        <w:rPr>
+          <w:vertAlign w:val="subscript"/>
+        </w:rPr>
+        <w:t>q</w:t>
+      </w:r>
+      <w:r>
+        <w:t>, Ha</w:t>
+      </w:r>
+      <w:r>
+        <w:rPr>
+          <w:vertAlign w:val="subscript"/>
+        </w:rPr>
+        <w:t>p†</w:t>
+      </w:r>
+      <w:r>
+        <w:t>|0⟩ = ∫d³q/(2π)³ E</w:t>
+      </w:r>
+      <w:r>
+        <w:rPr>
+          <w:vertAlign w:val="subscript"/>
+        </w:rPr>
+        <w:t>q</w:t>
+      </w:r>
+      <w:r>
+        <w:t xml:space="preserve"> a</w:t>
+      </w:r>
+      <w:r>
+        <w:rPr>
+          <w:vertAlign w:val="subscript"/>
+        </w:rPr>
+        <w:t>q†</w:t>
+      </w:r>
+      <w:r>
+        <w:t>a</w:t>
+      </w:r>
+      <w:r>
+        <w:rPr>
+          <w:vertAlign w:val="subscript"/>
+        </w:rPr>
+        <w:t>q</w:t>
+      </w:r>
+      <w:r>
+        <w:t>a</w:t>
+      </w:r>
+      <w:r>
+        <w:rPr>
+          <w:vertAlign w:val="subscript"/>
+        </w:rPr>
+        <w:t>p†</w:t>
+      </w:r>
+      <w:r>
+        <w:t>|0⟩. Using a</w:t>
+      </w:r>
+      <w:r>
+        <w:rPr>
+          <w:vertAlign w:val="subscript"/>
+        </w:rPr>
+        <w:t>q</w:t>
+      </w:r>
+      <w:r>
+        <w:t>a</w:t>
+      </w:r>
+      <w:r>
+        <w:rPr>
+          <w:vertAlign w:val="subscript"/>
+        </w:rPr>
+        <w:t>p†</w:t>
+      </w:r>
+      <w:r>
+        <w:t>|0⟩ = ([a</w:t>
+      </w:r>
+      <w:r>
+        <w:rPr>
+          <w:vertAlign w:val="subscript"/>
+        </w:rPr>
+        <w:t>q</w:t>
+      </w:r>
+      <w:r>
+        <w:t>, a</w:t>
+      </w:r>
+      <w:r>
+        <w:rPr>
+          <w:vertAlign w:val="subscript"/>
+        </w:rPr>
+        <w:t>p†</w:t>
+      </w:r>
+      <w:r>
+        <w:t>] + a</w:t>
+      </w:r>
+      <w:r>
+        <w:rPr>
+          <w:vertAlign w:val="subscript"/>
+        </w:rPr>
+        <w:t>p†</w:t>
+      </w:r>
+      <w:r>
+        <w:t>a</w:t>
+      </w:r>
+      <w:r>
+        <w:rPr>
+          <w:vertAlign w:val="subscript"/>
+        </w:rPr>
+        <w:t>q</w:t>
+      </w:r>
+      <w:r>
+        <w:t>)|0⟩ = (2π)³δ³(q − p)|0⟩, since a</w:t>
+      </w:r>
+      <w:r>
+        <w:rPr>
+          <w:vertAlign w:val="subscript"/>
+        </w:rPr>
+        <w:t>q</w:t>
+      </w:r>
+      <w:r>
+        <w:t>|0⟩ = 0, the integral gives E</w:t>
+      </w:r>
+      <w:r>
+        <w:rPr>
+          <w:vertAlign w:val="subscript"/>
+        </w:rPr>
+        <w:t>p</w:t>
+      </w:r>
+      <w:r>
+        <w:t>a</w:t>
+      </w:r>
+      <w:r>
+        <w:rPr>
+          <w:vertAlign w:val="subscript"/>
+        </w:rPr>
+        <w:t>p†</w:t>
+      </w:r>
+      <w:r>
+        <w:t>|0⟩. The one-quantum state has exactly the energy E</w:t>
+      </w:r>
+      <w:r>
+        <w:rPr>
+          <w:vertAlign w:val="subscript"/>
+        </w:rPr>
+        <w:t>p</w:t>
+      </w:r>
+      <w:r>
+        <w:t>, and no contribution from the other modes.</w:t>
       </w:r>
     </w:p>
     <w:p>
@@ -3139,7 +4085,16 @@
     </w:p>
     <w:p>
       <w:r>
-        <w:t>Define the one-particle state with a factor √(2E_p).</w:t>
+        <w:t>Define the one-particle state with a factor √(2E</w:t>
+      </w:r>
+      <w:r>
+        <w:rPr>
+          <w:vertAlign w:val="subscript"/>
+        </w:rPr>
+        <w:t>p</w:t>
+      </w:r>
+      <w:r>
+        <w:t>).</w:t>
       </w:r>
     </w:p>
     <w:p>
@@ -3285,7 +4240,43 @@
     </w:p>
     <w:p>
       <w:r>
-        <w:t>The inner product follows from ⟨0|a_pa_q†|0⟩ = (2π)³δ³(p − q). The combination E_pδ³(p − q) is Lorentz invariant, because d³p/E_p is (Exercise 8), so this normalization, unlike the nonrelativistic ⟨p|q⟩ = (2π)³δ³(p − q) of Lesson 13, is the same in every frame. It is the normalization adopted for external particles in every scattering calculation of Part VII, matching the spinor normalization u†u = 2E of Lesson 20, Section 7. The completeness relation on the one-particle states is</w:t>
+        <w:t>The inner product follows from ⟨0|a</w:t>
+      </w:r>
+      <w:r>
+        <w:rPr>
+          <w:vertAlign w:val="subscript"/>
+        </w:rPr>
+        <w:t>p</w:t>
+      </w:r>
+      <w:r>
+        <w:t>a</w:t>
+      </w:r>
+      <w:r>
+        <w:rPr>
+          <w:vertAlign w:val="subscript"/>
+        </w:rPr>
+        <w:t>q†</w:t>
+      </w:r>
+      <w:r>
+        <w:t>|0⟩ = (2π)³δ³(p − q). The combination E</w:t>
+      </w:r>
+      <w:r>
+        <w:rPr>
+          <w:vertAlign w:val="subscript"/>
+        </w:rPr>
+        <w:t>p</w:t>
+      </w:r>
+      <w:r>
+        <w:t>δ³(p − q) is Lorentz invariant, because d³p/E</w:t>
+      </w:r>
+      <w:r>
+        <w:rPr>
+          <w:vertAlign w:val="subscript"/>
+        </w:rPr>
+        <w:t>p</w:t>
+      </w:r>
+      <w:r>
+        <w:t xml:space="preserve"> is (Exercise 8), so this normalization, unlike the nonrelativistic ⟨p|q⟩ = (2π)³δ³(p − q) of Lesson 13, is the same in every frame. It is the normalization adopted for external particles in every scattering calculation of Part VII, matching the spinor normalization u†u = 2E of Lesson 20, Section 7. The completeness relation on the one-particle states is</w:t>
       </w:r>
     </w:p>
     <w:p>
@@ -3391,7 +4382,79 @@
     </w:p>
     <w:p>
       <w:r>
-        <w:t>Acting with several creation operators gives multi-particle states: a_p†a_q†|0⟩ has energy E_p + E_q and momentum p + q. Since [a_p†, a_q†] = 0, the state is symmetric under the exchange of p and q, so the quanta are bosons, in agreement with the spin-statistics connection of Lesson 17, Section 6, for a spin-0 field. There is no restriction on how many quanta occupy the same mode, since a_p†a_p†|0⟩ ≠ 0. Lesson 35 develops these states systematically.</w:t>
+        <w:t>Acting with several creation operators gives multi-particle states: a</w:t>
+      </w:r>
+      <w:r>
+        <w:rPr>
+          <w:vertAlign w:val="subscript"/>
+        </w:rPr>
+        <w:t>p†</w:t>
+      </w:r>
+      <w:r>
+        <w:t>a</w:t>
+      </w:r>
+      <w:r>
+        <w:rPr>
+          <w:vertAlign w:val="subscript"/>
+        </w:rPr>
+        <w:t>q†</w:t>
+      </w:r>
+      <w:r>
+        <w:t>|0⟩ has energy E</w:t>
+      </w:r>
+      <w:r>
+        <w:rPr>
+          <w:vertAlign w:val="subscript"/>
+        </w:rPr>
+        <w:t>p</w:t>
+      </w:r>
+      <w:r>
+        <w:t xml:space="preserve"> + E</w:t>
+      </w:r>
+      <w:r>
+        <w:rPr>
+          <w:vertAlign w:val="subscript"/>
+        </w:rPr>
+        <w:t>q</w:t>
+      </w:r>
+      <w:r>
+        <w:t xml:space="preserve"> and momentum p + q. Since [a</w:t>
+      </w:r>
+      <w:r>
+        <w:rPr>
+          <w:vertAlign w:val="subscript"/>
+        </w:rPr>
+        <w:t>p†</w:t>
+      </w:r>
+      <w:r>
+        <w:t>, a</w:t>
+      </w:r>
+      <w:r>
+        <w:rPr>
+          <w:vertAlign w:val="subscript"/>
+        </w:rPr>
+        <w:t>q†</w:t>
+      </w:r>
+      <w:r>
+        <w:t>] = 0, the state is symmetric under the exchange of p and q, so the quanta are bosons, in agreement with the spin-statistics connection of Lesson 17, Section 6, for a spin-0 field. There is no restriction on how many quanta occupy the same mode, since a</w:t>
+      </w:r>
+      <w:r>
+        <w:rPr>
+          <w:vertAlign w:val="subscript"/>
+        </w:rPr>
+        <w:t>p†</w:t>
+      </w:r>
+      <w:r>
+        <w:t>a</w:t>
+      </w:r>
+      <w:r>
+        <w:rPr>
+          <w:vertAlign w:val="subscript"/>
+        </w:rPr>
+        <w:t>p†</w:t>
+      </w:r>
+      <w:r>
+        <w:t>|0⟩ ≠ 0. Lesson 35 develops these states systematically.</w:t>
       </w:r>
     </w:p>
     <w:p>
@@ -3412,7 +4475,25 @@
     </w:p>
     <w:p>
       <w:r>
-        <w:t>Consider the state φ(x)|0⟩. Only the term with a_p† survives, because a_p|0⟩ = 0.</w:t>
+        <w:t>Consider the state φ(x)|0⟩. Only the term with a</w:t>
+      </w:r>
+      <w:r>
+        <w:rPr>
+          <w:vertAlign w:val="subscript"/>
+        </w:rPr>
+        <w:t>p†</w:t>
+      </w:r>
+      <w:r>
+        <w:t xml:space="preserve"> survives, because a</w:t>
+      </w:r>
+      <w:r>
+        <w:rPr>
+          <w:vertAlign w:val="subscript"/>
+        </w:rPr>
+        <w:t>p</w:t>
+      </w:r>
+      <w:r>
+        <w:t>|0⟩ = 0.</w:t>
       </w:r>
     </w:p>
     <w:p>
@@ -3575,7 +4656,16 @@
     </w:p>
     <w:p>
       <w:r>
-        <w:t>so φ(x) acting on the vacuum superposes one-particle states of all momenta with the weights e^(ip·x). Its overlap with a one-particle state is (Exercise 9)</w:t>
+        <w:t>so φ(x) acting on the vacuum superposes one-particle states of all momenta with the weights e</w:t>
+      </w:r>
+      <w:r>
+        <w:rPr>
+          <w:vertAlign w:val="superscript"/>
+        </w:rPr>
+        <w:t>ip·x</w:t>
+      </w:r>
+      <w:r>
+        <w:t>. Its overlap with a one-particle state is (Exercise 9)</w:t>
       </w:r>
     </w:p>
     <w:p>
@@ -3648,7 +4738,151 @@
     </w:p>
     <w:p>
       <w:r>
-        <w:t>Check the normalization of ⟨p|q⟩. ⟨p|q⟩ = √(2E_p2E_q)⟨0|a_pa_q†|0⟩ = √(2E_p2E_q)(2π)³δ³(p − q), and at p = q the square root becomes 2E_p, so ⟨p|q⟩ = 2E_p(2π)³δ³(p − q). The vacuum overlap is ⟨0|a_pa_q†|0⟩ = ⟨0|([a_p, a_q†] + a_q†a_p)|0⟩ = (2π)³δ³(p − q), because a_p|0⟩ = 0 removes the second term. The factor 2E_p is what makes the norm frame independent.</w:t>
+        <w:t>Check the normalization of ⟨p|q⟩. ⟨p|q⟩ = √(2E</w:t>
+      </w:r>
+      <w:r>
+        <w:rPr>
+          <w:vertAlign w:val="subscript"/>
+        </w:rPr>
+        <w:t>p</w:t>
+      </w:r>
+      <w:r>
+        <w:t>2E</w:t>
+      </w:r>
+      <w:r>
+        <w:rPr>
+          <w:vertAlign w:val="subscript"/>
+        </w:rPr>
+        <w:t>q</w:t>
+      </w:r>
+      <w:r>
+        <w:t>)⟨0|a</w:t>
+      </w:r>
+      <w:r>
+        <w:rPr>
+          <w:vertAlign w:val="subscript"/>
+        </w:rPr>
+        <w:t>p</w:t>
+      </w:r>
+      <w:r>
+        <w:t>a</w:t>
+      </w:r>
+      <w:r>
+        <w:rPr>
+          <w:vertAlign w:val="subscript"/>
+        </w:rPr>
+        <w:t>q†</w:t>
+      </w:r>
+      <w:r>
+        <w:t>|0⟩ = √(2E</w:t>
+      </w:r>
+      <w:r>
+        <w:rPr>
+          <w:vertAlign w:val="subscript"/>
+        </w:rPr>
+        <w:t>p</w:t>
+      </w:r>
+      <w:r>
+        <w:t>2E</w:t>
+      </w:r>
+      <w:r>
+        <w:rPr>
+          <w:vertAlign w:val="subscript"/>
+        </w:rPr>
+        <w:t>q</w:t>
+      </w:r>
+      <w:r>
+        <w:t>)(2π)³δ³(p − q), and at p = q the square root becomes 2E</w:t>
+      </w:r>
+      <w:r>
+        <w:rPr>
+          <w:vertAlign w:val="subscript"/>
+        </w:rPr>
+        <w:t>p</w:t>
+      </w:r>
+      <w:r>
+        <w:t>, so ⟨p|q⟩ = 2E</w:t>
+      </w:r>
+      <w:r>
+        <w:rPr>
+          <w:vertAlign w:val="subscript"/>
+        </w:rPr>
+        <w:t>p</w:t>
+      </w:r>
+      <w:r>
+        <w:t>(2π)³δ³(p − q). The vacuum overlap is ⟨0|a</w:t>
+      </w:r>
+      <w:r>
+        <w:rPr>
+          <w:vertAlign w:val="subscript"/>
+        </w:rPr>
+        <w:t>p</w:t>
+      </w:r>
+      <w:r>
+        <w:t>a</w:t>
+      </w:r>
+      <w:r>
+        <w:rPr>
+          <w:vertAlign w:val="subscript"/>
+        </w:rPr>
+        <w:t>q†</w:t>
+      </w:r>
+      <w:r>
+        <w:t>|0⟩ = ⟨0|([a</w:t>
+      </w:r>
+      <w:r>
+        <w:rPr>
+          <w:vertAlign w:val="subscript"/>
+        </w:rPr>
+        <w:t>p</w:t>
+      </w:r>
+      <w:r>
+        <w:t>, a</w:t>
+      </w:r>
+      <w:r>
+        <w:rPr>
+          <w:vertAlign w:val="subscript"/>
+        </w:rPr>
+        <w:t>q†</w:t>
+      </w:r>
+      <w:r>
+        <w:t>] + a</w:t>
+      </w:r>
+      <w:r>
+        <w:rPr>
+          <w:vertAlign w:val="subscript"/>
+        </w:rPr>
+        <w:t>q†</w:t>
+      </w:r>
+      <w:r>
+        <w:t>a</w:t>
+      </w:r>
+      <w:r>
+        <w:rPr>
+          <w:vertAlign w:val="subscript"/>
+        </w:rPr>
+        <w:t>p</w:t>
+      </w:r>
+      <w:r>
+        <w:t>)|0⟩ = (2π)³δ³(p − q), because a</w:t>
+      </w:r>
+      <w:r>
+        <w:rPr>
+          <w:vertAlign w:val="subscript"/>
+        </w:rPr>
+        <w:t>p</w:t>
+      </w:r>
+      <w:r>
+        <w:t>|0⟩ = 0 removes the second term. The factor 2E</w:t>
+      </w:r>
+      <w:r>
+        <w:rPr>
+          <w:vertAlign w:val="subscript"/>
+        </w:rPr>
+        <w:t>p</w:t>
+      </w:r>
+      <w:r>
+        <w:t xml:space="preserve"> is what makes the norm frame independent.</w:t>
       </w:r>
     </w:p>
     <w:p>
@@ -3669,7 +4903,124 @@
     </w:p>
     <w:p>
       <w:r>
-        <w:t>The field operator φ(t, x) is the Heisenberg operator φ(t, x) = e^(iHt)φ(0, x)e^(−iHt) (Lesson 12, Section 6.1). Its time dependence follows from that of the ladder operators. Since [H, a_p] = −E_pa_p, the operator a_p(t) = e^(iHt)a_pe^(−iHt) satisfies da_p/dt = i[H, a_p] = −iE_pa_p, so</w:t>
+        <w:t>The field operator φ(t, x) is the Heisenberg operator φ(t, x) = e</w:t>
+      </w:r>
+      <w:r>
+        <w:rPr>
+          <w:vertAlign w:val="superscript"/>
+        </w:rPr>
+        <w:t>iHt</w:t>
+      </w:r>
+      <w:r>
+        <w:t>φ(0, x)e</w:t>
+      </w:r>
+      <w:r>
+        <w:rPr>
+          <w:vertAlign w:val="superscript"/>
+        </w:rPr>
+        <w:t>−iHt</w:t>
+      </w:r>
+      <w:r>
+        <w:t xml:space="preserve"> (Lesson 12, Section 6.1). Its time dependence follows from that of the ladder operators. Since [H, a</w:t>
+      </w:r>
+      <w:r>
+        <w:rPr>
+          <w:vertAlign w:val="subscript"/>
+        </w:rPr>
+        <w:t>p</w:t>
+      </w:r>
+      <w:r>
+        <w:t>] = −E</w:t>
+      </w:r>
+      <w:r>
+        <w:rPr>
+          <w:vertAlign w:val="subscript"/>
+        </w:rPr>
+        <w:t>p</w:t>
+      </w:r>
+      <w:r>
+        <w:t>a</w:t>
+      </w:r>
+      <w:r>
+        <w:rPr>
+          <w:vertAlign w:val="subscript"/>
+        </w:rPr>
+        <w:t>p</w:t>
+      </w:r>
+      <w:r>
+        <w:t>, the operator a</w:t>
+      </w:r>
+      <w:r>
+        <w:rPr>
+          <w:vertAlign w:val="subscript"/>
+        </w:rPr>
+        <w:t>p</w:t>
+      </w:r>
+      <w:r>
+        <w:t>(t) = e</w:t>
+      </w:r>
+      <w:r>
+        <w:rPr>
+          <w:vertAlign w:val="superscript"/>
+        </w:rPr>
+        <w:t>iHt</w:t>
+      </w:r>
+      <w:r>
+        <w:t>a</w:t>
+      </w:r>
+      <w:r>
+        <w:rPr>
+          <w:vertAlign w:val="subscript"/>
+        </w:rPr>
+        <w:t>p</w:t>
+      </w:r>
+      <w:r>
+        <w:t>e</w:t>
+      </w:r>
+      <w:r>
+        <w:rPr>
+          <w:vertAlign w:val="superscript"/>
+        </w:rPr>
+        <w:t>−iHt</w:t>
+      </w:r>
+      <w:r>
+        <w:t xml:space="preserve"> satisfies da</w:t>
+      </w:r>
+      <w:r>
+        <w:rPr>
+          <w:vertAlign w:val="subscript"/>
+        </w:rPr>
+        <w:t>p</w:t>
+      </w:r>
+      <w:r>
+        <w:t>/dt = i[H, a</w:t>
+      </w:r>
+      <w:r>
+        <w:rPr>
+          <w:vertAlign w:val="subscript"/>
+        </w:rPr>
+        <w:t>p</w:t>
+      </w:r>
+      <w:r>
+        <w:t>] = −iE</w:t>
+      </w:r>
+      <w:r>
+        <w:rPr>
+          <w:vertAlign w:val="subscript"/>
+        </w:rPr>
+        <w:t>p</w:t>
+      </w:r>
+      <w:r>
+        <w:t>a</w:t>
+      </w:r>
+      <w:r>
+        <w:rPr>
+          <w:vertAlign w:val="subscript"/>
+        </w:rPr>
+        <w:t>p</w:t>
+      </w:r>
+      <w:r>
+        <w:t>, so</w:t>
       </w:r>
     </w:p>
     <w:p>
@@ -3830,7 +5181,16 @@
     </w:p>
     <w:p>
       <w:r>
-        <w:t>and the mode expansion of Section 2.1 is exactly the Heisenberg field at time t, with the exponentials e^(∓iE_pt) coming from the time evolution of the operators (Exercise 11). Each mode oscillates with its own frequency, as in Lesson 25.</w:t>
+        <w:t>and the mode expansion of Section 2.1 is exactly the Heisenberg field at time t, with the exponentials e</w:t>
+      </w:r>
+      <w:r>
+        <w:rPr>
+          <w:vertAlign w:val="superscript"/>
+        </w:rPr>
+        <w:t>∓iEₚt</w:t>
+      </w:r>
+      <w:r>
+        <w:t xml:space="preserve"> coming from the time evolution of the operators (Exercise 11). Each mode oscillates with its own frequency, as in Lesson 25.</w:t>
       </w:r>
     </w:p>
     <w:p>
@@ -3922,7 +5282,43 @@
     </w:p>
     <w:p>
       <w:r>
-        <w:t>The problem raised in Lesson 32, Section 3, was the nonzero amplitude for propagation outside the light cone. Compute the commutator of the field at two arbitrary spacetime points, using the mode expansion and the commutators of the ladder operators. Only the terms [a_p, a_q†] and [a_p†, a_q] survive.</w:t>
+        <w:t>The problem raised in Lesson 32, Section 3, was the nonzero amplitude for propagation outside the light cone. Compute the commutator of the field at two arbitrary spacetime points, using the mode expansion and the commutators of the ladder operators. Only the terms [a</w:t>
+      </w:r>
+      <w:r>
+        <w:rPr>
+          <w:vertAlign w:val="subscript"/>
+        </w:rPr>
+        <w:t>p</w:t>
+      </w:r>
+      <w:r>
+        <w:t>, a</w:t>
+      </w:r>
+      <w:r>
+        <w:rPr>
+          <w:vertAlign w:val="subscript"/>
+        </w:rPr>
+        <w:t>q†</w:t>
+      </w:r>
+      <w:r>
+        <w:t>] and [a</w:t>
+      </w:r>
+      <w:r>
+        <w:rPr>
+          <w:vertAlign w:val="subscript"/>
+        </w:rPr>
+        <w:t>p†</w:t>
+      </w:r>
+      <w:r>
+        <w:t>, a</w:t>
+      </w:r>
+      <w:r>
+        <w:rPr>
+          <w:vertAlign w:val="subscript"/>
+        </w:rPr>
+        <w:t>q</w:t>
+      </w:r>
+      <w:r>
+        <w:t>] survive.</w:t>
       </w:r>
     </w:p>
     <w:p>
@@ -4157,7 +5553,16 @@
     </w:p>
     <w:p>
       <w:r>
-        <w:t>Suppose (x − y)² &lt; 0, so that the two points are spacelike separated. Then there is a proper orthochronous Lorentz transformation Λ that takes x − y to −(x − y): boost to the frame in which the two points are simultaneous, and then rotate by π about an axis perpendicular to their spatial separation. The function D is Lorentz invariant, since the measure d³p/((2π)³2E_p) and the product p·z are (Lesson 18, Exercise 16, and Lesson 4), so D(Λz) = D(z), and therefore D(x − y) = D(y − x). The commutator vanishes.</w:t>
+        <w:t>Suppose (x − y)² &lt; 0, so that the two points are spacelike separated. Then there is a proper orthochronous Lorentz transformation Λ that takes x − y to −(x − y): boost to the frame in which the two points are simultaneous, and then rotate by π about an axis perpendicular to their spatial separation. The function D is Lorentz invariant, since the measure d³p/((2π)³2E</w:t>
+      </w:r>
+      <w:r>
+        <w:rPr>
+          <w:vertAlign w:val="subscript"/>
+        </w:rPr>
+        <w:t>p</w:t>
+      </w:r>
+      <w:r>
+        <w:t>) and the product p·z are (Lesson 18, Exercise 16, and Lesson 4), so D(Λz) = D(z), and therefore D(x − y) = D(y − x). The commutator vanishes.</w:t>
       </w:r>
     </w:p>
     <w:p>
@@ -4268,7 +5673,25 @@
     </w:p>
     <w:p>
       <w:r>
-        <w:t>Verify that the equal-time commutator vanishes even though D does not. At t = 0, D(0, x − y) = ∫d³p/((2π)³2E_p) e^(ip·(x−y)) depends only on |x − y| by isotropy of the p integral, so D(0, x − y) = D(0, y − x), and the commutator vanishes at t = 0 for all separations. This is consistent with [φ(x), φ(y)] = 0 at equal times, one of the canonical relations of Section 1.1: that relation is not an independent postulate but is a special case of the spacelike vanishing shown above.</w:t>
+        <w:t>Verify that the equal-time commutator vanishes even though D does not. At t = 0, D(0, x − y) = ∫d³p/((2π)³2E</w:t>
+      </w:r>
+      <w:r>
+        <w:rPr>
+          <w:vertAlign w:val="subscript"/>
+        </w:rPr>
+        <w:t>p</w:t>
+      </w:r>
+      <w:r>
+        <w:t>) e</w:t>
+      </w:r>
+      <w:r>
+        <w:rPr>
+          <w:vertAlign w:val="superscript"/>
+        </w:rPr>
+        <w:t>ip·(x−y)</w:t>
+      </w:r>
+      <w:r>
+        <w:t xml:space="preserve"> depends only on |x − y| by isotropy of the p integral, so D(0, x − y) = D(0, y − x), and the commutator vanishes at t = 0 for all separations. This is consistent with [φ(x), φ(y)] = 0 at equal times, one of the canonical relations of Section 1.1: that relation is not an independent postulate but is a special case of the spacelike vanishing shown above.</w:t>
       </w:r>
     </w:p>
     <w:p>
@@ -4673,7 +6096,115 @@
     </w:p>
     <w:p>
       <w:r>
-        <w:t>with [a_p, a_q†] = [b_p, b_q†] = (2π)³δ³(p − q) and all other commutators zero. The field φ is no longer Hermitian, so the coefficient of e^(ip·x) is a different operator, b_p†, from the conjugate of the coefficient of e^(−ip·x). The Hamiltonian is H = ∫d³p/(2π)³ E_p(a_p†a_p + b_p†b_p) after normal ordering: two species of quanta, with the same mass.</w:t>
+        <w:t>with [a</w:t>
+      </w:r>
+      <w:r>
+        <w:rPr>
+          <w:vertAlign w:val="subscript"/>
+        </w:rPr>
+        <w:t>p</w:t>
+      </w:r>
+      <w:r>
+        <w:t>, a</w:t>
+      </w:r>
+      <w:r>
+        <w:rPr>
+          <w:vertAlign w:val="subscript"/>
+        </w:rPr>
+        <w:t>q†</w:t>
+      </w:r>
+      <w:r>
+        <w:t>] = [b</w:t>
+      </w:r>
+      <w:r>
+        <w:rPr>
+          <w:vertAlign w:val="subscript"/>
+        </w:rPr>
+        <w:t>p</w:t>
+      </w:r>
+      <w:r>
+        <w:t>, b</w:t>
+      </w:r>
+      <w:r>
+        <w:rPr>
+          <w:vertAlign w:val="subscript"/>
+        </w:rPr>
+        <w:t>q†</w:t>
+      </w:r>
+      <w:r>
+        <w:t>] = (2π)³δ³(p − q) and all other commutators zero. The field φ is no longer Hermitian, so the coefficient of e</w:t>
+      </w:r>
+      <w:r>
+        <w:rPr>
+          <w:vertAlign w:val="superscript"/>
+        </w:rPr>
+        <w:t>ip·x</w:t>
+      </w:r>
+      <w:r>
+        <w:t xml:space="preserve"> is a different operator, b</w:t>
+      </w:r>
+      <w:r>
+        <w:rPr>
+          <w:vertAlign w:val="subscript"/>
+        </w:rPr>
+        <w:t>p†</w:t>
+      </w:r>
+      <w:r>
+        <w:t>, from the conjugate of the coefficient of e</w:t>
+      </w:r>
+      <w:r>
+        <w:rPr>
+          <w:vertAlign w:val="superscript"/>
+        </w:rPr>
+        <w:t>−ip·x</w:t>
+      </w:r>
+      <w:r>
+        <w:t>. The Hamiltonian is H = ∫d³p/(2π)³ E</w:t>
+      </w:r>
+      <w:r>
+        <w:rPr>
+          <w:vertAlign w:val="subscript"/>
+        </w:rPr>
+        <w:t>p</w:t>
+      </w:r>
+      <w:r>
+        <w:t>(a</w:t>
+      </w:r>
+      <w:r>
+        <w:rPr>
+          <w:vertAlign w:val="subscript"/>
+        </w:rPr>
+        <w:t>p†</w:t>
+      </w:r>
+      <w:r>
+        <w:t>a</w:t>
+      </w:r>
+      <w:r>
+        <w:rPr>
+          <w:vertAlign w:val="subscript"/>
+        </w:rPr>
+        <w:t>p</w:t>
+      </w:r>
+      <w:r>
+        <w:t xml:space="preserve"> + b</w:t>
+      </w:r>
+      <w:r>
+        <w:rPr>
+          <w:vertAlign w:val="subscript"/>
+        </w:rPr>
+        <w:t>p†</w:t>
+      </w:r>
+      <w:r>
+        <w:t>b</w:t>
+      </w:r>
+      <w:r>
+        <w:rPr>
+          <w:vertAlign w:val="subscript"/>
+        </w:rPr>
+        <w:t>p</w:t>
+      </w:r>
+      <w:r>
+        <w:t>) after normal ordering: two species of quanta, with the same mass.</w:t>
       </w:r>
     </w:p>
     <w:p>
@@ -4826,7 +6357,25 @@
     </w:p>
     <w:p>
       <w:r>
-        <w:t>The a quanta carry charge +q and the b quanta carry charge −q (Exercise 15), which is the classical result of Lesson 31, Exercise 16, now as an operator identity. The particle and antiparticle have the same mass and opposite charge, as Lesson 23 argued from Dirac's equation and Lesson 32 from causality. Also [Q, φ] = −qφ, since φ contains a_p, which lowers the charge by q, and b_p†, which adds a quantum of charge −q, consistent with Lesson 31, Section 2.1.</w:t>
+        <w:t>The a quanta carry charge +q and the b quanta carry charge −q (Exercise 15), which is the classical result of Lesson 31, Exercise 16, now as an operator identity. The particle and antiparticle have the same mass and opposite charge, as Lesson 23 argued from Dirac's equation and Lesson 32 from causality. Also [Q, φ] = −qφ, since φ contains a</w:t>
+      </w:r>
+      <w:r>
+        <w:rPr>
+          <w:vertAlign w:val="subscript"/>
+        </w:rPr>
+        <w:t>p</w:t>
+      </w:r>
+      <w:r>
+        <w:t>, which lowers the charge by q, and b</w:t>
+      </w:r>
+      <w:r>
+        <w:rPr>
+          <w:vertAlign w:val="subscript"/>
+        </w:rPr>
+        <w:t>p†</w:t>
+      </w:r>
+      <w:r>
+        <w:t>, which adds a quantum of charge −q, consistent with Lesson 31, Section 2.1.</w:t>
       </w:r>
     </w:p>
     <w:p>
@@ -5048,7 +6597,25 @@
           </w:tcPr>
           <w:p>
             <w:r>
-              <w:t>[a_p, a_q†] = (2π)³δ³(p − q)</w:t>
+              <w:t>[a</w:t>
+            </w:r>
+            <w:r>
+              <w:rPr>
+                <w:vertAlign w:val="subscript"/>
+              </w:rPr>
+              <w:t>p</w:t>
+            </w:r>
+            <w:r>
+              <w:t>, a</w:t>
+            </w:r>
+            <w:r>
+              <w:rPr>
+                <w:vertAlign w:val="subscript"/>
+              </w:rPr>
+              <w:t>q†</w:t>
+            </w:r>
+            <w:r>
+              <w:t>] = (2π)³δ³(p − q)</w:t>
             </w:r>
           </w:p>
         </w:tc>
@@ -5085,7 +6652,49 @@
           </w:tcPr>
           <w:p>
             <w:r>
-              <w:t>H = ∫E_p a_p†a_p, P = ∫p a_p†a_p</w:t>
+              <w:t>H = ∫E</w:t>
+            </w:r>
+            <w:r>
+              <w:rPr>
+                <w:vertAlign w:val="subscript"/>
+              </w:rPr>
+              <w:t>p</w:t>
+            </w:r>
+            <w:r>
+              <w:t xml:space="preserve"> a</w:t>
+            </w:r>
+            <w:r>
+              <w:rPr>
+                <w:vertAlign w:val="subscript"/>
+              </w:rPr>
+              <w:t>p†</w:t>
+            </w:r>
+            <w:r>
+              <w:t>a</w:t>
+            </w:r>
+            <w:r>
+              <w:rPr>
+                <w:vertAlign w:val="subscript"/>
+              </w:rPr>
+              <w:t>p</w:t>
+            </w:r>
+            <w:r>
+              <w:t>, P = ∫p a</w:t>
+            </w:r>
+            <w:r>
+              <w:rPr>
+                <w:vertAlign w:val="subscript"/>
+              </w:rPr>
+              <w:t>p†</w:t>
+            </w:r>
+            <w:r>
+              <w:t>a</w:t>
+            </w:r>
+            <w:r>
+              <w:rPr>
+                <w:vertAlign w:val="subscript"/>
+              </w:rPr>
+              <w:t>p</w:t>
             </w:r>
           </w:p>
         </w:tc>
@@ -5122,7 +6731,34 @@
           </w:tcPr>
           <w:p>
             <w:r>
-              <w:t>|p⟩ = √(2E_p) a_p†|0⟩ with ⟨p|q⟩ = 2E_p(2π)³δ³(p − q)</w:t>
+              <w:t>|p⟩ = √(2E</w:t>
+            </w:r>
+            <w:r>
+              <w:rPr>
+                <w:vertAlign w:val="subscript"/>
+              </w:rPr>
+              <w:t>p</w:t>
+            </w:r>
+            <w:r>
+              <w:t>) a</w:t>
+            </w:r>
+            <w:r>
+              <w:rPr>
+                <w:vertAlign w:val="subscript"/>
+              </w:rPr>
+              <w:t>p†</w:t>
+            </w:r>
+            <w:r>
+              <w:t>|0⟩ with ⟨p|q⟩ = 2E</w:t>
+            </w:r>
+            <w:r>
+              <w:rPr>
+                <w:vertAlign w:val="subscript"/>
+              </w:rPr>
+              <w:t>p</w:t>
+            </w:r>
+            <w:r>
+              <w:t>(2π)³δ³(p − q)</w:t>
             </w:r>
           </w:p>
         </w:tc>
@@ -5159,7 +6795,13 @@
           </w:tcPr>
           <w:p>
             <w:r>
-              <w:t>⟨p|φ(x)|0⟩ = e^(ip·x)</w:t>
+              <w:t>⟨p|φ(x)|0⟩ = e</w:t>
+            </w:r>
+            <w:r>
+              <w:rPr>
+                <w:vertAlign w:val="superscript"/>
+              </w:rPr>
+              <w:t>ip·x</w:t>
             </w:r>
           </w:p>
         </w:tc>
@@ -5176,7 +6818,25 @@
           </w:tcPr>
           <w:p>
             <w:r>
-              <w:t>External-line factors e^(−ip·x) and e^(ip·x) at the end of every Feynman diagram line (Lesson 50)</w:t>
+              <w:t>External-line factors e</w:t>
+            </w:r>
+            <w:r>
+              <w:rPr>
+                <w:vertAlign w:val="superscript"/>
+              </w:rPr>
+              <w:t>−ip·x</w:t>
+            </w:r>
+            <w:r>
+              <w:t xml:space="preserve"> and e</w:t>
+            </w:r>
+            <w:r>
+              <w:rPr>
+                <w:vertAlign w:val="superscript"/>
+              </w:rPr>
+              <w:t>ip·x</w:t>
+            </w:r>
+            <w:r>
+              <w:t xml:space="preserve"> at the end of every Feynman diagram line (Lesson 50)</w:t>
             </w:r>
           </w:p>
         </w:tc>
@@ -5270,7 +6930,25 @@
           </w:tcPr>
           <w:p>
             <w:r>
-              <w:t>Complex field with a and b operators, Q = q(N_a − N_b)</w:t>
+              <w:t>Complex field with a and b operators, Q = q(N</w:t>
+            </w:r>
+            <w:r>
+              <w:rPr>
+                <w:vertAlign w:val="subscript"/>
+              </w:rPr>
+              <w:t>a</w:t>
+            </w:r>
+            <w:r>
+              <w:t xml:space="preserve"> − N</w:t>
+            </w:r>
+            <w:r>
+              <w:rPr>
+                <w:vertAlign w:val="subscript"/>
+              </w:rPr>
+              <w:t>b</w:t>
+            </w:r>
+            <w:r>
+              <w:t>)</w:t>
             </w:r>
           </w:p>
         </w:tc>
@@ -5402,7 +7080,61 @@
         </w:numPr>
       </w:pPr>
       <w:r>
-        <w:t>The field is expanded as φ = ∫d³p/(2π)³(2E_p)^(−1/2)(a_pe^(−ip·x) + a_p†e^(ip·x)), with π = φ̇.</w:t>
+        <w:t>The field is expanded as φ = ∫d³p/(2π)³(2E</w:t>
+      </w:r>
+      <w:r>
+        <w:rPr>
+          <w:vertAlign w:val="subscript"/>
+        </w:rPr>
+        <w:t>p</w:t>
+      </w:r>
+      <w:r>
+        <w:t>)</w:t>
+      </w:r>
+      <w:r>
+        <w:rPr>
+          <w:vertAlign w:val="superscript"/>
+        </w:rPr>
+        <w:t>−1/2</w:t>
+      </w:r>
+      <w:r>
+        <w:t>(a</w:t>
+      </w:r>
+      <w:r>
+        <w:rPr>
+          <w:vertAlign w:val="subscript"/>
+        </w:rPr>
+        <w:t>p</w:t>
+      </w:r>
+      <w:r>
+        <w:t>e</w:t>
+      </w:r>
+      <w:r>
+        <w:rPr>
+          <w:vertAlign w:val="superscript"/>
+        </w:rPr>
+        <w:t>−ip·x</w:t>
+      </w:r>
+      <w:r>
+        <w:t xml:space="preserve"> + a</w:t>
+      </w:r>
+      <w:r>
+        <w:rPr>
+          <w:vertAlign w:val="subscript"/>
+        </w:rPr>
+        <w:t>p†</w:t>
+      </w:r>
+      <w:r>
+        <w:t>e</w:t>
+      </w:r>
+      <w:r>
+        <w:rPr>
+          <w:vertAlign w:val="superscript"/>
+        </w:rPr>
+        <w:t>ip·x</w:t>
+      </w:r>
+      <w:r>
+        <w:t>), with π = φ̇.</w:t>
       </w:r>
     </w:p>
     <w:p>
@@ -5414,7 +7146,25 @@
         </w:numPr>
       </w:pPr>
       <w:r>
-        <w:t>The canonical relations are equivalent to [a_p, a_q†] = (2π)³δ³(p − q), [a, a] = [a†, a†] = 0.</w:t>
+        <w:t>The canonical relations are equivalent to [a</w:t>
+      </w:r>
+      <w:r>
+        <w:rPr>
+          <w:vertAlign w:val="subscript"/>
+        </w:rPr>
+        <w:t>p</w:t>
+      </w:r>
+      <w:r>
+        <w:t>, a</w:t>
+      </w:r>
+      <w:r>
+        <w:rPr>
+          <w:vertAlign w:val="subscript"/>
+        </w:rPr>
+        <w:t>q†</w:t>
+      </w:r>
+      <w:r>
+        <w:t>] = (2π)³δ³(p − q), [a, a] = [a†, a†] = 0.</w:t>
       </w:r>
     </w:p>
     <w:p>
@@ -5426,7 +7176,52 @@
         </w:numPr>
       </w:pPr>
       <w:r>
-        <w:t>H = ∫E_pa_p†a_p plus an infinite zero-point energy, removed by normal ordering, and P = ∫p a_p†a_p.</w:t>
+        <w:t>H = ∫E</w:t>
+      </w:r>
+      <w:r>
+        <w:rPr>
+          <w:vertAlign w:val="subscript"/>
+        </w:rPr>
+        <w:t>p</w:t>
+      </w:r>
+      <w:r>
+        <w:t>a</w:t>
+      </w:r>
+      <w:r>
+        <w:rPr>
+          <w:vertAlign w:val="subscript"/>
+        </w:rPr>
+        <w:t>p†</w:t>
+      </w:r>
+      <w:r>
+        <w:t>a</w:t>
+      </w:r>
+      <w:r>
+        <w:rPr>
+          <w:vertAlign w:val="subscript"/>
+        </w:rPr>
+        <w:t>p</w:t>
+      </w:r>
+      <w:r>
+        <w:t xml:space="preserve"> plus an infinite zero-point energy, removed by normal ordering, and P = ∫p a</w:t>
+      </w:r>
+      <w:r>
+        <w:rPr>
+          <w:vertAlign w:val="subscript"/>
+        </w:rPr>
+        <w:t>p†</w:t>
+      </w:r>
+      <w:r>
+        <w:t>a</w:t>
+      </w:r>
+      <w:r>
+        <w:rPr>
+          <w:vertAlign w:val="subscript"/>
+        </w:rPr>
+        <w:t>p</w:t>
+      </w:r>
+      <w:r>
+        <w:t>.</w:t>
       </w:r>
     </w:p>
     <w:p>
@@ -5438,7 +7233,34 @@
         </w:numPr>
       </w:pPr>
       <w:r>
-        <w:t>The vacuum is annihilated by all a_p; a_p†|0⟩ is a state of momentum p and energy E_p, a particle of mass m, and multi-particle states are bosonic.</w:t>
+        <w:t>The vacuum is annihilated by all a</w:t>
+      </w:r>
+      <w:r>
+        <w:rPr>
+          <w:vertAlign w:val="subscript"/>
+        </w:rPr>
+        <w:t>p</w:t>
+      </w:r>
+      <w:r>
+        <w:t>; a</w:t>
+      </w:r>
+      <w:r>
+        <w:rPr>
+          <w:vertAlign w:val="subscript"/>
+        </w:rPr>
+        <w:t>p†</w:t>
+      </w:r>
+      <w:r>
+        <w:t>|0⟩ is a state of momentum p and energy E</w:t>
+      </w:r>
+      <w:r>
+        <w:rPr>
+          <w:vertAlign w:val="subscript"/>
+        </w:rPr>
+        <w:t>p</w:t>
+      </w:r>
+      <w:r>
+        <w:t>, a particle of mass m, and multi-particle states are bosonic.</w:t>
       </w:r>
     </w:p>
     <w:p>
@@ -5450,7 +7272,25 @@
         </w:numPr>
       </w:pPr>
       <w:r>
-        <w:t>The relativistic normalization ⟨p|q⟩ = 2E_p(2π)³δ³(p − q) is Lorentz invariant, and ⟨p|φ(x)|0⟩ = e^(ip·x): the field creates a particle at x.</w:t>
+        <w:t>The relativistic normalization ⟨p|q⟩ = 2E</w:t>
+      </w:r>
+      <w:r>
+        <w:rPr>
+          <w:vertAlign w:val="subscript"/>
+        </w:rPr>
+        <w:t>p</w:t>
+      </w:r>
+      <w:r>
+        <w:t>(2π)³δ³(p − q) is Lorentz invariant, and ⟨p|φ(x)|0⟩ = e</w:t>
+      </w:r>
+      <w:r>
+        <w:rPr>
+          <w:vertAlign w:val="superscript"/>
+        </w:rPr>
+        <w:t>ip·x</w:t>
+      </w:r>
+      <w:r>
+        <w:t>: the field creates a particle at x.</w:t>
       </w:r>
     </w:p>
     <w:p>
@@ -5462,7 +7302,34 @@
         </w:numPr>
       </w:pPr>
       <w:r>
-        <w:t>In the Heisenberg picture a_p(t) = a_pe^(−iE_pt) and the field obeys (□ + m²)φ = 0 as an operator equation.</w:t>
+        <w:t>In the Heisenberg picture a</w:t>
+      </w:r>
+      <w:r>
+        <w:rPr>
+          <w:vertAlign w:val="subscript"/>
+        </w:rPr>
+        <w:t>p</w:t>
+      </w:r>
+      <w:r>
+        <w:t>(t) = a</w:t>
+      </w:r>
+      <w:r>
+        <w:rPr>
+          <w:vertAlign w:val="subscript"/>
+        </w:rPr>
+        <w:t>p</w:t>
+      </w:r>
+      <w:r>
+        <w:t>e</w:t>
+      </w:r>
+      <w:r>
+        <w:rPr>
+          <w:vertAlign w:val="superscript"/>
+        </w:rPr>
+        <w:t>−iEₚt</w:t>
+      </w:r>
+      <w:r>
+        <w:t xml:space="preserve"> and the field obeys (□ + m²)φ = 0 as an operator equation.</w:t>
       </w:r>
     </w:p>
     <w:p>
@@ -5474,7 +7341,25 @@
         </w:numPr>
       </w:pPr>
       <w:r>
-        <w:t>The commutator [φ(x), φ(y)] = D(x − y) − D(y − x) is a c-number that vanishes at spacelike separation; for the complex field the two terms are particle and antiparticle, with charge Q = q(N_a − N_b).</w:t>
+        <w:t>The commutator [φ(x), φ(y)] = D(x − y) − D(y − x) is a c-number that vanishes at spacelike separation; for the complex field the two terms are particle and antiparticle, with charge Q = q(N</w:t>
+      </w:r>
+      <w:r>
+        <w:rPr>
+          <w:vertAlign w:val="subscript"/>
+        </w:rPr>
+        <w:t>a</w:t>
+      </w:r>
+      <w:r>
+        <w:t xml:space="preserve"> − N</w:t>
+      </w:r>
+      <w:r>
+        <w:rPr>
+          <w:vertAlign w:val="subscript"/>
+        </w:rPr>
+        <w:t>b</w:t>
+      </w:r>
+      <w:r>
+        <w:t>).</w:t>
       </w:r>
     </w:p>
     <w:p>
@@ -5575,7 +7460,13 @@
           </w:tcPr>
           <w:p>
             <w:r>
-              <w:t>Differentiate the mode expansion of φ with respect to t and verify that π = φ̇ is given by the expression of Section 2.1.</w:t>
+              <w:rPr>
+                <w:b/>
+              </w:rPr>
+              <w:t>Core.</w:t>
+            </w:r>
+            <w:r>
+              <w:t xml:space="preserve"> Differentiate the mode expansion of φ with respect to t and verify that π = φ̇ is given by the expression of Section 2.1.</w:t>
             </w:r>
           </w:p>
         </w:tc>
@@ -5613,7 +7504,31 @@
           </w:tcPr>
           <w:p>
             <w:r>
-              <w:t>From [a_p, a_q†] = (2π)³δ³(p − q) and [a, a] = [a†, a†] = 0, show that [φ(x), φ(y)] = 0 and [π(x), π(y)] = 0 at equal times.</w:t>
+              <w:rPr>
+                <w:b/>
+              </w:rPr>
+              <w:t>Extension.</w:t>
+            </w:r>
+            <w:r>
+              <w:t xml:space="preserve"> From [a</w:t>
+            </w:r>
+            <w:r>
+              <w:rPr>
+                <w:vertAlign w:val="subscript"/>
+              </w:rPr>
+              <w:t>p</w:t>
+            </w:r>
+            <w:r>
+              <w:t>, a</w:t>
+            </w:r>
+            <w:r>
+              <w:rPr>
+                <w:vertAlign w:val="subscript"/>
+              </w:rPr>
+              <w:t>q†</w:t>
+            </w:r>
+            <w:r>
+              <w:t>] = (2π)³δ³(p − q) and [a, a] = [a†, a†] = 0, show that [φ(x), φ(y)] = 0 and [π(x), π(y)] = 0 at equal times.</w:t>
             </w:r>
           </w:p>
         </w:tc>
@@ -5649,7 +7564,67 @@
           </w:tcPr>
           <w:p>
             <w:r>
-              <w:t>Show that a_p = ∫d³x e^(−ip·x)(√(E_p/2)φ + iπ/√(2E_p)) at t = 0, and use this with the canonical relations to derive [a_p, a_q†] = (2π)³δ³(p − q).</w:t>
+              <w:rPr>
+                <w:b/>
+              </w:rPr>
+              <w:t>Extension.</w:t>
+            </w:r>
+            <w:r>
+              <w:t xml:space="preserve"> Show that a</w:t>
+            </w:r>
+            <w:r>
+              <w:rPr>
+                <w:vertAlign w:val="subscript"/>
+              </w:rPr>
+              <w:t>p</w:t>
+            </w:r>
+            <w:r>
+              <w:t xml:space="preserve"> = ∫d³x e</w:t>
+            </w:r>
+            <w:r>
+              <w:rPr>
+                <w:vertAlign w:val="superscript"/>
+              </w:rPr>
+              <w:t>−ip·x</w:t>
+            </w:r>
+            <w:r>
+              <w:t>(√(E</w:t>
+            </w:r>
+            <w:r>
+              <w:rPr>
+                <w:vertAlign w:val="subscript"/>
+              </w:rPr>
+              <w:t>p</w:t>
+            </w:r>
+            <w:r>
+              <w:t>/2)φ + iπ/√(2E</w:t>
+            </w:r>
+            <w:r>
+              <w:rPr>
+                <w:vertAlign w:val="subscript"/>
+              </w:rPr>
+              <w:t>p</w:t>
+            </w:r>
+            <w:r>
+              <w:t>)) at t = 0, and use this with the canonical relations to derive [a</w:t>
+            </w:r>
+            <w:r>
+              <w:rPr>
+                <w:vertAlign w:val="subscript"/>
+              </w:rPr>
+              <w:t>p</w:t>
+            </w:r>
+            <w:r>
+              <w:t>, a</w:t>
+            </w:r>
+            <w:r>
+              <w:rPr>
+                <w:vertAlign w:val="subscript"/>
+              </w:rPr>
+              <w:t>q†</w:t>
+            </w:r>
+            <w:r>
+              <w:t>] = (2π)³δ³(p − q).</w:t>
             </w:r>
           </w:p>
         </w:tc>
@@ -5687,7 +7662,112 @@
           </w:tcPr>
           <w:p>
             <w:r>
-              <w:t>Fill in the algebra of Section 3.1: show that the coefficient of a_p†a_p and a_pa_p† in H is E_p/4 from (1/2)π² and E_p/4 from (1/2)(∇φ)² + (1/2)m²φ², so that H = ∫d³p/(2π)³(E_p/2)(a_p†a_p + a_pa_p†).</w:t>
+              <w:rPr>
+                <w:b/>
+              </w:rPr>
+              <w:t>Extension.</w:t>
+            </w:r>
+            <w:r>
+              <w:t xml:space="preserve"> Fill in the algebra of Section 3.1: show that the coefficient of a</w:t>
+            </w:r>
+            <w:r>
+              <w:rPr>
+                <w:vertAlign w:val="subscript"/>
+              </w:rPr>
+              <w:t>p†</w:t>
+            </w:r>
+            <w:r>
+              <w:t>a</w:t>
+            </w:r>
+            <w:r>
+              <w:rPr>
+                <w:vertAlign w:val="subscript"/>
+              </w:rPr>
+              <w:t>p</w:t>
+            </w:r>
+            <w:r>
+              <w:t xml:space="preserve"> and a</w:t>
+            </w:r>
+            <w:r>
+              <w:rPr>
+                <w:vertAlign w:val="subscript"/>
+              </w:rPr>
+              <w:t>p</w:t>
+            </w:r>
+            <w:r>
+              <w:t>a</w:t>
+            </w:r>
+            <w:r>
+              <w:rPr>
+                <w:vertAlign w:val="subscript"/>
+              </w:rPr>
+              <w:t>p†</w:t>
+            </w:r>
+            <w:r>
+              <w:t xml:space="preserve"> in H is E</w:t>
+            </w:r>
+            <w:r>
+              <w:rPr>
+                <w:vertAlign w:val="subscript"/>
+              </w:rPr>
+              <w:t>p</w:t>
+            </w:r>
+            <w:r>
+              <w:t>/4 from (1/2)π² and E</w:t>
+            </w:r>
+            <w:r>
+              <w:rPr>
+                <w:vertAlign w:val="subscript"/>
+              </w:rPr>
+              <w:t>p</w:t>
+            </w:r>
+            <w:r>
+              <w:t>/4 from (1/2)(∇φ)² + (1/2)m²φ², so that H = ∫d³p/(2π)³(E</w:t>
+            </w:r>
+            <w:r>
+              <w:rPr>
+                <w:vertAlign w:val="subscript"/>
+              </w:rPr>
+              <w:t>p</w:t>
+            </w:r>
+            <w:r>
+              <w:t>/2)(a</w:t>
+            </w:r>
+            <w:r>
+              <w:rPr>
+                <w:vertAlign w:val="subscript"/>
+              </w:rPr>
+              <w:t>p†</w:t>
+            </w:r>
+            <w:r>
+              <w:t>a</w:t>
+            </w:r>
+            <w:r>
+              <w:rPr>
+                <w:vertAlign w:val="subscript"/>
+              </w:rPr>
+              <w:t>p</w:t>
+            </w:r>
+            <w:r>
+              <w:t xml:space="preserve"> + a</w:t>
+            </w:r>
+            <w:r>
+              <w:rPr>
+                <w:vertAlign w:val="subscript"/>
+              </w:rPr>
+              <w:t>p</w:t>
+            </w:r>
+            <w:r>
+              <w:t>a</w:t>
+            </w:r>
+            <w:r>
+              <w:rPr>
+                <w:vertAlign w:val="subscript"/>
+              </w:rPr>
+              <w:t>p†</w:t>
+            </w:r>
+            <w:r>
+              <w:t>).</w:t>
             </w:r>
           </w:p>
         </w:tc>
@@ -5723,7 +7803,40 @@
           </w:tcPr>
           <w:p>
             <w:r>
-              <w:t>Show that the coefficient of a_pa_{−p} in H vanishes, using E_p² = |p|² + m².</w:t>
+              <w:rPr>
+                <w:b/>
+              </w:rPr>
+              <w:t>Core.</w:t>
+            </w:r>
+            <w:r>
+              <w:t xml:space="preserve"> Show that the coefficient of a</w:t>
+            </w:r>
+            <w:r>
+              <w:rPr>
+                <w:vertAlign w:val="subscript"/>
+              </w:rPr>
+              <w:t>p</w:t>
+            </w:r>
+            <w:r>
+              <w:t>a</w:t>
+            </w:r>
+            <w:r>
+              <w:rPr>
+                <w:vertAlign w:val="subscript"/>
+              </w:rPr>
+              <w:t>−p</w:t>
+            </w:r>
+            <w:r>
+              <w:t xml:space="preserve"> in H vanishes, using E</w:t>
+            </w:r>
+            <w:r>
+              <w:rPr>
+                <w:vertAlign w:val="subscript"/>
+              </w:rPr>
+              <w:t>p</w:t>
+            </w:r>
+            <w:r>
+              <w:t>² = |p|² + m².</w:t>
             </w:r>
           </w:p>
         </w:tc>
@@ -5761,7 +7874,31 @@
           </w:tcPr>
           <w:p>
             <w:r>
-              <w:t>Show that P = −∫d³x π∇φ equals ∫d³p/(2π)³ p a_p†a_p after normal ordering, explaining why the terms aa and a†a† vanish.</w:t>
+              <w:rPr>
+                <w:b/>
+              </w:rPr>
+              <w:t>Extension.</w:t>
+            </w:r>
+            <w:r>
+              <w:t xml:space="preserve"> Show that P = −∫d³x π∇φ equals ∫d³p/(2π)³ p a</w:t>
+            </w:r>
+            <w:r>
+              <w:rPr>
+                <w:vertAlign w:val="subscript"/>
+              </w:rPr>
+              <w:t>p†</w:t>
+            </w:r>
+            <w:r>
+              <w:t>a</w:t>
+            </w:r>
+            <w:r>
+              <w:rPr>
+                <w:vertAlign w:val="subscript"/>
+              </w:rPr>
+              <w:t>p</w:t>
+            </w:r>
+            <w:r>
+              <w:t xml:space="preserve"> after normal ordering, explaining why the terms aa and a†a† vanish.</w:t>
             </w:r>
           </w:p>
         </w:tc>
@@ -5797,7 +7934,76 @@
           </w:tcPr>
           <w:p>
             <w:r>
-              <w:t>Show that [H, a_p†] = E_pa_p† and [P, a_p†] = p a_p†, and conclude that a_p†|0⟩ has energy E_p and momentum p.</w:t>
+              <w:rPr>
+                <w:b/>
+              </w:rPr>
+              <w:t>Core.</w:t>
+            </w:r>
+            <w:r>
+              <w:t xml:space="preserve"> Show that [H, a</w:t>
+            </w:r>
+            <w:r>
+              <w:rPr>
+                <w:vertAlign w:val="subscript"/>
+              </w:rPr>
+              <w:t>p†</w:t>
+            </w:r>
+            <w:r>
+              <w:t>] = E</w:t>
+            </w:r>
+            <w:r>
+              <w:rPr>
+                <w:vertAlign w:val="subscript"/>
+              </w:rPr>
+              <w:t>p</w:t>
+            </w:r>
+            <w:r>
+              <w:t>a</w:t>
+            </w:r>
+            <w:r>
+              <w:rPr>
+                <w:vertAlign w:val="subscript"/>
+              </w:rPr>
+              <w:t>p†</w:t>
+            </w:r>
+            <w:r>
+              <w:t xml:space="preserve"> and [P, a</w:t>
+            </w:r>
+            <w:r>
+              <w:rPr>
+                <w:vertAlign w:val="subscript"/>
+              </w:rPr>
+              <w:t>p†</w:t>
+            </w:r>
+            <w:r>
+              <w:t>] = p a</w:t>
+            </w:r>
+            <w:r>
+              <w:rPr>
+                <w:vertAlign w:val="subscript"/>
+              </w:rPr>
+              <w:t>p†</w:t>
+            </w:r>
+            <w:r>
+              <w:t>, and conclude that a</w:t>
+            </w:r>
+            <w:r>
+              <w:rPr>
+                <w:vertAlign w:val="subscript"/>
+              </w:rPr>
+              <w:t>p†</w:t>
+            </w:r>
+            <w:r>
+              <w:t>|0⟩ has energy E</w:t>
+            </w:r>
+            <w:r>
+              <w:rPr>
+                <w:vertAlign w:val="subscript"/>
+              </w:rPr>
+              <w:t>p</w:t>
+            </w:r>
+            <w:r>
+              <w:t xml:space="preserve"> and momentum p.</w:t>
             </w:r>
           </w:p>
         </w:tc>
@@ -5835,7 +8041,49 @@
           </w:tcPr>
           <w:p>
             <w:r>
-              <w:t>Show that d³p/E_p is invariant under a boost along z by verifying dp_z′/E′ = dp_z/E, and conclude that E_pδ³(p − q) is Lorentz invariant.</w:t>
+              <w:rPr>
+                <w:b/>
+              </w:rPr>
+              <w:t>Extension.</w:t>
+            </w:r>
+            <w:r>
+              <w:t xml:space="preserve"> Show that d³p/E</w:t>
+            </w:r>
+            <w:r>
+              <w:rPr>
+                <w:vertAlign w:val="subscript"/>
+              </w:rPr>
+              <w:t>p</w:t>
+            </w:r>
+            <w:r>
+              <w:t xml:space="preserve"> is invariant under a boost along z by verifying dp</w:t>
+            </w:r>
+            <w:r>
+              <w:rPr>
+                <w:vertAlign w:val="subscript"/>
+              </w:rPr>
+              <w:t>z′</w:t>
+            </w:r>
+            <w:r>
+              <w:t>/E′ = dp</w:t>
+            </w:r>
+            <w:r>
+              <w:rPr>
+                <w:vertAlign w:val="subscript"/>
+              </w:rPr>
+              <w:t>z</w:t>
+            </w:r>
+            <w:r>
+              <w:t>/E, and conclude that E</w:t>
+            </w:r>
+            <w:r>
+              <w:rPr>
+                <w:vertAlign w:val="subscript"/>
+              </w:rPr>
+              <w:t>p</w:t>
+            </w:r>
+            <w:r>
+              <w:t>δ³(p − q) is Lorentz invariant.</w:t>
             </w:r>
           </w:p>
         </w:tc>
@@ -5871,7 +8119,40 @@
           </w:tcPr>
           <w:p>
             <w:r>
-              <w:t>Compute ⟨p|φ(x)|0⟩ = e^(ip·x) from φ(x)|0⟩ and |p⟩ = √(2E_p)a_p†|0⟩.</w:t>
+              <w:rPr>
+                <w:b/>
+              </w:rPr>
+              <w:t>Core.</w:t>
+            </w:r>
+            <w:r>
+              <w:t xml:space="preserve"> Compute ⟨p|φ(x)|0⟩ = e</w:t>
+            </w:r>
+            <w:r>
+              <w:rPr>
+                <w:vertAlign w:val="superscript"/>
+              </w:rPr>
+              <w:t>ip·x</w:t>
+            </w:r>
+            <w:r>
+              <w:t xml:space="preserve"> from φ(x)|0⟩ and |p⟩ = √(2E</w:t>
+            </w:r>
+            <w:r>
+              <w:rPr>
+                <w:vertAlign w:val="subscript"/>
+              </w:rPr>
+              <w:t>p</w:t>
+            </w:r>
+            <w:r>
+              <w:t>)a</w:t>
+            </w:r>
+            <w:r>
+              <w:rPr>
+                <w:vertAlign w:val="subscript"/>
+              </w:rPr>
+              <w:t>p†</w:t>
+            </w:r>
+            <w:r>
+              <w:t>|0⟩.</w:t>
             </w:r>
           </w:p>
         </w:tc>
@@ -5909,7 +8190,13 @@
           </w:tcPr>
           <w:p>
             <w:r>
-              <w:t>Show that the normal-ordered Hamiltonian satisfies H|0⟩ = 0 and that energy differences between states are the same as for the unordered Hamiltonian.</w:t>
+              <w:rPr>
+                <w:b/>
+              </w:rPr>
+              <w:t>Core.</w:t>
+            </w:r>
+            <w:r>
+              <w:t xml:space="preserve"> Show that the normal-ordered Hamiltonian satisfies H|0⟩ = 0 and that energy differences between states are the same as for the unordered Hamiltonian.</w:t>
             </w:r>
           </w:p>
         </w:tc>
@@ -5945,7 +8232,85 @@
           </w:tcPr>
           <w:p>
             <w:r>
-              <w:t>Show that e^(iHt)a_pe^(−iHt) = a_pe^(−iE_pt) from [H, a_p] = −E_pa_p, and hence that the mode expansion of Section 2.1 is the Heisenberg field.</w:t>
+              <w:rPr>
+                <w:b/>
+              </w:rPr>
+              <w:t>Core.</w:t>
+            </w:r>
+            <w:r>
+              <w:t xml:space="preserve"> Show that e</w:t>
+            </w:r>
+            <w:r>
+              <w:rPr>
+                <w:vertAlign w:val="superscript"/>
+              </w:rPr>
+              <w:t>iHt</w:t>
+            </w:r>
+            <w:r>
+              <w:t>a</w:t>
+            </w:r>
+            <w:r>
+              <w:rPr>
+                <w:vertAlign w:val="subscript"/>
+              </w:rPr>
+              <w:t>p</w:t>
+            </w:r>
+            <w:r>
+              <w:t>e</w:t>
+            </w:r>
+            <w:r>
+              <w:rPr>
+                <w:vertAlign w:val="superscript"/>
+              </w:rPr>
+              <w:t>−iHt</w:t>
+            </w:r>
+            <w:r>
+              <w:t xml:space="preserve"> = a</w:t>
+            </w:r>
+            <w:r>
+              <w:rPr>
+                <w:vertAlign w:val="subscript"/>
+              </w:rPr>
+              <w:t>p</w:t>
+            </w:r>
+            <w:r>
+              <w:t>e</w:t>
+            </w:r>
+            <w:r>
+              <w:rPr>
+                <w:vertAlign w:val="superscript"/>
+              </w:rPr>
+              <w:t>−iEₚt</w:t>
+            </w:r>
+            <w:r>
+              <w:t xml:space="preserve"> from [H, a</w:t>
+            </w:r>
+            <w:r>
+              <w:rPr>
+                <w:vertAlign w:val="subscript"/>
+              </w:rPr>
+              <w:t>p</w:t>
+            </w:r>
+            <w:r>
+              <w:t>] = −E</w:t>
+            </w:r>
+            <w:r>
+              <w:rPr>
+                <w:vertAlign w:val="subscript"/>
+              </w:rPr>
+              <w:t>p</w:t>
+            </w:r>
+            <w:r>
+              <w:t>a</w:t>
+            </w:r>
+            <w:r>
+              <w:rPr>
+                <w:vertAlign w:val="subscript"/>
+              </w:rPr>
+              <w:t>p</w:t>
+            </w:r>
+            <w:r>
+              <w:t>, and hence that the mode expansion of Section 2.1 is the Heisenberg field.</w:t>
             </w:r>
           </w:p>
         </w:tc>
@@ -5983,7 +8348,13 @@
           </w:tcPr>
           <w:p>
             <w:r>
-              <w:t>Using the canonical commutators, show that i[H, φ] = π and i[H, π] = ∇²φ − m²φ, and deduce (□ + m²)φ = 0.</w:t>
+              <w:rPr>
+                <w:b/>
+              </w:rPr>
+              <w:t>Extension.</w:t>
+            </w:r>
+            <w:r>
+              <w:t xml:space="preserve"> Using the canonical commutators, show that i[H, φ] = π and i[H, π] = ∇²φ − m²φ, and deduce (□ + m²)φ = 0.</w:t>
             </w:r>
           </w:p>
         </w:tc>
@@ -6019,7 +8390,13 @@
           </w:tcPr>
           <w:p>
             <w:r>
-              <w:t>Show that D(x − y) = D(y − x) for spacelike x − y by exhibiting a proper orthochronous Lorentz transformation taking x − y to −(x − y), and explain why [φ(x), φ(y)] is a c-number.</w:t>
+              <w:rPr>
+                <w:b/>
+              </w:rPr>
+              <w:t>Extension.</w:t>
+            </w:r>
+            <w:r>
+              <w:t xml:space="preserve"> Show that D(x − y) = D(y − x) for spacelike x − y by exhibiting a proper orthochronous Lorentz transformation taking x − y to −(x − y), and explain why [φ(x), φ(y)] is a c-number.</w:t>
             </w:r>
           </w:p>
         </w:tc>
@@ -6057,7 +8434,13 @@
           </w:tcPr>
           <w:p>
             <w:r>
-              <w:t>For the complex field with [a, a†] = [b, b†] = (2π)³δ³ and all others zero, show that [φ(x), φ†(y)] = D(x − y) − D(y − x) and [φ(x), φ(y)] = 0.</w:t>
+              <w:rPr>
+                <w:b/>
+              </w:rPr>
+              <w:t>Core.</w:t>
+            </w:r>
+            <w:r>
+              <w:t xml:space="preserve"> For the complex field with [a, a†] = [b, b†] = (2π)³δ³ and all others zero, show that [φ(x), φ†(y)] = D(x − y) − D(y − x) and [φ(x), φ(y)] = 0.</w:t>
             </w:r>
           </w:p>
         </w:tc>
@@ -6093,7 +8476,85 @@
           </w:tcPr>
           <w:p>
             <w:r>
-              <w:t>For Q = q∫d³p/(2π)³(a_p†a_p − b_p†b_p), show that [Q, a_p†] = qa_p† and [Q, b_p†] = −qb_p†, and that [Q, φ] = −qφ.</w:t>
+              <w:rPr>
+                <w:b/>
+              </w:rPr>
+              <w:t>Core.</w:t>
+            </w:r>
+            <w:r>
+              <w:t xml:space="preserve"> For Q = q∫d³p/(2π)³(a</w:t>
+            </w:r>
+            <w:r>
+              <w:rPr>
+                <w:vertAlign w:val="subscript"/>
+              </w:rPr>
+              <w:t>p†</w:t>
+            </w:r>
+            <w:r>
+              <w:t>a</w:t>
+            </w:r>
+            <w:r>
+              <w:rPr>
+                <w:vertAlign w:val="subscript"/>
+              </w:rPr>
+              <w:t>p</w:t>
+            </w:r>
+            <w:r>
+              <w:t xml:space="preserve"> − b</w:t>
+            </w:r>
+            <w:r>
+              <w:rPr>
+                <w:vertAlign w:val="subscript"/>
+              </w:rPr>
+              <w:t>p†</w:t>
+            </w:r>
+            <w:r>
+              <w:t>b</w:t>
+            </w:r>
+            <w:r>
+              <w:rPr>
+                <w:vertAlign w:val="subscript"/>
+              </w:rPr>
+              <w:t>p</w:t>
+            </w:r>
+            <w:r>
+              <w:t>), show that [Q, a</w:t>
+            </w:r>
+            <w:r>
+              <w:rPr>
+                <w:vertAlign w:val="subscript"/>
+              </w:rPr>
+              <w:t>p†</w:t>
+            </w:r>
+            <w:r>
+              <w:t>] = qa</w:t>
+            </w:r>
+            <w:r>
+              <w:rPr>
+                <w:vertAlign w:val="subscript"/>
+              </w:rPr>
+              <w:t>p†</w:t>
+            </w:r>
+            <w:r>
+              <w:t xml:space="preserve"> and [Q, b</w:t>
+            </w:r>
+            <w:r>
+              <w:rPr>
+                <w:vertAlign w:val="subscript"/>
+              </w:rPr>
+              <w:t>p†</w:t>
+            </w:r>
+            <w:r>
+              <w:t>] = −qb</w:t>
+            </w:r>
+            <w:r>
+              <w:rPr>
+                <w:vertAlign w:val="subscript"/>
+              </w:rPr>
+              <w:t>p†</w:t>
+            </w:r>
+            <w:r>
+              <w:t>, and that [Q, φ] = −qφ.</w:t>
             </w:r>
           </w:p>
         </w:tc>
@@ -6131,7 +8592,94 @@
           </w:tcPr>
           <w:p>
             <w:r>
-              <w:t>Challenge: in a box of volume V with discrete momenta, define a_k = a_p/√V and show that [a_k, a_k′†] = δ_(kk′) and H = Σ_k ω_k(a_k†a_k + 1/2), the sum of oscillator Hamiltonians of Lesson 25, Section 4.4, using (2π)³δ³(0) → V.</w:t>
+              <w:rPr>
+                <w:b/>
+              </w:rPr>
+              <w:t>Challenge.</w:t>
+            </w:r>
+            <w:r>
+              <w:t xml:space="preserve"> In a box of volume V with discrete momenta, define a</w:t>
+            </w:r>
+            <w:r>
+              <w:rPr>
+                <w:vertAlign w:val="subscript"/>
+              </w:rPr>
+              <w:t>k</w:t>
+            </w:r>
+            <w:r>
+              <w:t xml:space="preserve"> = a</w:t>
+            </w:r>
+            <w:r>
+              <w:rPr>
+                <w:vertAlign w:val="subscript"/>
+              </w:rPr>
+              <w:t>p</w:t>
+            </w:r>
+            <w:r>
+              <w:t>/√V and show that [a</w:t>
+            </w:r>
+            <w:r>
+              <w:rPr>
+                <w:vertAlign w:val="subscript"/>
+              </w:rPr>
+              <w:t>k</w:t>
+            </w:r>
+            <w:r>
+              <w:t>, a</w:t>
+            </w:r>
+            <w:r>
+              <w:rPr>
+                <w:vertAlign w:val="subscript"/>
+              </w:rPr>
+              <w:t>k′†</w:t>
+            </w:r>
+            <w:r>
+              <w:t>] = δ</w:t>
+            </w:r>
+            <w:r>
+              <w:rPr>
+                <w:vertAlign w:val="subscript"/>
+              </w:rPr>
+              <w:t>kk′</w:t>
+            </w:r>
+            <w:r>
+              <w:t xml:space="preserve"> and H = Σ</w:t>
+            </w:r>
+            <w:r>
+              <w:rPr>
+                <w:vertAlign w:val="subscript"/>
+              </w:rPr>
+              <w:t>k</w:t>
+            </w:r>
+            <w:r>
+              <w:t xml:space="preserve"> ω</w:t>
+            </w:r>
+            <w:r>
+              <w:rPr>
+                <w:vertAlign w:val="subscript"/>
+              </w:rPr>
+              <w:t>k</w:t>
+            </w:r>
+            <w:r>
+              <w:t>(a</w:t>
+            </w:r>
+            <w:r>
+              <w:rPr>
+                <w:vertAlign w:val="subscript"/>
+              </w:rPr>
+              <w:t>k†</w:t>
+            </w:r>
+            <w:r>
+              <w:t>a</w:t>
+            </w:r>
+            <w:r>
+              <w:rPr>
+                <w:vertAlign w:val="subscript"/>
+              </w:rPr>
+              <w:t>k</w:t>
+            </w:r>
+            <w:r>
+              <w:t xml:space="preserve"> + 1/2), the sum of oscillator Hamiltonians of Lesson 25, Section 4.4, using (2π)³δ³(0) → V.</w:t>
             </w:r>
           </w:p>
         </w:tc>
@@ -6148,15 +8696,9 @@
     <w:p>
       <w:r>
         <w:rPr>
-          <w:b/>
-        </w:rPr>
-        <w:t>1.</w:t>
-      </w:r>
-      <w:r>
-        <w:t xml:space="preserve"> </w:t>
-      </w:r>
-      <w:r>
-        <w:t>Each term e^(∓ip·x) = e^(∓i(E_pt − p·x)) has time derivative ∓iE_p times itself. So φ̇ = ∫d³p/(2π)³(1/√(2E_p))[−iE_pa_pe^(−ip·x) + iE_pa_p†e^(ip·x)]. Since E_p/√(2E_p) = √(E_p/2), this equals ∫d³p/(2π)³(−i)√(E_p/2)[a_pe^(−ip·x) − a_p†e^(ip·x)], the stated π.</w:t>
+          <w:i/>
+        </w:rPr>
+        <w:t>Attempt each exercise before reading its solution. If you are stuck, read only the first sentence of the solution, then try again.</w:t>
       </w:r>
     </w:p>
     <w:p>
@@ -6164,13 +8706,175 @@
         <w:rPr>
           <w:b/>
         </w:rPr>
-        <w:t>2.</w:t>
+        <w:t>1.</w:t>
       </w:r>
       <w:r>
         <w:t xml:space="preserve"> </w:t>
       </w:r>
       <w:r>
-        <w:t>At t = 0, [φ(x), φ(y)] = ∫∫ d³pd³q/(2π)⁶(2E_p2E_q)^(−1/2){[a_p, a_q†]e^(ip·x−iq·y) + [a_p†, a_q]e^(−ip·x+iq·y)}. With [a_p, a_q†] = (2π)³δ³(p − q) and [a_p†, a_q] = −(2π)³δ³(p − q), this is ∫d³p/((2π)³2E_p)(e^(ip·(x−y)) − e^(−ip·(x−y))). Under p → −p the first term becomes the second while E_p is unchanged, so the integral is zero. For [π(x), π(y)], the prefactors give (−i√(E_p/2))(−i√(E_q/2)) = −√(E_pE_q)/2, and the two terms are [a_p, −a_q†]e^(ip·x−iq·y) + [−a_p†, a_q]e^(−ip·x+iq·y) = (2π)³δ³(p − q)(−e^(ip·x−iq·y) + e^(−ip·x+iq·y)), giving ∫d³p/(2π)³(E_p/2)(e^(ip·(x−y)) − e^(−ip·(x−y))) = 0 again by p → −p.</w:t>
+        <w:t>Each term e</w:t>
+      </w:r>
+      <w:r>
+        <w:rPr>
+          <w:vertAlign w:val="superscript"/>
+        </w:rPr>
+        <w:t>∓ip·x</w:t>
+      </w:r>
+      <w:r>
+        <w:t xml:space="preserve"> = e</w:t>
+      </w:r>
+      <w:r>
+        <w:rPr>
+          <w:vertAlign w:val="superscript"/>
+        </w:rPr>
+        <w:t>∓i(Eₚt − p·x)</w:t>
+      </w:r>
+      <w:r>
+        <w:t xml:space="preserve"> has time derivative ∓iE</w:t>
+      </w:r>
+      <w:r>
+        <w:rPr>
+          <w:vertAlign w:val="subscript"/>
+        </w:rPr>
+        <w:t>p</w:t>
+      </w:r>
+      <w:r>
+        <w:t xml:space="preserve"> times itself. So φ̇ = ∫d³p/(2π)³(1/√(2E</w:t>
+      </w:r>
+      <w:r>
+        <w:rPr>
+          <w:vertAlign w:val="subscript"/>
+        </w:rPr>
+        <w:t>p</w:t>
+      </w:r>
+      <w:r>
+        <w:t>))[−iE</w:t>
+      </w:r>
+      <w:r>
+        <w:rPr>
+          <w:vertAlign w:val="subscript"/>
+        </w:rPr>
+        <w:t>p</w:t>
+      </w:r>
+      <w:r>
+        <w:t>a</w:t>
+      </w:r>
+      <w:r>
+        <w:rPr>
+          <w:vertAlign w:val="subscript"/>
+        </w:rPr>
+        <w:t>p</w:t>
+      </w:r>
+      <w:r>
+        <w:t>e</w:t>
+      </w:r>
+      <w:r>
+        <w:rPr>
+          <w:vertAlign w:val="superscript"/>
+        </w:rPr>
+        <w:t>−ip·x</w:t>
+      </w:r>
+      <w:r>
+        <w:t xml:space="preserve"> + iE</w:t>
+      </w:r>
+      <w:r>
+        <w:rPr>
+          <w:vertAlign w:val="subscript"/>
+        </w:rPr>
+        <w:t>p</w:t>
+      </w:r>
+      <w:r>
+        <w:t>a</w:t>
+      </w:r>
+      <w:r>
+        <w:rPr>
+          <w:vertAlign w:val="subscript"/>
+        </w:rPr>
+        <w:t>p†</w:t>
+      </w:r>
+      <w:r>
+        <w:t>e</w:t>
+      </w:r>
+      <w:r>
+        <w:rPr>
+          <w:vertAlign w:val="superscript"/>
+        </w:rPr>
+        <w:t>ip·x</w:t>
+      </w:r>
+      <w:r>
+        <w:t>]. Since E</w:t>
+      </w:r>
+      <w:r>
+        <w:rPr>
+          <w:vertAlign w:val="subscript"/>
+        </w:rPr>
+        <w:t>p</w:t>
+      </w:r>
+      <w:r>
+        <w:t>/√(2E</w:t>
+      </w:r>
+      <w:r>
+        <w:rPr>
+          <w:vertAlign w:val="subscript"/>
+        </w:rPr>
+        <w:t>p</w:t>
+      </w:r>
+      <w:r>
+        <w:t>) = √(E</w:t>
+      </w:r>
+      <w:r>
+        <w:rPr>
+          <w:vertAlign w:val="subscript"/>
+        </w:rPr>
+        <w:t>p</w:t>
+      </w:r>
+      <w:r>
+        <w:t>/2), this equals ∫d³p/(2π)³(−i)√(E</w:t>
+      </w:r>
+      <w:r>
+        <w:rPr>
+          <w:vertAlign w:val="subscript"/>
+        </w:rPr>
+        <w:t>p</w:t>
+      </w:r>
+      <w:r>
+        <w:t>/2)[a</w:t>
+      </w:r>
+      <w:r>
+        <w:rPr>
+          <w:vertAlign w:val="subscript"/>
+        </w:rPr>
+        <w:t>p</w:t>
+      </w:r>
+      <w:r>
+        <w:t>e</w:t>
+      </w:r>
+      <w:r>
+        <w:rPr>
+          <w:vertAlign w:val="superscript"/>
+        </w:rPr>
+        <w:t>−ip·x</w:t>
+      </w:r>
+      <w:r>
+        <w:t xml:space="preserve"> − a</w:t>
+      </w:r>
+      <w:r>
+        <w:rPr>
+          <w:vertAlign w:val="subscript"/>
+        </w:rPr>
+        <w:t>p†</w:t>
+      </w:r>
+      <w:r>
+        <w:t>e</w:t>
+      </w:r>
+      <w:r>
+        <w:rPr>
+          <w:vertAlign w:val="superscript"/>
+        </w:rPr>
+        <w:t>ip·x</w:t>
+      </w:r>
+      <w:r>
+        <w:t>], the stated π.</w:t>
       </w:r>
     </w:p>
     <w:p>
@@ -6178,13 +8882,301 @@
         <w:rPr>
           <w:b/>
         </w:rPr>
-        <w:t>3.</w:t>
+        <w:t>2.</w:t>
       </w:r>
       <w:r>
         <w:t xml:space="preserve"> </w:t>
       </w:r>
       <w:r>
-        <w:t>At t = 0, ∫d³x e^(−ip·x)φ = (2E_p)^(−1/2)(a_p + a₋ₚ†) and ∫d³x e^(−ip·x)π = −i√(E_p/2)(a_p − a₋ₚ†). Then √(E_p/2)(2E_p)^(−1/2)(a_p + a₋ₚ†) + (i/√(2E_p))(−i√(E_p/2))(a_p − a₋ₚ†) = (1/2)(a_p + a₋ₚ†) + (1/2)(a_p − a₋ₚ†) = a_p. For the commutator, write a_p = ∫d³x e^(−ip·x)(√(E_p/2)φ + iπ/√(2E_p)) and a_q† = ∫d³y e^(iq·y)(√(E_q/2)φ − iπ/√(2E_q)). Using [φ(x), π(y)] = iδ³(x − y) and [φ, φ] = [π, π] = 0, [√(E_p/2)φ(x) + iπ(x)/√(2E_p), √(E_q/2)φ(y) − iπ(y)/√(2E_q)] = −(i/2)√(E_p/E_q)[φ(x), π(y)] + (i/2)√(E_q/E_p)[π(x), φ(y)] = (1/2)(√(E_p/E_q) + √(E_q/E_p))δ³(x − y). Integrating with e^(−ip·x+iq·y) gives (2π)³δ³(p − q) times (1/2)(1 + 1) = 1 at p = q, so [a_p, a_q†] = (2π)³δ³(p − q).</w:t>
+        <w:t>At t = 0, [φ(x), φ(y)] = ∫∫ d³pd³q/(2π)⁶(2E</w:t>
+      </w:r>
+      <w:r>
+        <w:rPr>
+          <w:vertAlign w:val="subscript"/>
+        </w:rPr>
+        <w:t>p</w:t>
+      </w:r>
+      <w:r>
+        <w:t>2E</w:t>
+      </w:r>
+      <w:r>
+        <w:rPr>
+          <w:vertAlign w:val="subscript"/>
+        </w:rPr>
+        <w:t>q</w:t>
+      </w:r>
+      <w:r>
+        <w:t>)</w:t>
+      </w:r>
+      <w:r>
+        <w:rPr>
+          <w:vertAlign w:val="superscript"/>
+        </w:rPr>
+        <w:t>−1/2</w:t>
+      </w:r>
+      <w:r>
+        <w:t>{[a</w:t>
+      </w:r>
+      <w:r>
+        <w:rPr>
+          <w:vertAlign w:val="subscript"/>
+        </w:rPr>
+        <w:t>p</w:t>
+      </w:r>
+      <w:r>
+        <w:t>, a</w:t>
+      </w:r>
+      <w:r>
+        <w:rPr>
+          <w:vertAlign w:val="subscript"/>
+        </w:rPr>
+        <w:t>q†</w:t>
+      </w:r>
+      <w:r>
+        <w:t>]e</w:t>
+      </w:r>
+      <w:r>
+        <w:rPr>
+          <w:vertAlign w:val="superscript"/>
+        </w:rPr>
+        <w:t>ip·x−iq·y</w:t>
+      </w:r>
+      <w:r>
+        <w:t xml:space="preserve"> + [a</w:t>
+      </w:r>
+      <w:r>
+        <w:rPr>
+          <w:vertAlign w:val="subscript"/>
+        </w:rPr>
+        <w:t>p†</w:t>
+      </w:r>
+      <w:r>
+        <w:t>, a</w:t>
+      </w:r>
+      <w:r>
+        <w:rPr>
+          <w:vertAlign w:val="subscript"/>
+        </w:rPr>
+        <w:t>q</w:t>
+      </w:r>
+      <w:r>
+        <w:t>]e</w:t>
+      </w:r>
+      <w:r>
+        <w:rPr>
+          <w:vertAlign w:val="superscript"/>
+        </w:rPr>
+        <w:t>−ip·x+iq·y</w:t>
+      </w:r>
+      <w:r>
+        <w:t>}. With [a</w:t>
+      </w:r>
+      <w:r>
+        <w:rPr>
+          <w:vertAlign w:val="subscript"/>
+        </w:rPr>
+        <w:t>p</w:t>
+      </w:r>
+      <w:r>
+        <w:t>, a</w:t>
+      </w:r>
+      <w:r>
+        <w:rPr>
+          <w:vertAlign w:val="subscript"/>
+        </w:rPr>
+        <w:t>q†</w:t>
+      </w:r>
+      <w:r>
+        <w:t>] = (2π)³δ³(p − q) and [a</w:t>
+      </w:r>
+      <w:r>
+        <w:rPr>
+          <w:vertAlign w:val="subscript"/>
+        </w:rPr>
+        <w:t>p†</w:t>
+      </w:r>
+      <w:r>
+        <w:t>, a</w:t>
+      </w:r>
+      <w:r>
+        <w:rPr>
+          <w:vertAlign w:val="subscript"/>
+        </w:rPr>
+        <w:t>q</w:t>
+      </w:r>
+      <w:r>
+        <w:t>] = −(2π)³δ³(p − q), this is ∫d³p/((2π)³2E</w:t>
+      </w:r>
+      <w:r>
+        <w:rPr>
+          <w:vertAlign w:val="subscript"/>
+        </w:rPr>
+        <w:t>p</w:t>
+      </w:r>
+      <w:r>
+        <w:t>)(e</w:t>
+      </w:r>
+      <w:r>
+        <w:rPr>
+          <w:vertAlign w:val="superscript"/>
+        </w:rPr>
+        <w:t>ip·(x−y)</w:t>
+      </w:r>
+      <w:r>
+        <w:t xml:space="preserve"> − e</w:t>
+      </w:r>
+      <w:r>
+        <w:rPr>
+          <w:vertAlign w:val="superscript"/>
+        </w:rPr>
+        <w:t>−ip·(x−y)</w:t>
+      </w:r>
+      <w:r>
+        <w:t>). Under p → −p the first term becomes the second while E</w:t>
+      </w:r>
+      <w:r>
+        <w:rPr>
+          <w:vertAlign w:val="subscript"/>
+        </w:rPr>
+        <w:t>p</w:t>
+      </w:r>
+      <w:r>
+        <w:t xml:space="preserve"> is unchanged, so the integral is zero. For [π(x), π(y)], the prefactors give (−i√(E</w:t>
+      </w:r>
+      <w:r>
+        <w:rPr>
+          <w:vertAlign w:val="subscript"/>
+        </w:rPr>
+        <w:t>p</w:t>
+      </w:r>
+      <w:r>
+        <w:t>/2))(−i√(E</w:t>
+      </w:r>
+      <w:r>
+        <w:rPr>
+          <w:vertAlign w:val="subscript"/>
+        </w:rPr>
+        <w:t>q</w:t>
+      </w:r>
+      <w:r>
+        <w:t>/2)) = −√(E</w:t>
+      </w:r>
+      <w:r>
+        <w:rPr>
+          <w:vertAlign w:val="subscript"/>
+        </w:rPr>
+        <w:t>p</w:t>
+      </w:r>
+      <w:r>
+        <w:t>E</w:t>
+      </w:r>
+      <w:r>
+        <w:rPr>
+          <w:vertAlign w:val="subscript"/>
+        </w:rPr>
+        <w:t>q</w:t>
+      </w:r>
+      <w:r>
+        <w:t>)/2, and the two terms are [a</w:t>
+      </w:r>
+      <w:r>
+        <w:rPr>
+          <w:vertAlign w:val="subscript"/>
+        </w:rPr>
+        <w:t>p</w:t>
+      </w:r>
+      <w:r>
+        <w:t>, −a</w:t>
+      </w:r>
+      <w:r>
+        <w:rPr>
+          <w:vertAlign w:val="subscript"/>
+        </w:rPr>
+        <w:t>q†</w:t>
+      </w:r>
+      <w:r>
+        <w:t>]e</w:t>
+      </w:r>
+      <w:r>
+        <w:rPr>
+          <w:vertAlign w:val="superscript"/>
+        </w:rPr>
+        <w:t>ip·x−iq·y</w:t>
+      </w:r>
+      <w:r>
+        <w:t xml:space="preserve"> + [−a</w:t>
+      </w:r>
+      <w:r>
+        <w:rPr>
+          <w:vertAlign w:val="subscript"/>
+        </w:rPr>
+        <w:t>p†</w:t>
+      </w:r>
+      <w:r>
+        <w:t>, a</w:t>
+      </w:r>
+      <w:r>
+        <w:rPr>
+          <w:vertAlign w:val="subscript"/>
+        </w:rPr>
+        <w:t>q</w:t>
+      </w:r>
+      <w:r>
+        <w:t>]e</w:t>
+      </w:r>
+      <w:r>
+        <w:rPr>
+          <w:vertAlign w:val="superscript"/>
+        </w:rPr>
+        <w:t>−ip·x+iq·y</w:t>
+      </w:r>
+      <w:r>
+        <w:t xml:space="preserve"> = (2π)³δ³(p − q)(−e</w:t>
+      </w:r>
+      <w:r>
+        <w:rPr>
+          <w:vertAlign w:val="superscript"/>
+        </w:rPr>
+        <w:t>ip·x−iq·y</w:t>
+      </w:r>
+      <w:r>
+        <w:t xml:space="preserve"> + e</w:t>
+      </w:r>
+      <w:r>
+        <w:rPr>
+          <w:vertAlign w:val="superscript"/>
+        </w:rPr>
+        <w:t>−ip·x+iq·y</w:t>
+      </w:r>
+      <w:r>
+        <w:t>), giving ∫d³p/(2π)³(E</w:t>
+      </w:r>
+      <w:r>
+        <w:rPr>
+          <w:vertAlign w:val="subscript"/>
+        </w:rPr>
+        <w:t>p</w:t>
+      </w:r>
+      <w:r>
+        <w:t>/2)(e</w:t>
+      </w:r>
+      <w:r>
+        <w:rPr>
+          <w:vertAlign w:val="superscript"/>
+        </w:rPr>
+        <w:t>ip·(x−y)</w:t>
+      </w:r>
+      <w:r>
+        <w:t xml:space="preserve"> − e</w:t>
+      </w:r>
+      <w:r>
+        <w:rPr>
+          <w:vertAlign w:val="superscript"/>
+        </w:rPr>
+        <w:t>−ip·(x−y)</w:t>
+      </w:r>
+      <w:r>
+        <w:t>) = 0 again by p → −p.</w:t>
       </w:r>
     </w:p>
     <w:p>
@@ -6192,13 +9184,373 @@
         <w:rPr>
           <w:b/>
         </w:rPr>
-        <w:t>4.</w:t>
+        <w:t>3.</w:t>
       </w:r>
       <w:r>
         <w:t xml:space="preserve"> </w:t>
       </w:r>
       <w:r>
-        <w:t>From π = ∫(−i√(E/2))(a e^(ip·x) − a†e^(−ip·x)) (at t = 0), π² contains (−i√(E_p/2)a_p)(+i√(E_q/2)a_q†) + (+i√(E_p/2)a_p†)(−i√(E_q/2)a_q) = (√(E_pE_q)/2)(a_pa_q† + a_p†a_q), multiplied by e^(i(p−q)·x). Integrating over x sets q = p and gives (E_p/2)(a_pa_p† + a_p†a_p), so (1/2)π² contributes (E_p/4)(a_pa_p† + a_p†a_p). For (∇φ)², ∇φ = ∫(2E)^(−1/2)(ip a e^(ip·x) − ip a†e^(−ip·x)), and the cross terms give (ip)·(−ip)/(2E_p)(a_pa_p† + a_p†a_p) = (|p|²/(2E_p))(a_pa_p† + a_p†a_p), so (1/2)(∇φ)² contributes (|p|²/(4E_p))(…). The mass term contributes (m²/(4E_p))(…). The sum of the last two is ((|p|² + m²)/(4E_p)) = E_p/4. Adding, the total coefficient is E_p/2 for (a_pa_p† + a_p†a_p), so H = ∫d³p/(2π)³(E_p/2)(a_p†a_p + a_pa_p†).</w:t>
+        <w:t>At t = 0, ∫d³x e</w:t>
+      </w:r>
+      <w:r>
+        <w:rPr>
+          <w:vertAlign w:val="superscript"/>
+        </w:rPr>
+        <w:t>−ip·x</w:t>
+      </w:r>
+      <w:r>
+        <w:t>φ = (2E</w:t>
+      </w:r>
+      <w:r>
+        <w:rPr>
+          <w:vertAlign w:val="subscript"/>
+        </w:rPr>
+        <w:t>p</w:t>
+      </w:r>
+      <w:r>
+        <w:t>)</w:t>
+      </w:r>
+      <w:r>
+        <w:rPr>
+          <w:vertAlign w:val="superscript"/>
+        </w:rPr>
+        <w:t>−1/2</w:t>
+      </w:r>
+      <w:r>
+        <w:t>(a</w:t>
+      </w:r>
+      <w:r>
+        <w:rPr>
+          <w:vertAlign w:val="subscript"/>
+        </w:rPr>
+        <w:t>p</w:t>
+      </w:r>
+      <w:r>
+        <w:t xml:space="preserve"> + a₋ₚ†) and ∫d³x e</w:t>
+      </w:r>
+      <w:r>
+        <w:rPr>
+          <w:vertAlign w:val="superscript"/>
+        </w:rPr>
+        <w:t>−ip·x</w:t>
+      </w:r>
+      <w:r>
+        <w:t>π = −i√(E</w:t>
+      </w:r>
+      <w:r>
+        <w:rPr>
+          <w:vertAlign w:val="subscript"/>
+        </w:rPr>
+        <w:t>p</w:t>
+      </w:r>
+      <w:r>
+        <w:t>/2)(a</w:t>
+      </w:r>
+      <w:r>
+        <w:rPr>
+          <w:vertAlign w:val="subscript"/>
+        </w:rPr>
+        <w:t>p</w:t>
+      </w:r>
+      <w:r>
+        <w:t xml:space="preserve"> − a₋ₚ†). Then √(E</w:t>
+      </w:r>
+      <w:r>
+        <w:rPr>
+          <w:vertAlign w:val="subscript"/>
+        </w:rPr>
+        <w:t>p</w:t>
+      </w:r>
+      <w:r>
+        <w:t>/2)(2E</w:t>
+      </w:r>
+      <w:r>
+        <w:rPr>
+          <w:vertAlign w:val="subscript"/>
+        </w:rPr>
+        <w:t>p</w:t>
+      </w:r>
+      <w:r>
+        <w:t>)</w:t>
+      </w:r>
+      <w:r>
+        <w:rPr>
+          <w:vertAlign w:val="superscript"/>
+        </w:rPr>
+        <w:t>−1/2</w:t>
+      </w:r>
+      <w:r>
+        <w:t>(a</w:t>
+      </w:r>
+      <w:r>
+        <w:rPr>
+          <w:vertAlign w:val="subscript"/>
+        </w:rPr>
+        <w:t>p</w:t>
+      </w:r>
+      <w:r>
+        <w:t xml:space="preserve"> + a₋ₚ†) + (i/√(2E</w:t>
+      </w:r>
+      <w:r>
+        <w:rPr>
+          <w:vertAlign w:val="subscript"/>
+        </w:rPr>
+        <w:t>p</w:t>
+      </w:r>
+      <w:r>
+        <w:t>))(−i√(E</w:t>
+      </w:r>
+      <w:r>
+        <w:rPr>
+          <w:vertAlign w:val="subscript"/>
+        </w:rPr>
+        <w:t>p</w:t>
+      </w:r>
+      <w:r>
+        <w:t>/2))(a</w:t>
+      </w:r>
+      <w:r>
+        <w:rPr>
+          <w:vertAlign w:val="subscript"/>
+        </w:rPr>
+        <w:t>p</w:t>
+      </w:r>
+      <w:r>
+        <w:t xml:space="preserve"> − a₋ₚ†) = (1/2)(a</w:t>
+      </w:r>
+      <w:r>
+        <w:rPr>
+          <w:vertAlign w:val="subscript"/>
+        </w:rPr>
+        <w:t>p</w:t>
+      </w:r>
+      <w:r>
+        <w:t xml:space="preserve"> + a₋ₚ†) + (1/2)(a</w:t>
+      </w:r>
+      <w:r>
+        <w:rPr>
+          <w:vertAlign w:val="subscript"/>
+        </w:rPr>
+        <w:t>p</w:t>
+      </w:r>
+      <w:r>
+        <w:t xml:space="preserve"> − a₋ₚ†) = a</w:t>
+      </w:r>
+      <w:r>
+        <w:rPr>
+          <w:vertAlign w:val="subscript"/>
+        </w:rPr>
+        <w:t>p</w:t>
+      </w:r>
+      <w:r>
+        <w:t>. For the commutator, write a</w:t>
+      </w:r>
+      <w:r>
+        <w:rPr>
+          <w:vertAlign w:val="subscript"/>
+        </w:rPr>
+        <w:t>p</w:t>
+      </w:r>
+      <w:r>
+        <w:t xml:space="preserve"> = ∫d³x e</w:t>
+      </w:r>
+      <w:r>
+        <w:rPr>
+          <w:vertAlign w:val="superscript"/>
+        </w:rPr>
+        <w:t>−ip·x</w:t>
+      </w:r>
+      <w:r>
+        <w:t>(√(E</w:t>
+      </w:r>
+      <w:r>
+        <w:rPr>
+          <w:vertAlign w:val="subscript"/>
+        </w:rPr>
+        <w:t>p</w:t>
+      </w:r>
+      <w:r>
+        <w:t>/2)φ + iπ/√(2E</w:t>
+      </w:r>
+      <w:r>
+        <w:rPr>
+          <w:vertAlign w:val="subscript"/>
+        </w:rPr>
+        <w:t>p</w:t>
+      </w:r>
+      <w:r>
+        <w:t>)) and a</w:t>
+      </w:r>
+      <w:r>
+        <w:rPr>
+          <w:vertAlign w:val="subscript"/>
+        </w:rPr>
+        <w:t>q†</w:t>
+      </w:r>
+      <w:r>
+        <w:t xml:space="preserve"> = ∫d³y e</w:t>
+      </w:r>
+      <w:r>
+        <w:rPr>
+          <w:vertAlign w:val="superscript"/>
+        </w:rPr>
+        <w:t>iq·y</w:t>
+      </w:r>
+      <w:r>
+        <w:t>(√(E</w:t>
+      </w:r>
+      <w:r>
+        <w:rPr>
+          <w:vertAlign w:val="subscript"/>
+        </w:rPr>
+        <w:t>q</w:t>
+      </w:r>
+      <w:r>
+        <w:t>/2)φ − iπ/√(2E</w:t>
+      </w:r>
+      <w:r>
+        <w:rPr>
+          <w:vertAlign w:val="subscript"/>
+        </w:rPr>
+        <w:t>q</w:t>
+      </w:r>
+      <w:r>
+        <w:t>)). Using [φ(x), π(y)] = iδ³(x − y) and [φ, φ] = [π, π] = 0, [√(E</w:t>
+      </w:r>
+      <w:r>
+        <w:rPr>
+          <w:vertAlign w:val="subscript"/>
+        </w:rPr>
+        <w:t>p</w:t>
+      </w:r>
+      <w:r>
+        <w:t>/2)φ(x) + iπ(x)/√(2E</w:t>
+      </w:r>
+      <w:r>
+        <w:rPr>
+          <w:vertAlign w:val="subscript"/>
+        </w:rPr>
+        <w:t>p</w:t>
+      </w:r>
+      <w:r>
+        <w:t>), √(E</w:t>
+      </w:r>
+      <w:r>
+        <w:rPr>
+          <w:vertAlign w:val="subscript"/>
+        </w:rPr>
+        <w:t>q</w:t>
+      </w:r>
+      <w:r>
+        <w:t>/2)φ(y) − iπ(y)/√(2E</w:t>
+      </w:r>
+      <w:r>
+        <w:rPr>
+          <w:vertAlign w:val="subscript"/>
+        </w:rPr>
+        <w:t>q</w:t>
+      </w:r>
+      <w:r>
+        <w:t>)] = −(i/2)√(E</w:t>
+      </w:r>
+      <w:r>
+        <w:rPr>
+          <w:vertAlign w:val="subscript"/>
+        </w:rPr>
+        <w:t>p</w:t>
+      </w:r>
+      <w:r>
+        <w:t>/E</w:t>
+      </w:r>
+      <w:r>
+        <w:rPr>
+          <w:vertAlign w:val="subscript"/>
+        </w:rPr>
+        <w:t>q</w:t>
+      </w:r>
+      <w:r>
+        <w:t>)[φ(x), π(y)] + (i/2)√(E</w:t>
+      </w:r>
+      <w:r>
+        <w:rPr>
+          <w:vertAlign w:val="subscript"/>
+        </w:rPr>
+        <w:t>q</w:t>
+      </w:r>
+      <w:r>
+        <w:t>/E</w:t>
+      </w:r>
+      <w:r>
+        <w:rPr>
+          <w:vertAlign w:val="subscript"/>
+        </w:rPr>
+        <w:t>p</w:t>
+      </w:r>
+      <w:r>
+        <w:t>)[π(x), φ(y)] = (1/2)(√(E</w:t>
+      </w:r>
+      <w:r>
+        <w:rPr>
+          <w:vertAlign w:val="subscript"/>
+        </w:rPr>
+        <w:t>p</w:t>
+      </w:r>
+      <w:r>
+        <w:t>/E</w:t>
+      </w:r>
+      <w:r>
+        <w:rPr>
+          <w:vertAlign w:val="subscript"/>
+        </w:rPr>
+        <w:t>q</w:t>
+      </w:r>
+      <w:r>
+        <w:t>) + √(E</w:t>
+      </w:r>
+      <w:r>
+        <w:rPr>
+          <w:vertAlign w:val="subscript"/>
+        </w:rPr>
+        <w:t>q</w:t>
+      </w:r>
+      <w:r>
+        <w:t>/E</w:t>
+      </w:r>
+      <w:r>
+        <w:rPr>
+          <w:vertAlign w:val="subscript"/>
+        </w:rPr>
+        <w:t>p</w:t>
+      </w:r>
+      <w:r>
+        <w:t>))δ³(x − y). Integrating with e</w:t>
+      </w:r>
+      <w:r>
+        <w:rPr>
+          <w:vertAlign w:val="superscript"/>
+        </w:rPr>
+        <w:t>−ip·x+iq·y</w:t>
+      </w:r>
+      <w:r>
+        <w:t xml:space="preserve"> gives (2π)³δ³(p − q) times (1/2)(1 + 1) = 1 at p = q, so [a</w:t>
+      </w:r>
+      <w:r>
+        <w:rPr>
+          <w:vertAlign w:val="subscript"/>
+        </w:rPr>
+        <w:t>p</w:t>
+      </w:r>
+      <w:r>
+        <w:t>, a</w:t>
+      </w:r>
+      <w:r>
+        <w:rPr>
+          <w:vertAlign w:val="subscript"/>
+        </w:rPr>
+        <w:t>q†</w:t>
+      </w:r>
+      <w:r>
+        <w:t>] = (2π)³δ³(p − q).</w:t>
       </w:r>
     </w:p>
     <w:p>
@@ -6206,13 +9558,499 @@
         <w:rPr>
           <w:b/>
         </w:rPr>
-        <w:t>5.</w:t>
+        <w:t>4.</w:t>
       </w:r>
       <w:r>
         <w:t xml:space="preserve"> </w:t>
       </w:r>
       <w:r>
-        <w:t>The terms with a_pa_q come with e^(i(p+q)·x) and set q = −p. From (1/2)π²: (1/2)(−i√(E_p/2))(−i√(E_p/2)) = −E_p/4. From (1/2)(∇φ)²: (1/2)(ip)·(iq)/(2E_p) at q = −p, equal to (1/2)(ip)·(−ip)/(2E_p) = |p|²/(4E_p). From (1/2)m²φ²: (1/2)m²/(2E_p) = m²/(4E_p). The sum is −E_p/4 + (|p|² + m²)/(4E_p) = −E_p/4 + E_p/4 = 0.</w:t>
+        <w:t>From π = ∫(−i√(E/2))(a e</w:t>
+      </w:r>
+      <w:r>
+        <w:rPr>
+          <w:vertAlign w:val="superscript"/>
+        </w:rPr>
+        <w:t>ip·x</w:t>
+      </w:r>
+      <w:r>
+        <w:t xml:space="preserve"> − a†e</w:t>
+      </w:r>
+      <w:r>
+        <w:rPr>
+          <w:vertAlign w:val="superscript"/>
+        </w:rPr>
+        <w:t>−ip·x</w:t>
+      </w:r>
+      <w:r>
+        <w:t>) (at t = 0), π² contains (−i√(E</w:t>
+      </w:r>
+      <w:r>
+        <w:rPr>
+          <w:vertAlign w:val="subscript"/>
+        </w:rPr>
+        <w:t>p</w:t>
+      </w:r>
+      <w:r>
+        <w:t>/2)a</w:t>
+      </w:r>
+      <w:r>
+        <w:rPr>
+          <w:vertAlign w:val="subscript"/>
+        </w:rPr>
+        <w:t>p</w:t>
+      </w:r>
+      <w:r>
+        <w:t>)(+i√(E</w:t>
+      </w:r>
+      <w:r>
+        <w:rPr>
+          <w:vertAlign w:val="subscript"/>
+        </w:rPr>
+        <w:t>q</w:t>
+      </w:r>
+      <w:r>
+        <w:t>/2)a</w:t>
+      </w:r>
+      <w:r>
+        <w:rPr>
+          <w:vertAlign w:val="subscript"/>
+        </w:rPr>
+        <w:t>q†</w:t>
+      </w:r>
+      <w:r>
+        <w:t>) + (+i√(E</w:t>
+      </w:r>
+      <w:r>
+        <w:rPr>
+          <w:vertAlign w:val="subscript"/>
+        </w:rPr>
+        <w:t>p</w:t>
+      </w:r>
+      <w:r>
+        <w:t>/2)a</w:t>
+      </w:r>
+      <w:r>
+        <w:rPr>
+          <w:vertAlign w:val="subscript"/>
+        </w:rPr>
+        <w:t>p†</w:t>
+      </w:r>
+      <w:r>
+        <w:t>)(−i√(E</w:t>
+      </w:r>
+      <w:r>
+        <w:rPr>
+          <w:vertAlign w:val="subscript"/>
+        </w:rPr>
+        <w:t>q</w:t>
+      </w:r>
+      <w:r>
+        <w:t>/2)a</w:t>
+      </w:r>
+      <w:r>
+        <w:rPr>
+          <w:vertAlign w:val="subscript"/>
+        </w:rPr>
+        <w:t>q</w:t>
+      </w:r>
+      <w:r>
+        <w:t>) = (√(E</w:t>
+      </w:r>
+      <w:r>
+        <w:rPr>
+          <w:vertAlign w:val="subscript"/>
+        </w:rPr>
+        <w:t>p</w:t>
+      </w:r>
+      <w:r>
+        <w:t>E</w:t>
+      </w:r>
+      <w:r>
+        <w:rPr>
+          <w:vertAlign w:val="subscript"/>
+        </w:rPr>
+        <w:t>q</w:t>
+      </w:r>
+      <w:r>
+        <w:t>)/2)(a</w:t>
+      </w:r>
+      <w:r>
+        <w:rPr>
+          <w:vertAlign w:val="subscript"/>
+        </w:rPr>
+        <w:t>p</w:t>
+      </w:r>
+      <w:r>
+        <w:t>a</w:t>
+      </w:r>
+      <w:r>
+        <w:rPr>
+          <w:vertAlign w:val="subscript"/>
+        </w:rPr>
+        <w:t>q†</w:t>
+      </w:r>
+      <w:r>
+        <w:t xml:space="preserve"> + a</w:t>
+      </w:r>
+      <w:r>
+        <w:rPr>
+          <w:vertAlign w:val="subscript"/>
+        </w:rPr>
+        <w:t>p†</w:t>
+      </w:r>
+      <w:r>
+        <w:t>a</w:t>
+      </w:r>
+      <w:r>
+        <w:rPr>
+          <w:vertAlign w:val="subscript"/>
+        </w:rPr>
+        <w:t>q</w:t>
+      </w:r>
+      <w:r>
+        <w:t>), multiplied by e</w:t>
+      </w:r>
+      <w:r>
+        <w:rPr>
+          <w:vertAlign w:val="superscript"/>
+        </w:rPr>
+        <w:t>i(p−q)·x</w:t>
+      </w:r>
+      <w:r>
+        <w:t>. Integrating over x sets q = p and gives (E</w:t>
+      </w:r>
+      <w:r>
+        <w:rPr>
+          <w:vertAlign w:val="subscript"/>
+        </w:rPr>
+        <w:t>p</w:t>
+      </w:r>
+      <w:r>
+        <w:t>/2)(a</w:t>
+      </w:r>
+      <w:r>
+        <w:rPr>
+          <w:vertAlign w:val="subscript"/>
+        </w:rPr>
+        <w:t>p</w:t>
+      </w:r>
+      <w:r>
+        <w:t>a</w:t>
+      </w:r>
+      <w:r>
+        <w:rPr>
+          <w:vertAlign w:val="subscript"/>
+        </w:rPr>
+        <w:t>p†</w:t>
+      </w:r>
+      <w:r>
+        <w:t xml:space="preserve"> + a</w:t>
+      </w:r>
+      <w:r>
+        <w:rPr>
+          <w:vertAlign w:val="subscript"/>
+        </w:rPr>
+        <w:t>p†</w:t>
+      </w:r>
+      <w:r>
+        <w:t>a</w:t>
+      </w:r>
+      <w:r>
+        <w:rPr>
+          <w:vertAlign w:val="subscript"/>
+        </w:rPr>
+        <w:t>p</w:t>
+      </w:r>
+      <w:r>
+        <w:t>), so (1/2)π² contributes (E</w:t>
+      </w:r>
+      <w:r>
+        <w:rPr>
+          <w:vertAlign w:val="subscript"/>
+        </w:rPr>
+        <w:t>p</w:t>
+      </w:r>
+      <w:r>
+        <w:t>/4)(a</w:t>
+      </w:r>
+      <w:r>
+        <w:rPr>
+          <w:vertAlign w:val="subscript"/>
+        </w:rPr>
+        <w:t>p</w:t>
+      </w:r>
+      <w:r>
+        <w:t>a</w:t>
+      </w:r>
+      <w:r>
+        <w:rPr>
+          <w:vertAlign w:val="subscript"/>
+        </w:rPr>
+        <w:t>p†</w:t>
+      </w:r>
+      <w:r>
+        <w:t xml:space="preserve"> + a</w:t>
+      </w:r>
+      <w:r>
+        <w:rPr>
+          <w:vertAlign w:val="subscript"/>
+        </w:rPr>
+        <w:t>p†</w:t>
+      </w:r>
+      <w:r>
+        <w:t>a</w:t>
+      </w:r>
+      <w:r>
+        <w:rPr>
+          <w:vertAlign w:val="subscript"/>
+        </w:rPr>
+        <w:t>p</w:t>
+      </w:r>
+      <w:r>
+        <w:t>). For (∇φ)², ∇φ = ∫(2E)</w:t>
+      </w:r>
+      <w:r>
+        <w:rPr>
+          <w:vertAlign w:val="superscript"/>
+        </w:rPr>
+        <w:t>−1/2</w:t>
+      </w:r>
+      <w:r>
+        <w:t>(ip a e</w:t>
+      </w:r>
+      <w:r>
+        <w:rPr>
+          <w:vertAlign w:val="superscript"/>
+        </w:rPr>
+        <w:t>ip·x</w:t>
+      </w:r>
+      <w:r>
+        <w:t xml:space="preserve"> − ip a†e</w:t>
+      </w:r>
+      <w:r>
+        <w:rPr>
+          <w:vertAlign w:val="superscript"/>
+        </w:rPr>
+        <w:t>−ip·x</w:t>
+      </w:r>
+      <w:r>
+        <w:t>), and the cross terms give (ip)·(−ip)/(2E</w:t>
+      </w:r>
+      <w:r>
+        <w:rPr>
+          <w:vertAlign w:val="subscript"/>
+        </w:rPr>
+        <w:t>p</w:t>
+      </w:r>
+      <w:r>
+        <w:t>)(a</w:t>
+      </w:r>
+      <w:r>
+        <w:rPr>
+          <w:vertAlign w:val="subscript"/>
+        </w:rPr>
+        <w:t>p</w:t>
+      </w:r>
+      <w:r>
+        <w:t>a</w:t>
+      </w:r>
+      <w:r>
+        <w:rPr>
+          <w:vertAlign w:val="subscript"/>
+        </w:rPr>
+        <w:t>p†</w:t>
+      </w:r>
+      <w:r>
+        <w:t xml:space="preserve"> + a</w:t>
+      </w:r>
+      <w:r>
+        <w:rPr>
+          <w:vertAlign w:val="subscript"/>
+        </w:rPr>
+        <w:t>p†</w:t>
+      </w:r>
+      <w:r>
+        <w:t>a</w:t>
+      </w:r>
+      <w:r>
+        <w:rPr>
+          <w:vertAlign w:val="subscript"/>
+        </w:rPr>
+        <w:t>p</w:t>
+      </w:r>
+      <w:r>
+        <w:t>) = (|p|²/(2E</w:t>
+      </w:r>
+      <w:r>
+        <w:rPr>
+          <w:vertAlign w:val="subscript"/>
+        </w:rPr>
+        <w:t>p</w:t>
+      </w:r>
+      <w:r>
+        <w:t>))(a</w:t>
+      </w:r>
+      <w:r>
+        <w:rPr>
+          <w:vertAlign w:val="subscript"/>
+        </w:rPr>
+        <w:t>p</w:t>
+      </w:r>
+      <w:r>
+        <w:t>a</w:t>
+      </w:r>
+      <w:r>
+        <w:rPr>
+          <w:vertAlign w:val="subscript"/>
+        </w:rPr>
+        <w:t>p†</w:t>
+      </w:r>
+      <w:r>
+        <w:t xml:space="preserve"> + a</w:t>
+      </w:r>
+      <w:r>
+        <w:rPr>
+          <w:vertAlign w:val="subscript"/>
+        </w:rPr>
+        <w:t>p†</w:t>
+      </w:r>
+      <w:r>
+        <w:t>a</w:t>
+      </w:r>
+      <w:r>
+        <w:rPr>
+          <w:vertAlign w:val="subscript"/>
+        </w:rPr>
+        <w:t>p</w:t>
+      </w:r>
+      <w:r>
+        <w:t>), so (1/2)(∇φ)² contributes (|p|²/(4E</w:t>
+      </w:r>
+      <w:r>
+        <w:rPr>
+          <w:vertAlign w:val="subscript"/>
+        </w:rPr>
+        <w:t>p</w:t>
+      </w:r>
+      <w:r>
+        <w:t>))(…). The mass term contributes (m²/(4E</w:t>
+      </w:r>
+      <w:r>
+        <w:rPr>
+          <w:vertAlign w:val="subscript"/>
+        </w:rPr>
+        <w:t>p</w:t>
+      </w:r>
+      <w:r>
+        <w:t>))(…). The sum of the last two is ((|p|² + m²)/(4E</w:t>
+      </w:r>
+      <w:r>
+        <w:rPr>
+          <w:vertAlign w:val="subscript"/>
+        </w:rPr>
+        <w:t>p</w:t>
+      </w:r>
+      <w:r>
+        <w:t>)) = E</w:t>
+      </w:r>
+      <w:r>
+        <w:rPr>
+          <w:vertAlign w:val="subscript"/>
+        </w:rPr>
+        <w:t>p</w:t>
+      </w:r>
+      <w:r>
+        <w:t>/4. Adding, the total coefficient is E</w:t>
+      </w:r>
+      <w:r>
+        <w:rPr>
+          <w:vertAlign w:val="subscript"/>
+        </w:rPr>
+        <w:t>p</w:t>
+      </w:r>
+      <w:r>
+        <w:t>/2 for (a</w:t>
+      </w:r>
+      <w:r>
+        <w:rPr>
+          <w:vertAlign w:val="subscript"/>
+        </w:rPr>
+        <w:t>p</w:t>
+      </w:r>
+      <w:r>
+        <w:t>a</w:t>
+      </w:r>
+      <w:r>
+        <w:rPr>
+          <w:vertAlign w:val="subscript"/>
+        </w:rPr>
+        <w:t>p†</w:t>
+      </w:r>
+      <w:r>
+        <w:t xml:space="preserve"> + a</w:t>
+      </w:r>
+      <w:r>
+        <w:rPr>
+          <w:vertAlign w:val="subscript"/>
+        </w:rPr>
+        <w:t>p†</w:t>
+      </w:r>
+      <w:r>
+        <w:t>a</w:t>
+      </w:r>
+      <w:r>
+        <w:rPr>
+          <w:vertAlign w:val="subscript"/>
+        </w:rPr>
+        <w:t>p</w:t>
+      </w:r>
+      <w:r>
+        <w:t>), so H = ∫d³p/(2π)³(E</w:t>
+      </w:r>
+      <w:r>
+        <w:rPr>
+          <w:vertAlign w:val="subscript"/>
+        </w:rPr>
+        <w:t>p</w:t>
+      </w:r>
+      <w:r>
+        <w:t>/2)(a</w:t>
+      </w:r>
+      <w:r>
+        <w:rPr>
+          <w:vertAlign w:val="subscript"/>
+        </w:rPr>
+        <w:t>p†</w:t>
+      </w:r>
+      <w:r>
+        <w:t>a</w:t>
+      </w:r>
+      <w:r>
+        <w:rPr>
+          <w:vertAlign w:val="subscript"/>
+        </w:rPr>
+        <w:t>p</w:t>
+      </w:r>
+      <w:r>
+        <w:t xml:space="preserve"> + a</w:t>
+      </w:r>
+      <w:r>
+        <w:rPr>
+          <w:vertAlign w:val="subscript"/>
+        </w:rPr>
+        <w:t>p</w:t>
+      </w:r>
+      <w:r>
+        <w:t>a</w:t>
+      </w:r>
+      <w:r>
+        <w:rPr>
+          <w:vertAlign w:val="subscript"/>
+        </w:rPr>
+        <w:t>p†</w:t>
+      </w:r>
+      <w:r>
+        <w:t>).</w:t>
       </w:r>
     </w:p>
     <w:p>
@@ -6220,13 +10058,148 @@
         <w:rPr>
           <w:b/>
         </w:rPr>
-        <w:t>6.</w:t>
+        <w:t>5.</w:t>
       </w:r>
       <w:r>
         <w:t xml:space="preserve"> </w:t>
       </w:r>
       <w:r>
-        <w:t>With π = ∫(−i√(E_p/2)a_pe^(ip·x) + i√(E_p/2)a_p†e^(−ip·x)) and ∇φ = ∫(2E_k)^(−1/2)(ik a_ke^(ik·x) − ik a_k†e^(−ik·x)), the terms a_pa_k integrate to k = −p and give (−i√(E_p/2))(i(−p)/√(2E_p)) a_pa_{−p} = −(p/2)a_pa_{−p}, which is odd under p → −p (since a_pa_{−p} is symmetric), so the integral vanishes; the same holds for a†a†. The cross terms give (−i√(E_p/2))(−ip/√(2E_p))a_pa_p† = −(p/2)a_pa_p† and (i√(E_p/2))(ip/√(2E_p))a_p†a_p = −(p/2)a_p†a_p. So ∫d³x π∇φ = −∫d³p/(2π)³(p/2)(a_pa_p† + a_p†a_p) and P = −∫π∇φ = ∫d³p/(2π)³(p/2)(a_p†a_p + a_pa_p†). The commutator term (p/2)(2π)³δ³(0) is odd in p and integrates to zero, so P = ∫d³p/(2π)³ p a_p†a_p exactly.</w:t>
+        <w:t>The terms with a</w:t>
+      </w:r>
+      <w:r>
+        <w:rPr>
+          <w:vertAlign w:val="subscript"/>
+        </w:rPr>
+        <w:t>p</w:t>
+      </w:r>
+      <w:r>
+        <w:t>a</w:t>
+      </w:r>
+      <w:r>
+        <w:rPr>
+          <w:vertAlign w:val="subscript"/>
+        </w:rPr>
+        <w:t>q</w:t>
+      </w:r>
+      <w:r>
+        <w:t xml:space="preserve"> come with e</w:t>
+      </w:r>
+      <w:r>
+        <w:rPr>
+          <w:vertAlign w:val="superscript"/>
+        </w:rPr>
+        <w:t>i(p+q)·x</w:t>
+      </w:r>
+      <w:r>
+        <w:t xml:space="preserve"> and set q = −p. From (1/2)π²: (1/2)(−i√(E</w:t>
+      </w:r>
+      <w:r>
+        <w:rPr>
+          <w:vertAlign w:val="subscript"/>
+        </w:rPr>
+        <w:t>p</w:t>
+      </w:r>
+      <w:r>
+        <w:t>/2))(−i√(E</w:t>
+      </w:r>
+      <w:r>
+        <w:rPr>
+          <w:vertAlign w:val="subscript"/>
+        </w:rPr>
+        <w:t>p</w:t>
+      </w:r>
+      <w:r>
+        <w:t>/2)) = −E</w:t>
+      </w:r>
+      <w:r>
+        <w:rPr>
+          <w:vertAlign w:val="subscript"/>
+        </w:rPr>
+        <w:t>p</w:t>
+      </w:r>
+      <w:r>
+        <w:t>/4. From (1/2)(∇φ)²: (1/2)(ip)·(iq)/(2E</w:t>
+      </w:r>
+      <w:r>
+        <w:rPr>
+          <w:vertAlign w:val="subscript"/>
+        </w:rPr>
+        <w:t>p</w:t>
+      </w:r>
+      <w:r>
+        <w:t>) at q = −p, equal to (1/2)(ip)·(−ip)/(2E</w:t>
+      </w:r>
+      <w:r>
+        <w:rPr>
+          <w:vertAlign w:val="subscript"/>
+        </w:rPr>
+        <w:t>p</w:t>
+      </w:r>
+      <w:r>
+        <w:t>) = |p|²/(4E</w:t>
+      </w:r>
+      <w:r>
+        <w:rPr>
+          <w:vertAlign w:val="subscript"/>
+        </w:rPr>
+        <w:t>p</w:t>
+      </w:r>
+      <w:r>
+        <w:t>). From (1/2)m²φ²: (1/2)m²/(2E</w:t>
+      </w:r>
+      <w:r>
+        <w:rPr>
+          <w:vertAlign w:val="subscript"/>
+        </w:rPr>
+        <w:t>p</w:t>
+      </w:r>
+      <w:r>
+        <w:t>) = m²/(4E</w:t>
+      </w:r>
+      <w:r>
+        <w:rPr>
+          <w:vertAlign w:val="subscript"/>
+        </w:rPr>
+        <w:t>p</w:t>
+      </w:r>
+      <w:r>
+        <w:t>). The sum is −E</w:t>
+      </w:r>
+      <w:r>
+        <w:rPr>
+          <w:vertAlign w:val="subscript"/>
+        </w:rPr>
+        <w:t>p</w:t>
+      </w:r>
+      <w:r>
+        <w:t>/4 + (|p|² + m²)/(4E</w:t>
+      </w:r>
+      <w:r>
+        <w:rPr>
+          <w:vertAlign w:val="subscript"/>
+        </w:rPr>
+        <w:t>p</w:t>
+      </w:r>
+      <w:r>
+        <w:t>) = −E</w:t>
+      </w:r>
+      <w:r>
+        <w:rPr>
+          <w:vertAlign w:val="subscript"/>
+        </w:rPr>
+        <w:t>p</w:t>
+      </w:r>
+      <w:r>
+        <w:t>/4 + E</w:t>
+      </w:r>
+      <w:r>
+        <w:rPr>
+          <w:vertAlign w:val="subscript"/>
+        </w:rPr>
+        <w:t>p</w:t>
+      </w:r>
+      <w:r>
+        <w:t>/4 = 0.</w:t>
       </w:r>
     </w:p>
     <w:p>
@@ -6234,13 +10207,409 @@
         <w:rPr>
           <w:b/>
         </w:rPr>
-        <w:t>7.</w:t>
+        <w:t>6.</w:t>
       </w:r>
       <w:r>
         <w:t xml:space="preserve"> </w:t>
       </w:r>
       <w:r>
-        <w:t>[H, a_p†] = ∫d³q/(2π)³E_q[a_q†a_q, a_p†] = ∫d³q/(2π)³E_qa_q†[a_q, a_p†] = ∫d³q/(2π)³E_qa_q†(2π)³δ³(q − p) = E_pa_p†. In the same way [P, a_p†] = pa_p†. Then Ha_p†|0⟩ = [H, a_p†]|0⟩ + a_p†H|0⟩ = E_pa_p†|0⟩, and Pa_p†|0⟩ = pa_p†|0⟩, so the state has energy E_p and momentum p.</w:t>
+        <w:t>With π = ∫(−i√(E</w:t>
+      </w:r>
+      <w:r>
+        <w:rPr>
+          <w:vertAlign w:val="subscript"/>
+        </w:rPr>
+        <w:t>p</w:t>
+      </w:r>
+      <w:r>
+        <w:t>/2)a</w:t>
+      </w:r>
+      <w:r>
+        <w:rPr>
+          <w:vertAlign w:val="subscript"/>
+        </w:rPr>
+        <w:t>p</w:t>
+      </w:r>
+      <w:r>
+        <w:t>e</w:t>
+      </w:r>
+      <w:r>
+        <w:rPr>
+          <w:vertAlign w:val="superscript"/>
+        </w:rPr>
+        <w:t>ip·x</w:t>
+      </w:r>
+      <w:r>
+        <w:t xml:space="preserve"> + i√(E</w:t>
+      </w:r>
+      <w:r>
+        <w:rPr>
+          <w:vertAlign w:val="subscript"/>
+        </w:rPr>
+        <w:t>p</w:t>
+      </w:r>
+      <w:r>
+        <w:t>/2)a</w:t>
+      </w:r>
+      <w:r>
+        <w:rPr>
+          <w:vertAlign w:val="subscript"/>
+        </w:rPr>
+        <w:t>p†</w:t>
+      </w:r>
+      <w:r>
+        <w:t>e</w:t>
+      </w:r>
+      <w:r>
+        <w:rPr>
+          <w:vertAlign w:val="superscript"/>
+        </w:rPr>
+        <w:t>−ip·x</w:t>
+      </w:r>
+      <w:r>
+        <w:t>) and ∇φ = ∫(2E</w:t>
+      </w:r>
+      <w:r>
+        <w:rPr>
+          <w:vertAlign w:val="subscript"/>
+        </w:rPr>
+        <w:t>k</w:t>
+      </w:r>
+      <w:r>
+        <w:t>)</w:t>
+      </w:r>
+      <w:r>
+        <w:rPr>
+          <w:vertAlign w:val="superscript"/>
+        </w:rPr>
+        <w:t>−1/2</w:t>
+      </w:r>
+      <w:r>
+        <w:t>(ik a</w:t>
+      </w:r>
+      <w:r>
+        <w:rPr>
+          <w:vertAlign w:val="subscript"/>
+        </w:rPr>
+        <w:t>k</w:t>
+      </w:r>
+      <w:r>
+        <w:t>e</w:t>
+      </w:r>
+      <w:r>
+        <w:rPr>
+          <w:vertAlign w:val="superscript"/>
+        </w:rPr>
+        <w:t>ik·x</w:t>
+      </w:r>
+      <w:r>
+        <w:t xml:space="preserve"> − ik a</w:t>
+      </w:r>
+      <w:r>
+        <w:rPr>
+          <w:vertAlign w:val="subscript"/>
+        </w:rPr>
+        <w:t>k†</w:t>
+      </w:r>
+      <w:r>
+        <w:t>e</w:t>
+      </w:r>
+      <w:r>
+        <w:rPr>
+          <w:vertAlign w:val="superscript"/>
+        </w:rPr>
+        <w:t>−ik·x</w:t>
+      </w:r>
+      <w:r>
+        <w:t>), the terms a</w:t>
+      </w:r>
+      <w:r>
+        <w:rPr>
+          <w:vertAlign w:val="subscript"/>
+        </w:rPr>
+        <w:t>p</w:t>
+      </w:r>
+      <w:r>
+        <w:t>a</w:t>
+      </w:r>
+      <w:r>
+        <w:rPr>
+          <w:vertAlign w:val="subscript"/>
+        </w:rPr>
+        <w:t>k</w:t>
+      </w:r>
+      <w:r>
+        <w:t xml:space="preserve"> integrate to k = −p and give (−i√(E</w:t>
+      </w:r>
+      <w:r>
+        <w:rPr>
+          <w:vertAlign w:val="subscript"/>
+        </w:rPr>
+        <w:t>p</w:t>
+      </w:r>
+      <w:r>
+        <w:t>/2))(i(−p)/√(2E</w:t>
+      </w:r>
+      <w:r>
+        <w:rPr>
+          <w:vertAlign w:val="subscript"/>
+        </w:rPr>
+        <w:t>p</w:t>
+      </w:r>
+      <w:r>
+        <w:t>)) a</w:t>
+      </w:r>
+      <w:r>
+        <w:rPr>
+          <w:vertAlign w:val="subscript"/>
+        </w:rPr>
+        <w:t>p</w:t>
+      </w:r>
+      <w:r>
+        <w:t>a</w:t>
+      </w:r>
+      <w:r>
+        <w:rPr>
+          <w:vertAlign w:val="subscript"/>
+        </w:rPr>
+        <w:t>−p</w:t>
+      </w:r>
+      <w:r>
+        <w:t xml:space="preserve"> = −(p/2)a</w:t>
+      </w:r>
+      <w:r>
+        <w:rPr>
+          <w:vertAlign w:val="subscript"/>
+        </w:rPr>
+        <w:t>p</w:t>
+      </w:r>
+      <w:r>
+        <w:t>a</w:t>
+      </w:r>
+      <w:r>
+        <w:rPr>
+          <w:vertAlign w:val="subscript"/>
+        </w:rPr>
+        <w:t>−p</w:t>
+      </w:r>
+      <w:r>
+        <w:t>, which is odd under p → −p (since a</w:t>
+      </w:r>
+      <w:r>
+        <w:rPr>
+          <w:vertAlign w:val="subscript"/>
+        </w:rPr>
+        <w:t>p</w:t>
+      </w:r>
+      <w:r>
+        <w:t>a</w:t>
+      </w:r>
+      <w:r>
+        <w:rPr>
+          <w:vertAlign w:val="subscript"/>
+        </w:rPr>
+        <w:t>−p</w:t>
+      </w:r>
+      <w:r>
+        <w:t xml:space="preserve"> is symmetric), so the integral vanishes; the same holds for a†a†. The cross terms give (−i√(E</w:t>
+      </w:r>
+      <w:r>
+        <w:rPr>
+          <w:vertAlign w:val="subscript"/>
+        </w:rPr>
+        <w:t>p</w:t>
+      </w:r>
+      <w:r>
+        <w:t>/2))(−ip/√(2E</w:t>
+      </w:r>
+      <w:r>
+        <w:rPr>
+          <w:vertAlign w:val="subscript"/>
+        </w:rPr>
+        <w:t>p</w:t>
+      </w:r>
+      <w:r>
+        <w:t>))a</w:t>
+      </w:r>
+      <w:r>
+        <w:rPr>
+          <w:vertAlign w:val="subscript"/>
+        </w:rPr>
+        <w:t>p</w:t>
+      </w:r>
+      <w:r>
+        <w:t>a</w:t>
+      </w:r>
+      <w:r>
+        <w:rPr>
+          <w:vertAlign w:val="subscript"/>
+        </w:rPr>
+        <w:t>p†</w:t>
+      </w:r>
+      <w:r>
+        <w:t xml:space="preserve"> = −(p/2)a</w:t>
+      </w:r>
+      <w:r>
+        <w:rPr>
+          <w:vertAlign w:val="subscript"/>
+        </w:rPr>
+        <w:t>p</w:t>
+      </w:r>
+      <w:r>
+        <w:t>a</w:t>
+      </w:r>
+      <w:r>
+        <w:rPr>
+          <w:vertAlign w:val="subscript"/>
+        </w:rPr>
+        <w:t>p†</w:t>
+      </w:r>
+      <w:r>
+        <w:t xml:space="preserve"> and (i√(E</w:t>
+      </w:r>
+      <w:r>
+        <w:rPr>
+          <w:vertAlign w:val="subscript"/>
+        </w:rPr>
+        <w:t>p</w:t>
+      </w:r>
+      <w:r>
+        <w:t>/2))(ip/√(2E</w:t>
+      </w:r>
+      <w:r>
+        <w:rPr>
+          <w:vertAlign w:val="subscript"/>
+        </w:rPr>
+        <w:t>p</w:t>
+      </w:r>
+      <w:r>
+        <w:t>))a</w:t>
+      </w:r>
+      <w:r>
+        <w:rPr>
+          <w:vertAlign w:val="subscript"/>
+        </w:rPr>
+        <w:t>p†</w:t>
+      </w:r>
+      <w:r>
+        <w:t>a</w:t>
+      </w:r>
+      <w:r>
+        <w:rPr>
+          <w:vertAlign w:val="subscript"/>
+        </w:rPr>
+        <w:t>p</w:t>
+      </w:r>
+      <w:r>
+        <w:t xml:space="preserve"> = −(p/2)a</w:t>
+      </w:r>
+      <w:r>
+        <w:rPr>
+          <w:vertAlign w:val="subscript"/>
+        </w:rPr>
+        <w:t>p†</w:t>
+      </w:r>
+      <w:r>
+        <w:t>a</w:t>
+      </w:r>
+      <w:r>
+        <w:rPr>
+          <w:vertAlign w:val="subscript"/>
+        </w:rPr>
+        <w:t>p</w:t>
+      </w:r>
+      <w:r>
+        <w:t>. So ∫d³x π∇φ = −∫d³p/(2π)³(p/2)(a</w:t>
+      </w:r>
+      <w:r>
+        <w:rPr>
+          <w:vertAlign w:val="subscript"/>
+        </w:rPr>
+        <w:t>p</w:t>
+      </w:r>
+      <w:r>
+        <w:t>a</w:t>
+      </w:r>
+      <w:r>
+        <w:rPr>
+          <w:vertAlign w:val="subscript"/>
+        </w:rPr>
+        <w:t>p†</w:t>
+      </w:r>
+      <w:r>
+        <w:t xml:space="preserve"> + a</w:t>
+      </w:r>
+      <w:r>
+        <w:rPr>
+          <w:vertAlign w:val="subscript"/>
+        </w:rPr>
+        <w:t>p†</w:t>
+      </w:r>
+      <w:r>
+        <w:t>a</w:t>
+      </w:r>
+      <w:r>
+        <w:rPr>
+          <w:vertAlign w:val="subscript"/>
+        </w:rPr>
+        <w:t>p</w:t>
+      </w:r>
+      <w:r>
+        <w:t>) and P = −∫π∇φ = ∫d³p/(2π)³(p/2)(a</w:t>
+      </w:r>
+      <w:r>
+        <w:rPr>
+          <w:vertAlign w:val="subscript"/>
+        </w:rPr>
+        <w:t>p†</w:t>
+      </w:r>
+      <w:r>
+        <w:t>a</w:t>
+      </w:r>
+      <w:r>
+        <w:rPr>
+          <w:vertAlign w:val="subscript"/>
+        </w:rPr>
+        <w:t>p</w:t>
+      </w:r>
+      <w:r>
+        <w:t xml:space="preserve"> + a</w:t>
+      </w:r>
+      <w:r>
+        <w:rPr>
+          <w:vertAlign w:val="subscript"/>
+        </w:rPr>
+        <w:t>p</w:t>
+      </w:r>
+      <w:r>
+        <w:t>a</w:t>
+      </w:r>
+      <w:r>
+        <w:rPr>
+          <w:vertAlign w:val="subscript"/>
+        </w:rPr>
+        <w:t>p†</w:t>
+      </w:r>
+      <w:r>
+        <w:t>). The commutator term (p/2)(2π)³δ³(0) is odd in p and integrates to zero, so P = ∫d³p/(2π)³ p a</w:t>
+      </w:r>
+      <w:r>
+        <w:rPr>
+          <w:vertAlign w:val="subscript"/>
+        </w:rPr>
+        <w:t>p†</w:t>
+      </w:r>
+      <w:r>
+        <w:t>a</w:t>
+      </w:r>
+      <w:r>
+        <w:rPr>
+          <w:vertAlign w:val="subscript"/>
+        </w:rPr>
+        <w:t>p</w:t>
+      </w:r>
+      <w:r>
+        <w:t xml:space="preserve"> exactly.</w:t>
       </w:r>
     </w:p>
     <w:p>
@@ -6248,13 +10617,220 @@
         <w:rPr>
           <w:b/>
         </w:rPr>
-        <w:t>8.</w:t>
+        <w:t>7.</w:t>
       </w:r>
       <w:r>
         <w:t xml:space="preserve"> </w:t>
       </w:r>
       <w:r>
-        <w:t>Under a boost along z with velocity v, E′ = γ(E + vp_z) and p_z′ = γ(p_z + vE), with p_x and p_y unchanged. At fixed p_x and p_y, dE = (p_z/E)dp_z, so dp_z′ = γ(dp_z + v dE) = γ(1 + vp_z/E)dp_z = (γ(E + vp_z)/E)dp_z = (E′/E)dp_z. Hence dp_z′/E′ = dp_z/E, and d³p/E is invariant. The delta function is defined by ∫d³p δ³(p − q)f(p) = f(q). Writing d³p = E(d³p/E), this reads ∫(d³p/E)[Eδ³(p − q)]f(p) = f(q). The measure d³p/E is invariant and the value f(q) is the same in every frame, so the combination Eδ³(p − q) must be the same in every frame.</w:t>
+        <w:t>[H, a</w:t>
+      </w:r>
+      <w:r>
+        <w:rPr>
+          <w:vertAlign w:val="subscript"/>
+        </w:rPr>
+        <w:t>p†</w:t>
+      </w:r>
+      <w:r>
+        <w:t>] = ∫d³q/(2π)³E</w:t>
+      </w:r>
+      <w:r>
+        <w:rPr>
+          <w:vertAlign w:val="subscript"/>
+        </w:rPr>
+        <w:t>q</w:t>
+      </w:r>
+      <w:r>
+        <w:t>[a</w:t>
+      </w:r>
+      <w:r>
+        <w:rPr>
+          <w:vertAlign w:val="subscript"/>
+        </w:rPr>
+        <w:t>q†</w:t>
+      </w:r>
+      <w:r>
+        <w:t>a</w:t>
+      </w:r>
+      <w:r>
+        <w:rPr>
+          <w:vertAlign w:val="subscript"/>
+        </w:rPr>
+        <w:t>q</w:t>
+      </w:r>
+      <w:r>
+        <w:t>, a</w:t>
+      </w:r>
+      <w:r>
+        <w:rPr>
+          <w:vertAlign w:val="subscript"/>
+        </w:rPr>
+        <w:t>p†</w:t>
+      </w:r>
+      <w:r>
+        <w:t>] = ∫d³q/(2π)³E</w:t>
+      </w:r>
+      <w:r>
+        <w:rPr>
+          <w:vertAlign w:val="subscript"/>
+        </w:rPr>
+        <w:t>q</w:t>
+      </w:r>
+      <w:r>
+        <w:t>a</w:t>
+      </w:r>
+      <w:r>
+        <w:rPr>
+          <w:vertAlign w:val="subscript"/>
+        </w:rPr>
+        <w:t>q†</w:t>
+      </w:r>
+      <w:r>
+        <w:t>[a</w:t>
+      </w:r>
+      <w:r>
+        <w:rPr>
+          <w:vertAlign w:val="subscript"/>
+        </w:rPr>
+        <w:t>q</w:t>
+      </w:r>
+      <w:r>
+        <w:t>, a</w:t>
+      </w:r>
+      <w:r>
+        <w:rPr>
+          <w:vertAlign w:val="subscript"/>
+        </w:rPr>
+        <w:t>p†</w:t>
+      </w:r>
+      <w:r>
+        <w:t>] = ∫d³q/(2π)³E</w:t>
+      </w:r>
+      <w:r>
+        <w:rPr>
+          <w:vertAlign w:val="subscript"/>
+        </w:rPr>
+        <w:t>q</w:t>
+      </w:r>
+      <w:r>
+        <w:t>a</w:t>
+      </w:r>
+      <w:r>
+        <w:rPr>
+          <w:vertAlign w:val="subscript"/>
+        </w:rPr>
+        <w:t>q†</w:t>
+      </w:r>
+      <w:r>
+        <w:t>(2π)³δ³(q − p) = E</w:t>
+      </w:r>
+      <w:r>
+        <w:rPr>
+          <w:vertAlign w:val="subscript"/>
+        </w:rPr>
+        <w:t>p</w:t>
+      </w:r>
+      <w:r>
+        <w:t>a</w:t>
+      </w:r>
+      <w:r>
+        <w:rPr>
+          <w:vertAlign w:val="subscript"/>
+        </w:rPr>
+        <w:t>p†</w:t>
+      </w:r>
+      <w:r>
+        <w:t>. In the same way [P, a</w:t>
+      </w:r>
+      <w:r>
+        <w:rPr>
+          <w:vertAlign w:val="subscript"/>
+        </w:rPr>
+        <w:t>p†</w:t>
+      </w:r>
+      <w:r>
+        <w:t>] = pa</w:t>
+      </w:r>
+      <w:r>
+        <w:rPr>
+          <w:vertAlign w:val="subscript"/>
+        </w:rPr>
+        <w:t>p†</w:t>
+      </w:r>
+      <w:r>
+        <w:t>. Then Ha</w:t>
+      </w:r>
+      <w:r>
+        <w:rPr>
+          <w:vertAlign w:val="subscript"/>
+        </w:rPr>
+        <w:t>p†</w:t>
+      </w:r>
+      <w:r>
+        <w:t>|0⟩ = [H, a</w:t>
+      </w:r>
+      <w:r>
+        <w:rPr>
+          <w:vertAlign w:val="subscript"/>
+        </w:rPr>
+        <w:t>p†</w:t>
+      </w:r>
+      <w:r>
+        <w:t>]|0⟩ + a</w:t>
+      </w:r>
+      <w:r>
+        <w:rPr>
+          <w:vertAlign w:val="subscript"/>
+        </w:rPr>
+        <w:t>p†</w:t>
+      </w:r>
+      <w:r>
+        <w:t>H|0⟩ = E</w:t>
+      </w:r>
+      <w:r>
+        <w:rPr>
+          <w:vertAlign w:val="subscript"/>
+        </w:rPr>
+        <w:t>p</w:t>
+      </w:r>
+      <w:r>
+        <w:t>a</w:t>
+      </w:r>
+      <w:r>
+        <w:rPr>
+          <w:vertAlign w:val="subscript"/>
+        </w:rPr>
+        <w:t>p†</w:t>
+      </w:r>
+      <w:r>
+        <w:t>|0⟩, and Pa</w:t>
+      </w:r>
+      <w:r>
+        <w:rPr>
+          <w:vertAlign w:val="subscript"/>
+        </w:rPr>
+        <w:t>p†</w:t>
+      </w:r>
+      <w:r>
+        <w:t>|0⟩ = pa</w:t>
+      </w:r>
+      <w:r>
+        <w:rPr>
+          <w:vertAlign w:val="subscript"/>
+        </w:rPr>
+        <w:t>p†</w:t>
+      </w:r>
+      <w:r>
+        <w:t>|0⟩, so the state has energy E</w:t>
+      </w:r>
+      <w:r>
+        <w:rPr>
+          <w:vertAlign w:val="subscript"/>
+        </w:rPr>
+        <w:t>p</w:t>
+      </w:r>
+      <w:r>
+        <w:t xml:space="preserve"> and momentum p.</w:t>
       </w:r>
     </w:p>
     <w:p>
@@ -6262,13 +10838,175 @@
         <w:rPr>
           <w:b/>
         </w:rPr>
-        <w:t>9.</w:t>
+        <w:t>8.</w:t>
       </w:r>
       <w:r>
         <w:t xml:space="preserve"> </w:t>
       </w:r>
       <w:r>
-        <w:t>φ(x)|0⟩ = ∫d³q/(2π)³(2E_q)^(−1/2)e^(iq·x)a_q†|0⟩. Then ⟨p|φ(x)|0⟩ = √(2E_p)∫d³q/(2π)³(2E_q)^(−1/2)e^(iq·x)⟨0|a_pa_q†|0⟩ = √(2E_p)∫d³q/(2π)³(2E_q)^(−1/2)e^(iq·x)(2π)³δ³(p − q) = √(2E_p)(2E_p)^(−1/2)e^(ip·x) = e^(ip·x).</w:t>
+        <w:t>Under a boost along z with velocity v, E′ = γ(E + vp</w:t>
+      </w:r>
+      <w:r>
+        <w:rPr>
+          <w:vertAlign w:val="subscript"/>
+        </w:rPr>
+        <w:t>z</w:t>
+      </w:r>
+      <w:r>
+        <w:t>) and p</w:t>
+      </w:r>
+      <w:r>
+        <w:rPr>
+          <w:vertAlign w:val="subscript"/>
+        </w:rPr>
+        <w:t>z′</w:t>
+      </w:r>
+      <w:r>
+        <w:t xml:space="preserve"> = γ(p</w:t>
+      </w:r>
+      <w:r>
+        <w:rPr>
+          <w:vertAlign w:val="subscript"/>
+        </w:rPr>
+        <w:t>z</w:t>
+      </w:r>
+      <w:r>
+        <w:t xml:space="preserve"> + vE), with p</w:t>
+      </w:r>
+      <w:r>
+        <w:rPr>
+          <w:vertAlign w:val="subscript"/>
+        </w:rPr>
+        <w:t>x</w:t>
+      </w:r>
+      <w:r>
+        <w:t xml:space="preserve"> and p</w:t>
+      </w:r>
+      <w:r>
+        <w:rPr>
+          <w:vertAlign w:val="subscript"/>
+        </w:rPr>
+        <w:t>y</w:t>
+      </w:r>
+      <w:r>
+        <w:t xml:space="preserve"> unchanged. At fixed p</w:t>
+      </w:r>
+      <w:r>
+        <w:rPr>
+          <w:vertAlign w:val="subscript"/>
+        </w:rPr>
+        <w:t>x</w:t>
+      </w:r>
+      <w:r>
+        <w:t xml:space="preserve"> and p</w:t>
+      </w:r>
+      <w:r>
+        <w:rPr>
+          <w:vertAlign w:val="subscript"/>
+        </w:rPr>
+        <w:t>y</w:t>
+      </w:r>
+      <w:r>
+        <w:t>, dE = (p</w:t>
+      </w:r>
+      <w:r>
+        <w:rPr>
+          <w:vertAlign w:val="subscript"/>
+        </w:rPr>
+        <w:t>z</w:t>
+      </w:r>
+      <w:r>
+        <w:t>/E)dp</w:t>
+      </w:r>
+      <w:r>
+        <w:rPr>
+          <w:vertAlign w:val="subscript"/>
+        </w:rPr>
+        <w:t>z</w:t>
+      </w:r>
+      <w:r>
+        <w:t>, so dp</w:t>
+      </w:r>
+      <w:r>
+        <w:rPr>
+          <w:vertAlign w:val="subscript"/>
+        </w:rPr>
+        <w:t>z′</w:t>
+      </w:r>
+      <w:r>
+        <w:t xml:space="preserve"> = γ(dp</w:t>
+      </w:r>
+      <w:r>
+        <w:rPr>
+          <w:vertAlign w:val="subscript"/>
+        </w:rPr>
+        <w:t>z</w:t>
+      </w:r>
+      <w:r>
+        <w:t xml:space="preserve"> + v dE) = γ(1 + vp</w:t>
+      </w:r>
+      <w:r>
+        <w:rPr>
+          <w:vertAlign w:val="subscript"/>
+        </w:rPr>
+        <w:t>z</w:t>
+      </w:r>
+      <w:r>
+        <w:t>/E)dp</w:t>
+      </w:r>
+      <w:r>
+        <w:rPr>
+          <w:vertAlign w:val="subscript"/>
+        </w:rPr>
+        <w:t>z</w:t>
+      </w:r>
+      <w:r>
+        <w:t xml:space="preserve"> = (γ(E + vp</w:t>
+      </w:r>
+      <w:r>
+        <w:rPr>
+          <w:vertAlign w:val="subscript"/>
+        </w:rPr>
+        <w:t>z</w:t>
+      </w:r>
+      <w:r>
+        <w:t>)/E)dp</w:t>
+      </w:r>
+      <w:r>
+        <w:rPr>
+          <w:vertAlign w:val="subscript"/>
+        </w:rPr>
+        <w:t>z</w:t>
+      </w:r>
+      <w:r>
+        <w:t xml:space="preserve"> = (E′/E)dp</w:t>
+      </w:r>
+      <w:r>
+        <w:rPr>
+          <w:vertAlign w:val="subscript"/>
+        </w:rPr>
+        <w:t>z</w:t>
+      </w:r>
+      <w:r>
+        <w:t>. Hence dp</w:t>
+      </w:r>
+      <w:r>
+        <w:rPr>
+          <w:vertAlign w:val="subscript"/>
+        </w:rPr>
+        <w:t>z′</w:t>
+      </w:r>
+      <w:r>
+        <w:t>/E′ = dp</w:t>
+      </w:r>
+      <w:r>
+        <w:rPr>
+          <w:vertAlign w:val="subscript"/>
+        </w:rPr>
+        <w:t>z</w:t>
+      </w:r>
+      <w:r>
+        <w:t>/E, and d³p/E is invariant. The delta function is defined by ∫d³p δ³(p − q)f(p) = f(q). Writing d³p = E(d³p/E), this reads ∫(d³p/E)[Eδ³(p − q)]f(p) = f(q). The measure d³p/E is invariant and the value f(q) is the same in every frame, so the combination Eδ³(p − q) must be the same in every frame.</w:t>
       </w:r>
     </w:p>
     <w:p>
@@ -6276,13 +11014,184 @@
         <w:rPr>
           <w:b/>
         </w:rPr>
-        <w:t>10.</w:t>
+        <w:t>9.</w:t>
       </w:r>
       <w:r>
         <w:t xml:space="preserve"> </w:t>
       </w:r>
       <w:r>
-        <w:t>In the normal-ordered form H = ∫E_pa_p†a_p, a_p|0⟩ = 0 gives H|0⟩ = 0. The unordered Hamiltonian differs by the constant ∫d³p(1/2)E_pδ³(0), which adds the same amount to every state, so differences of energy between states, the only observable quantities, are unchanged.</w:t>
+        <w:t>φ(x)|0⟩ = ∫d³q/(2π)³(2E</w:t>
+      </w:r>
+      <w:r>
+        <w:rPr>
+          <w:vertAlign w:val="subscript"/>
+        </w:rPr>
+        <w:t>q</w:t>
+      </w:r>
+      <w:r>
+        <w:t>)</w:t>
+      </w:r>
+      <w:r>
+        <w:rPr>
+          <w:vertAlign w:val="superscript"/>
+        </w:rPr>
+        <w:t>−1/2</w:t>
+      </w:r>
+      <w:r>
+        <w:t>e</w:t>
+      </w:r>
+      <w:r>
+        <w:rPr>
+          <w:vertAlign w:val="superscript"/>
+        </w:rPr>
+        <w:t>iq·x</w:t>
+      </w:r>
+      <w:r>
+        <w:t>a</w:t>
+      </w:r>
+      <w:r>
+        <w:rPr>
+          <w:vertAlign w:val="subscript"/>
+        </w:rPr>
+        <w:t>q†</w:t>
+      </w:r>
+      <w:r>
+        <w:t>|0⟩. Then ⟨p|φ(x)|0⟩ = √(2E</w:t>
+      </w:r>
+      <w:r>
+        <w:rPr>
+          <w:vertAlign w:val="subscript"/>
+        </w:rPr>
+        <w:t>p</w:t>
+      </w:r>
+      <w:r>
+        <w:t>)∫d³q/(2π)³(2E</w:t>
+      </w:r>
+      <w:r>
+        <w:rPr>
+          <w:vertAlign w:val="subscript"/>
+        </w:rPr>
+        <w:t>q</w:t>
+      </w:r>
+      <w:r>
+        <w:t>)</w:t>
+      </w:r>
+      <w:r>
+        <w:rPr>
+          <w:vertAlign w:val="superscript"/>
+        </w:rPr>
+        <w:t>−1/2</w:t>
+      </w:r>
+      <w:r>
+        <w:t>e</w:t>
+      </w:r>
+      <w:r>
+        <w:rPr>
+          <w:vertAlign w:val="superscript"/>
+        </w:rPr>
+        <w:t>iq·x</w:t>
+      </w:r>
+      <w:r>
+        <w:t>⟨0|a</w:t>
+      </w:r>
+      <w:r>
+        <w:rPr>
+          <w:vertAlign w:val="subscript"/>
+        </w:rPr>
+        <w:t>p</w:t>
+      </w:r>
+      <w:r>
+        <w:t>a</w:t>
+      </w:r>
+      <w:r>
+        <w:rPr>
+          <w:vertAlign w:val="subscript"/>
+        </w:rPr>
+        <w:t>q†</w:t>
+      </w:r>
+      <w:r>
+        <w:t>|0⟩ = √(2E</w:t>
+      </w:r>
+      <w:r>
+        <w:rPr>
+          <w:vertAlign w:val="subscript"/>
+        </w:rPr>
+        <w:t>p</w:t>
+      </w:r>
+      <w:r>
+        <w:t>)∫d³q/(2π)³(2E</w:t>
+      </w:r>
+      <w:r>
+        <w:rPr>
+          <w:vertAlign w:val="subscript"/>
+        </w:rPr>
+        <w:t>q</w:t>
+      </w:r>
+      <w:r>
+        <w:t>)</w:t>
+      </w:r>
+      <w:r>
+        <w:rPr>
+          <w:vertAlign w:val="superscript"/>
+        </w:rPr>
+        <w:t>−1/2</w:t>
+      </w:r>
+      <w:r>
+        <w:t>e</w:t>
+      </w:r>
+      <w:r>
+        <w:rPr>
+          <w:vertAlign w:val="superscript"/>
+        </w:rPr>
+        <w:t>iq·x</w:t>
+      </w:r>
+      <w:r>
+        <w:t>(2π)³δ³(p − q) = √(2E</w:t>
+      </w:r>
+      <w:r>
+        <w:rPr>
+          <w:vertAlign w:val="subscript"/>
+        </w:rPr>
+        <w:t>p</w:t>
+      </w:r>
+      <w:r>
+        <w:t>)(2E</w:t>
+      </w:r>
+      <w:r>
+        <w:rPr>
+          <w:vertAlign w:val="subscript"/>
+        </w:rPr>
+        <w:t>p</w:t>
+      </w:r>
+      <w:r>
+        <w:t>)</w:t>
+      </w:r>
+      <w:r>
+        <w:rPr>
+          <w:vertAlign w:val="superscript"/>
+        </w:rPr>
+        <w:t>−1/2</w:t>
+      </w:r>
+      <w:r>
+        <w:t>e</w:t>
+      </w:r>
+      <w:r>
+        <w:rPr>
+          <w:vertAlign w:val="superscript"/>
+        </w:rPr>
+        <w:t>ip·x</w:t>
+      </w:r>
+      <w:r>
+        <w:t xml:space="preserve"> = e</w:t>
+      </w:r>
+      <w:r>
+        <w:rPr>
+          <w:vertAlign w:val="superscript"/>
+        </w:rPr>
+        <w:t>ip·x</w:t>
+      </w:r>
+      <w:r>
+        <w:t>.</w:t>
       </w:r>
     </w:p>
     <w:p>
@@ -6290,13 +11199,58 @@
         <w:rPr>
           <w:b/>
         </w:rPr>
-        <w:t>11.</w:t>
+        <w:t>10.</w:t>
       </w:r>
       <w:r>
         <w:t xml:space="preserve"> </w:t>
       </w:r>
       <w:r>
-        <w:t>Let f(t) = e^(iHt)a_pe^(−iHt). Then df/dt = ie^(iHt)[H, a_p]e^(−iHt) = −iE_pf, so f(t) = f(0)e^(−iE_pt) = a_pe^(−iE_pt). Similarly a_p†(t) = a_p†e^(iE_pt). Substituting these into the mode expansion at t = 0 gives the expansion with e^(∓iE_pt), so the expansion of Section 2.1 is the Heisenberg field.</w:t>
+        <w:t>In the normal-ordered form H = ∫E</w:t>
+      </w:r>
+      <w:r>
+        <w:rPr>
+          <w:vertAlign w:val="subscript"/>
+        </w:rPr>
+        <w:t>p</w:t>
+      </w:r>
+      <w:r>
+        <w:t>a</w:t>
+      </w:r>
+      <w:r>
+        <w:rPr>
+          <w:vertAlign w:val="subscript"/>
+        </w:rPr>
+        <w:t>p†</w:t>
+      </w:r>
+      <w:r>
+        <w:t>a</w:t>
+      </w:r>
+      <w:r>
+        <w:rPr>
+          <w:vertAlign w:val="subscript"/>
+        </w:rPr>
+        <w:t>p</w:t>
+      </w:r>
+      <w:r>
+        <w:t>, a</w:t>
+      </w:r>
+      <w:r>
+        <w:rPr>
+          <w:vertAlign w:val="subscript"/>
+        </w:rPr>
+        <w:t>p</w:t>
+      </w:r>
+      <w:r>
+        <w:t>|0⟩ = 0 gives H|0⟩ = 0. The unordered Hamiltonian differs by the constant ∫d³p(1/2)E</w:t>
+      </w:r>
+      <w:r>
+        <w:rPr>
+          <w:vertAlign w:val="subscript"/>
+        </w:rPr>
+        <w:t>p</w:t>
+      </w:r>
+      <w:r>
+        <w:t>δ³(0), which adds the same amount to every state, so differences of energy between states, the only observable quantities, are unchanged.</w:t>
       </w:r>
     </w:p>
     <w:p>
@@ -6304,13 +11258,139 @@
         <w:rPr>
           <w:b/>
         </w:rPr>
-        <w:t>12.</w:t>
+        <w:t>11.</w:t>
       </w:r>
       <w:r>
         <w:t xml:space="preserve"> </w:t>
       </w:r>
       <w:r>
-        <w:t>With H = ∫d³y[(1/2)π² + (1/2)(∇φ)² + (1/2)m²φ²], only π² fails to commute with φ(x): [π(y)², φ(x)] = π(y)[π(y), φ(x)] + [π(y), φ(x)]π(y) = −2iδ³(x − y)π(y), so [H, φ(x)] = (1/2)(−2i)π(x) = −iπ(x), and i[H, φ] = π. For π, [φ(y), π(x)] = iδ³(x − y) gives [(1/2)m²φ(y)², π(x)] = m²φ(x)iδ³, so the mass term contributes i(i m²φ) = −m²φ. For the gradient term, [∫d³y(1/2)(∇φ)², π(x)] = ∫d³y ∇φ(y)·∇_y(iδ³(y − x)) = −i∇²φ(x), integrating by parts, so it contributes i(−i∇²φ) = ∇²φ. Hence i[H, π] = ∇²φ − m²φ. Then φ̈ = π̇ = ∇²φ − m²φ, that is (□ + m²)φ = 0.</w:t>
+        <w:t>Let f(t) = e</w:t>
+      </w:r>
+      <w:r>
+        <w:rPr>
+          <w:vertAlign w:val="superscript"/>
+        </w:rPr>
+        <w:t>iHt</w:t>
+      </w:r>
+      <w:r>
+        <w:t>a</w:t>
+      </w:r>
+      <w:r>
+        <w:rPr>
+          <w:vertAlign w:val="subscript"/>
+        </w:rPr>
+        <w:t>p</w:t>
+      </w:r>
+      <w:r>
+        <w:t>e</w:t>
+      </w:r>
+      <w:r>
+        <w:rPr>
+          <w:vertAlign w:val="superscript"/>
+        </w:rPr>
+        <w:t>−iHt</w:t>
+      </w:r>
+      <w:r>
+        <w:t>. Then df/dt = ie</w:t>
+      </w:r>
+      <w:r>
+        <w:rPr>
+          <w:vertAlign w:val="superscript"/>
+        </w:rPr>
+        <w:t>iHt</w:t>
+      </w:r>
+      <w:r>
+        <w:t>[H, a</w:t>
+      </w:r>
+      <w:r>
+        <w:rPr>
+          <w:vertAlign w:val="subscript"/>
+        </w:rPr>
+        <w:t>p</w:t>
+      </w:r>
+      <w:r>
+        <w:t>]e</w:t>
+      </w:r>
+      <w:r>
+        <w:rPr>
+          <w:vertAlign w:val="superscript"/>
+        </w:rPr>
+        <w:t>−iHt</w:t>
+      </w:r>
+      <w:r>
+        <w:t xml:space="preserve"> = −iE</w:t>
+      </w:r>
+      <w:r>
+        <w:rPr>
+          <w:vertAlign w:val="subscript"/>
+        </w:rPr>
+        <w:t>p</w:t>
+      </w:r>
+      <w:r>
+        <w:t>f, so f(t) = f(0)e</w:t>
+      </w:r>
+      <w:r>
+        <w:rPr>
+          <w:vertAlign w:val="superscript"/>
+        </w:rPr>
+        <w:t>−iEₚt</w:t>
+      </w:r>
+      <w:r>
+        <w:t xml:space="preserve"> = a</w:t>
+      </w:r>
+      <w:r>
+        <w:rPr>
+          <w:vertAlign w:val="subscript"/>
+        </w:rPr>
+        <w:t>p</w:t>
+      </w:r>
+      <w:r>
+        <w:t>e</w:t>
+      </w:r>
+      <w:r>
+        <w:rPr>
+          <w:vertAlign w:val="superscript"/>
+        </w:rPr>
+        <w:t>−iEₚt</w:t>
+      </w:r>
+      <w:r>
+        <w:t>. Similarly a</w:t>
+      </w:r>
+      <w:r>
+        <w:rPr>
+          <w:vertAlign w:val="subscript"/>
+        </w:rPr>
+        <w:t>p†</w:t>
+      </w:r>
+      <w:r>
+        <w:t>(t) = a</w:t>
+      </w:r>
+      <w:r>
+        <w:rPr>
+          <w:vertAlign w:val="subscript"/>
+        </w:rPr>
+        <w:t>p†</w:t>
+      </w:r>
+      <w:r>
+        <w:t>e</w:t>
+      </w:r>
+      <w:r>
+        <w:rPr>
+          <w:vertAlign w:val="superscript"/>
+        </w:rPr>
+        <w:t>iEₚt</w:t>
+      </w:r>
+      <w:r>
+        <w:t>. Substituting these into the mode expansion at t = 0 gives the expansion with e</w:t>
+      </w:r>
+      <w:r>
+        <w:rPr>
+          <w:vertAlign w:val="superscript"/>
+        </w:rPr>
+        <w:t>∓iEₚt</w:t>
+      </w:r>
+      <w:r>
+        <w:t>, so the expansion of Section 2.1 is the Heisenberg field.</w:t>
       </w:r>
     </w:p>
     <w:p>
@@ -6318,13 +11398,22 @@
         <w:rPr>
           <w:b/>
         </w:rPr>
-        <w:t>13.</w:t>
+        <w:t>12.</w:t>
       </w:r>
       <w:r>
         <w:t xml:space="preserve"> </w:t>
       </w:r>
       <w:r>
-        <w:t>For (x − y)² &lt; 0, boost to the frame in which the time coordinates coincide, so that x − y = (0, r), and then rotate by π about an axis perpendicular to r; this takes (0, r) to (0, −r), that is x − y to −(x − y), and is a proper orthochronous Lorentz transformation. Since D(Λz) = D(z), D(x − y) = D(y − x). The commutator [φ(x), φ(y)] is a c-number because it is built from [a_p, a_q†] = (2π)³δ³(p − q), which is a number, so [φ(x), φ(y)] = (D(x − y) − D(y − x))·1.</w:t>
+        <w:t>With H = ∫d³y[(1/2)π² + (1/2)(∇φ)² + (1/2)m²φ²], only π² fails to commute with φ(x): [π(y)², φ(x)] = π(y)[π(y), φ(x)] + [π(y), φ(x)]π(y) = −2iδ³(x − y)π(y), so [H, φ(x)] = (1/2)(−2i)π(x) = −iπ(x), and i[H, φ] = π. For π, [φ(y), π(x)] = iδ³(x − y) gives [(1/2)m²φ(y)², π(x)] = m²φ(x)iδ³, so the mass term contributes i(i m²φ) = −m²φ. For the gradient term, [∫d³y(1/2)(∇φ)², π(x)] = ∫d³y ∇φ(y)·∇</w:t>
+      </w:r>
+      <w:r>
+        <w:rPr>
+          <w:vertAlign w:val="subscript"/>
+        </w:rPr>
+        <w:t>y</w:t>
+      </w:r>
+      <w:r>
+        <w:t>(iδ³(y − x)) = −i∇²φ(x), integrating by parts, so it contributes i(−i∇²φ) = ∇²φ. Hence i[H, π] = ∇²φ − m²φ. Then φ̈ = π̇ = ∇²φ − m²φ, that is (□ + m²)φ = 0.</w:t>
       </w:r>
     </w:p>
     <w:p>
@@ -6332,13 +11421,31 @@
         <w:rPr>
           <w:b/>
         </w:rPr>
-        <w:t>14.</w:t>
+        <w:t>13.</w:t>
       </w:r>
       <w:r>
         <w:t xml:space="preserve"> </w:t>
       </w:r>
       <w:r>
-        <w:t>[φ(x), φ†(y)] = ∫∫(2E_p2E_q)^(−1/2){[a_p, a_q†]e^(−ip·x+iq·y) + [b_p†, b_q]e^(ip·x−iq·y)}/(2π)⁶. With [a_p, a_q†] = (2π)³δ³ and [b_p†, b_q] = −(2π)³δ³, this is ∫d³p/((2π)³2E_p)(e^(−ip·(x−y)) − e^(ip·(x−y))) = D(x − y) − D(y − x). For [φ(x), φ(y)], the commutators [a_p, b_q†], [a_p, a_q], [b_p†, b_q†], and [a_p, b_q] all vanish, so [φ(x), φ(y)] = 0.</w:t>
+        <w:t>For (x − y)² &lt; 0, boost to the frame in which the time coordinates coincide, so that x − y = (0, r), and then rotate by π about an axis perpendicular to r; this takes (0, r) to (0, −r), that is x − y to −(x − y), and is a proper orthochronous Lorentz transformation. Since D(Λz) = D(z), D(x − y) = D(y − x). The commutator [φ(x), φ(y)] is a c-number because it is built from [a</w:t>
+      </w:r>
+      <w:r>
+        <w:rPr>
+          <w:vertAlign w:val="subscript"/>
+        </w:rPr>
+        <w:t>p</w:t>
+      </w:r>
+      <w:r>
+        <w:t>, a</w:t>
+      </w:r>
+      <w:r>
+        <w:rPr>
+          <w:vertAlign w:val="subscript"/>
+        </w:rPr>
+        <w:t>q†</w:t>
+      </w:r>
+      <w:r>
+        <w:t>] = (2π)³δ³(p − q), which is a number, so [φ(x), φ(y)] = (D(x − y) − D(y − x))·1.</w:t>
       </w:r>
     </w:p>
     <w:p>
@@ -6346,13 +11453,229 @@
         <w:rPr>
           <w:b/>
         </w:rPr>
-        <w:t>15.</w:t>
+        <w:t>14.</w:t>
       </w:r>
       <w:r>
         <w:t xml:space="preserve"> </w:t>
       </w:r>
       <w:r>
-        <w:t>With [a_q†a_q, a_p†] = a_q†(2π)³δ³(q − p), [∫qa_q†a_q, a_p†] gives [Q, a_p†] = qa_p†. For the b term, [−b_q†b_q, b_p†] = −b_q†(2π)³δ³(q − p), so [Q, b_p†] = −qb_p†. The operator φ contains a_p, for which [Q, a_p] = −qa_p, and b_p†, for which [Q, b_p†] = −qb_p†, so [Q, φ] = −qφ, as in Lesson 31, Section 2.1.</w:t>
+        <w:t>[φ(x), φ†(y)] = ∫∫(2E</w:t>
+      </w:r>
+      <w:r>
+        <w:rPr>
+          <w:vertAlign w:val="subscript"/>
+        </w:rPr>
+        <w:t>p</w:t>
+      </w:r>
+      <w:r>
+        <w:t>2E</w:t>
+      </w:r>
+      <w:r>
+        <w:rPr>
+          <w:vertAlign w:val="subscript"/>
+        </w:rPr>
+        <w:t>q</w:t>
+      </w:r>
+      <w:r>
+        <w:t>)</w:t>
+      </w:r>
+      <w:r>
+        <w:rPr>
+          <w:vertAlign w:val="superscript"/>
+        </w:rPr>
+        <w:t>−1/2</w:t>
+      </w:r>
+      <w:r>
+        <w:t>{[a</w:t>
+      </w:r>
+      <w:r>
+        <w:rPr>
+          <w:vertAlign w:val="subscript"/>
+        </w:rPr>
+        <w:t>p</w:t>
+      </w:r>
+      <w:r>
+        <w:t>, a</w:t>
+      </w:r>
+      <w:r>
+        <w:rPr>
+          <w:vertAlign w:val="subscript"/>
+        </w:rPr>
+        <w:t>q†</w:t>
+      </w:r>
+      <w:r>
+        <w:t>]e</w:t>
+      </w:r>
+      <w:r>
+        <w:rPr>
+          <w:vertAlign w:val="superscript"/>
+        </w:rPr>
+        <w:t>−ip·x+iq·y</w:t>
+      </w:r>
+      <w:r>
+        <w:t xml:space="preserve"> + [b</w:t>
+      </w:r>
+      <w:r>
+        <w:rPr>
+          <w:vertAlign w:val="subscript"/>
+        </w:rPr>
+        <w:t>p†</w:t>
+      </w:r>
+      <w:r>
+        <w:t>, b</w:t>
+      </w:r>
+      <w:r>
+        <w:rPr>
+          <w:vertAlign w:val="subscript"/>
+        </w:rPr>
+        <w:t>q</w:t>
+      </w:r>
+      <w:r>
+        <w:t>]e</w:t>
+      </w:r>
+      <w:r>
+        <w:rPr>
+          <w:vertAlign w:val="superscript"/>
+        </w:rPr>
+        <w:t>ip·x−iq·y</w:t>
+      </w:r>
+      <w:r>
+        <w:t>}/(2π)⁶. With [a</w:t>
+      </w:r>
+      <w:r>
+        <w:rPr>
+          <w:vertAlign w:val="subscript"/>
+        </w:rPr>
+        <w:t>p</w:t>
+      </w:r>
+      <w:r>
+        <w:t>, a</w:t>
+      </w:r>
+      <w:r>
+        <w:rPr>
+          <w:vertAlign w:val="subscript"/>
+        </w:rPr>
+        <w:t>q†</w:t>
+      </w:r>
+      <w:r>
+        <w:t>] = (2π)³δ³ and [b</w:t>
+      </w:r>
+      <w:r>
+        <w:rPr>
+          <w:vertAlign w:val="subscript"/>
+        </w:rPr>
+        <w:t>p†</w:t>
+      </w:r>
+      <w:r>
+        <w:t>, b</w:t>
+      </w:r>
+      <w:r>
+        <w:rPr>
+          <w:vertAlign w:val="subscript"/>
+        </w:rPr>
+        <w:t>q</w:t>
+      </w:r>
+      <w:r>
+        <w:t>] = −(2π)³δ³, this is ∫d³p/((2π)³2E</w:t>
+      </w:r>
+      <w:r>
+        <w:rPr>
+          <w:vertAlign w:val="subscript"/>
+        </w:rPr>
+        <w:t>p</w:t>
+      </w:r>
+      <w:r>
+        <w:t>)(e</w:t>
+      </w:r>
+      <w:r>
+        <w:rPr>
+          <w:vertAlign w:val="superscript"/>
+        </w:rPr>
+        <w:t>−ip·(x−y)</w:t>
+      </w:r>
+      <w:r>
+        <w:t xml:space="preserve"> − e</w:t>
+      </w:r>
+      <w:r>
+        <w:rPr>
+          <w:vertAlign w:val="superscript"/>
+        </w:rPr>
+        <w:t>ip·(x−y)</w:t>
+      </w:r>
+      <w:r>
+        <w:t>) = D(x − y) − D(y − x). For [φ(x), φ(y)], the commutators [a</w:t>
+      </w:r>
+      <w:r>
+        <w:rPr>
+          <w:vertAlign w:val="subscript"/>
+        </w:rPr>
+        <w:t>p</w:t>
+      </w:r>
+      <w:r>
+        <w:t>, b</w:t>
+      </w:r>
+      <w:r>
+        <w:rPr>
+          <w:vertAlign w:val="subscript"/>
+        </w:rPr>
+        <w:t>q†</w:t>
+      </w:r>
+      <w:r>
+        <w:t>], [a</w:t>
+      </w:r>
+      <w:r>
+        <w:rPr>
+          <w:vertAlign w:val="subscript"/>
+        </w:rPr>
+        <w:t>p</w:t>
+      </w:r>
+      <w:r>
+        <w:t>, a</w:t>
+      </w:r>
+      <w:r>
+        <w:rPr>
+          <w:vertAlign w:val="subscript"/>
+        </w:rPr>
+        <w:t>q</w:t>
+      </w:r>
+      <w:r>
+        <w:t>], [b</w:t>
+      </w:r>
+      <w:r>
+        <w:rPr>
+          <w:vertAlign w:val="subscript"/>
+        </w:rPr>
+        <w:t>p†</w:t>
+      </w:r>
+      <w:r>
+        <w:t>, b</w:t>
+      </w:r>
+      <w:r>
+        <w:rPr>
+          <w:vertAlign w:val="subscript"/>
+        </w:rPr>
+        <w:t>q†</w:t>
+      </w:r>
+      <w:r>
+        <w:t>], and [a</w:t>
+      </w:r>
+      <w:r>
+        <w:rPr>
+          <w:vertAlign w:val="subscript"/>
+        </w:rPr>
+        <w:t>p</w:t>
+      </w:r>
+      <w:r>
+        <w:t>, b</w:t>
+      </w:r>
+      <w:r>
+        <w:rPr>
+          <w:vertAlign w:val="subscript"/>
+        </w:rPr>
+        <w:t>q</w:t>
+      </w:r>
+      <w:r>
+        <w:t>] all vanish, so [φ(x), φ(y)] = 0.</w:t>
       </w:r>
     </w:p>
     <w:p>
@@ -6360,13 +11683,414 @@
         <w:rPr>
           <w:b/>
         </w:rPr>
+        <w:t>15.</w:t>
+      </w:r>
+      <w:r>
+        <w:t xml:space="preserve"> </w:t>
+      </w:r>
+      <w:r>
+        <w:t>With [a</w:t>
+      </w:r>
+      <w:r>
+        <w:rPr>
+          <w:vertAlign w:val="subscript"/>
+        </w:rPr>
+        <w:t>q†</w:t>
+      </w:r>
+      <w:r>
+        <w:t>a</w:t>
+      </w:r>
+      <w:r>
+        <w:rPr>
+          <w:vertAlign w:val="subscript"/>
+        </w:rPr>
+        <w:t>q</w:t>
+      </w:r>
+      <w:r>
+        <w:t>, a</w:t>
+      </w:r>
+      <w:r>
+        <w:rPr>
+          <w:vertAlign w:val="subscript"/>
+        </w:rPr>
+        <w:t>p†</w:t>
+      </w:r>
+      <w:r>
+        <w:t>] = a</w:t>
+      </w:r>
+      <w:r>
+        <w:rPr>
+          <w:vertAlign w:val="subscript"/>
+        </w:rPr>
+        <w:t>q†</w:t>
+      </w:r>
+      <w:r>
+        <w:t>(2π)³δ³(q − p), [∫qa</w:t>
+      </w:r>
+      <w:r>
+        <w:rPr>
+          <w:vertAlign w:val="subscript"/>
+        </w:rPr>
+        <w:t>q†</w:t>
+      </w:r>
+      <w:r>
+        <w:t>a</w:t>
+      </w:r>
+      <w:r>
+        <w:rPr>
+          <w:vertAlign w:val="subscript"/>
+        </w:rPr>
+        <w:t>q</w:t>
+      </w:r>
+      <w:r>
+        <w:t>, a</w:t>
+      </w:r>
+      <w:r>
+        <w:rPr>
+          <w:vertAlign w:val="subscript"/>
+        </w:rPr>
+        <w:t>p†</w:t>
+      </w:r>
+      <w:r>
+        <w:t>] gives [Q, a</w:t>
+      </w:r>
+      <w:r>
+        <w:rPr>
+          <w:vertAlign w:val="subscript"/>
+        </w:rPr>
+        <w:t>p†</w:t>
+      </w:r>
+      <w:r>
+        <w:t>] = qa</w:t>
+      </w:r>
+      <w:r>
+        <w:rPr>
+          <w:vertAlign w:val="subscript"/>
+        </w:rPr>
+        <w:t>p†</w:t>
+      </w:r>
+      <w:r>
+        <w:t>. For the b term, [−b</w:t>
+      </w:r>
+      <w:r>
+        <w:rPr>
+          <w:vertAlign w:val="subscript"/>
+        </w:rPr>
+        <w:t>q†</w:t>
+      </w:r>
+      <w:r>
+        <w:t>b</w:t>
+      </w:r>
+      <w:r>
+        <w:rPr>
+          <w:vertAlign w:val="subscript"/>
+        </w:rPr>
+        <w:t>q</w:t>
+      </w:r>
+      <w:r>
+        <w:t>, b</w:t>
+      </w:r>
+      <w:r>
+        <w:rPr>
+          <w:vertAlign w:val="subscript"/>
+        </w:rPr>
+        <w:t>p†</w:t>
+      </w:r>
+      <w:r>
+        <w:t>] = −b</w:t>
+      </w:r>
+      <w:r>
+        <w:rPr>
+          <w:vertAlign w:val="subscript"/>
+        </w:rPr>
+        <w:t>q†</w:t>
+      </w:r>
+      <w:r>
+        <w:t>(2π)³δ³(q − p), so [Q, b</w:t>
+      </w:r>
+      <w:r>
+        <w:rPr>
+          <w:vertAlign w:val="subscript"/>
+        </w:rPr>
+        <w:t>p†</w:t>
+      </w:r>
+      <w:r>
+        <w:t>] = −qb</w:t>
+      </w:r>
+      <w:r>
+        <w:rPr>
+          <w:vertAlign w:val="subscript"/>
+        </w:rPr>
+        <w:t>p†</w:t>
+      </w:r>
+      <w:r>
+        <w:t>. The operator φ contains a</w:t>
+      </w:r>
+      <w:r>
+        <w:rPr>
+          <w:vertAlign w:val="subscript"/>
+        </w:rPr>
+        <w:t>p</w:t>
+      </w:r>
+      <w:r>
+        <w:t>, for which [Q, a</w:t>
+      </w:r>
+      <w:r>
+        <w:rPr>
+          <w:vertAlign w:val="subscript"/>
+        </w:rPr>
+        <w:t>p</w:t>
+      </w:r>
+      <w:r>
+        <w:t>] = −qa</w:t>
+      </w:r>
+      <w:r>
+        <w:rPr>
+          <w:vertAlign w:val="subscript"/>
+        </w:rPr>
+        <w:t>p</w:t>
+      </w:r>
+      <w:r>
+        <w:t>, and b</w:t>
+      </w:r>
+      <w:r>
+        <w:rPr>
+          <w:vertAlign w:val="subscript"/>
+        </w:rPr>
+        <w:t>p†</w:t>
+      </w:r>
+      <w:r>
+        <w:t>, for which [Q, b</w:t>
+      </w:r>
+      <w:r>
+        <w:rPr>
+          <w:vertAlign w:val="subscript"/>
+        </w:rPr>
+        <w:t>p†</w:t>
+      </w:r>
+      <w:r>
+        <w:t>] = −qb</w:t>
+      </w:r>
+      <w:r>
+        <w:rPr>
+          <w:vertAlign w:val="subscript"/>
+        </w:rPr>
+        <w:t>p†</w:t>
+      </w:r>
+      <w:r>
+        <w:t>, so [Q, φ] = −qφ, as in Lesson 31, Section 2.1.</w:t>
+      </w:r>
+    </w:p>
+    <w:p>
+      <w:r>
+        <w:rPr>
+          <w:b/>
+        </w:rPr>
         <w:t>16.</w:t>
       </w:r>
       <w:r>
         <w:t xml:space="preserve"> </w:t>
       </w:r>
       <w:r>
-        <w:t>In a box of volume V the momenta are discrete and the substitutions are ∫d³p/(2π)³ → (1/V)Σ_k and (2π)³δ³(p − q) → Vδ_(kk′). Setting a_p = √V a_k gives [a_k, a_k′†] = (1/V)[a_p, a_p′†] = (1/V)Vδ_(kk′) = δ_(kk′). Then H = ∫d³p/(2π)³E_p(a_p†a_p + (1/2)(2π)³δ³(0)) → (1/V)Σ_kE_k(Va_k†a_k + V/2) = Σ_kE_k(a_k†a_k + 1/2), the Hamiltonian of a collection of oscillators, each with the zero-point energy ω_k/2, as in Lesson 25, Section 4.4, with |a|² promoted to the number operator a†a.</w:t>
+        <w:t>In a box of volume V the momenta are discrete and the substitutions are ∫d³p/(2π)³ → (1/V)Σ</w:t>
+      </w:r>
+      <w:r>
+        <w:rPr>
+          <w:vertAlign w:val="subscript"/>
+        </w:rPr>
+        <w:t>k</w:t>
+      </w:r>
+      <w:r>
+        <w:t xml:space="preserve"> and (2π)³δ³(p − q) → Vδ</w:t>
+      </w:r>
+      <w:r>
+        <w:rPr>
+          <w:vertAlign w:val="subscript"/>
+        </w:rPr>
+        <w:t>kk′</w:t>
+      </w:r>
+      <w:r>
+        <w:t>. Setting a</w:t>
+      </w:r>
+      <w:r>
+        <w:rPr>
+          <w:vertAlign w:val="subscript"/>
+        </w:rPr>
+        <w:t>p</w:t>
+      </w:r>
+      <w:r>
+        <w:t xml:space="preserve"> = √V a</w:t>
+      </w:r>
+      <w:r>
+        <w:rPr>
+          <w:vertAlign w:val="subscript"/>
+        </w:rPr>
+        <w:t>k</w:t>
+      </w:r>
+      <w:r>
+        <w:t xml:space="preserve"> gives [a</w:t>
+      </w:r>
+      <w:r>
+        <w:rPr>
+          <w:vertAlign w:val="subscript"/>
+        </w:rPr>
+        <w:t>k</w:t>
+      </w:r>
+      <w:r>
+        <w:t>, a</w:t>
+      </w:r>
+      <w:r>
+        <w:rPr>
+          <w:vertAlign w:val="subscript"/>
+        </w:rPr>
+        <w:t>k′†</w:t>
+      </w:r>
+      <w:r>
+        <w:t>] = (1/V)[a</w:t>
+      </w:r>
+      <w:r>
+        <w:rPr>
+          <w:vertAlign w:val="subscript"/>
+        </w:rPr>
+        <w:t>p</w:t>
+      </w:r>
+      <w:r>
+        <w:t>, a</w:t>
+      </w:r>
+      <w:r>
+        <w:rPr>
+          <w:vertAlign w:val="subscript"/>
+        </w:rPr>
+        <w:t>p′†</w:t>
+      </w:r>
+      <w:r>
+        <w:t>] = (1/V)Vδ</w:t>
+      </w:r>
+      <w:r>
+        <w:rPr>
+          <w:vertAlign w:val="subscript"/>
+        </w:rPr>
+        <w:t>kk′</w:t>
+      </w:r>
+      <w:r>
+        <w:t xml:space="preserve"> = δ</w:t>
+      </w:r>
+      <w:r>
+        <w:rPr>
+          <w:vertAlign w:val="subscript"/>
+        </w:rPr>
+        <w:t>kk′</w:t>
+      </w:r>
+      <w:r>
+        <w:t>. Then H = ∫d³p/(2π)³E</w:t>
+      </w:r>
+      <w:r>
+        <w:rPr>
+          <w:vertAlign w:val="subscript"/>
+        </w:rPr>
+        <w:t>p</w:t>
+      </w:r>
+      <w:r>
+        <w:t>(a</w:t>
+      </w:r>
+      <w:r>
+        <w:rPr>
+          <w:vertAlign w:val="subscript"/>
+        </w:rPr>
+        <w:t>p†</w:t>
+      </w:r>
+      <w:r>
+        <w:t>a</w:t>
+      </w:r>
+      <w:r>
+        <w:rPr>
+          <w:vertAlign w:val="subscript"/>
+        </w:rPr>
+        <w:t>p</w:t>
+      </w:r>
+      <w:r>
+        <w:t xml:space="preserve"> + (1/2)(2π)³δ³(0)) → (1/V)Σ</w:t>
+      </w:r>
+      <w:r>
+        <w:rPr>
+          <w:vertAlign w:val="subscript"/>
+        </w:rPr>
+        <w:t>k</w:t>
+      </w:r>
+      <w:r>
+        <w:t>E</w:t>
+      </w:r>
+      <w:r>
+        <w:rPr>
+          <w:vertAlign w:val="subscript"/>
+        </w:rPr>
+        <w:t>k</w:t>
+      </w:r>
+      <w:r>
+        <w:t>(Va</w:t>
+      </w:r>
+      <w:r>
+        <w:rPr>
+          <w:vertAlign w:val="subscript"/>
+        </w:rPr>
+        <w:t>k†</w:t>
+      </w:r>
+      <w:r>
+        <w:t>a</w:t>
+      </w:r>
+      <w:r>
+        <w:rPr>
+          <w:vertAlign w:val="subscript"/>
+        </w:rPr>
+        <w:t>k</w:t>
+      </w:r>
+      <w:r>
+        <w:t xml:space="preserve"> + V/2) = Σ</w:t>
+      </w:r>
+      <w:r>
+        <w:rPr>
+          <w:vertAlign w:val="subscript"/>
+        </w:rPr>
+        <w:t>k</w:t>
+      </w:r>
+      <w:r>
+        <w:t>E</w:t>
+      </w:r>
+      <w:r>
+        <w:rPr>
+          <w:vertAlign w:val="subscript"/>
+        </w:rPr>
+        <w:t>k</w:t>
+      </w:r>
+      <w:r>
+        <w:t>(a</w:t>
+      </w:r>
+      <w:r>
+        <w:rPr>
+          <w:vertAlign w:val="subscript"/>
+        </w:rPr>
+        <w:t>k†</w:t>
+      </w:r>
+      <w:r>
+        <w:t>a</w:t>
+      </w:r>
+      <w:r>
+        <w:rPr>
+          <w:vertAlign w:val="subscript"/>
+        </w:rPr>
+        <w:t>k</w:t>
+      </w:r>
+      <w:r>
+        <w:t xml:space="preserve"> + 1/2), the Hamiltonian of a collection of oscillators, each with the zero-point energy ω</w:t>
+      </w:r>
+      <w:r>
+        <w:rPr>
+          <w:vertAlign w:val="subscript"/>
+        </w:rPr>
+        <w:t>k</w:t>
+      </w:r>
+      <w:r>
+        <w:t>/2, as in Lesson 25, Section 4.4, with |a|² promoted to the number operator a†a.</w:t>
       </w:r>
     </w:p>
     <w:p>
@@ -6374,71 +12098,12 @@
         <w:pStyle w:val="Heading2"/>
       </w:pPr>
       <w:r>
-        <w:t>Mastery checklist</w:t>
+        <w:t>Mastery check</w:t>
       </w:r>
     </w:p>
     <w:p>
-      <w:pPr>
-        <w:pStyle w:val="ListBullet"/>
-      </w:pPr>
-      <w:r>
-        <w:t>I can state the canonical commutation relations for the field and write the mode expansion with operator coefficients.</w:t>
-      </w:r>
-    </w:p>
-    <w:p>
-      <w:pPr>
-        <w:pStyle w:val="ListBullet"/>
-      </w:pPr>
-      <w:r>
-        <w:t>I can derive [φ(x), π(y)] = iδ³(x − y) from [a_p, a_q†] = (2π)³δ³(p − q) and show the converse.</w:t>
-      </w:r>
-    </w:p>
-    <w:p>
-      <w:pPr>
-        <w:pStyle w:val="ListBullet"/>
-      </w:pPr>
-      <w:r>
-        <w:t>I can derive H and P in terms of the ladder operators and identify the zero-point energy.</w:t>
-      </w:r>
-    </w:p>
-    <w:p>
-      <w:pPr>
-        <w:pStyle w:val="ListBullet"/>
-      </w:pPr>
-      <w:r>
-        <w:t>I can define the vacuum and the one-particle states and show they have energy E_p and momentum p.</w:t>
-      </w:r>
-    </w:p>
-    <w:p>
-      <w:pPr>
-        <w:pStyle w:val="ListBullet"/>
-      </w:pPr>
-      <w:r>
-        <w:t>I can explain why the relativistic normalization ⟨p|q⟩ = 2E_p(2π)³δ³(p − q) is Lorentz invariant.</w:t>
-      </w:r>
-    </w:p>
-    <w:p>
-      <w:pPr>
-        <w:pStyle w:val="ListBullet"/>
-      </w:pPr>
-      <w:r>
-        <w:t>I can show that ⟨p|φ(x)|0⟩ = e^(ip·x) and interpret it.</w:t>
-      </w:r>
-    </w:p>
-    <w:p>
-      <w:pPr>
-        <w:pStyle w:val="ListBullet"/>
-      </w:pPr>
-      <w:r>
-        <w:t>I can derive the Heisenberg time dependence of the ladder operators and recover the Klein–Gordon equation as an operator equation.</w:t>
-      </w:r>
-    </w:p>
-    <w:p>
-      <w:pPr>
-        <w:pStyle w:val="ListBullet"/>
-      </w:pPr>
-      <w:r>
-        <w:t>I can show that [φ(x), φ(y)] vanishes at spacelike separation and explain the role of the antiparticle in the complex field.</w:t>
+      <w:r>
+        <w:t>Before moving on, do the Core exercises without looking at the solutions and state this lesson's main result from memory. If both go smoothly, continue; if not, reread the sections the missed exercises cite.</w:t>
       </w:r>
     </w:p>
     <w:p>
@@ -6490,7 +12155,7 @@
         <w:color w:val="5A5A5A"/>
         <w:sz w:val="16"/>
       </w:rPr>
-      <w:t>QED Course   Lesson 33</w:t>
+      <w:t>A QED Course   Lesson 33</w:t>
     </w:r>
   </w:p>
 </w:hdr>
